--- a/ies-procesos/Formalizacion-Proceso-Contable-RRHH.docx
+++ b/ies-procesos/Formalizacion-Proceso-Contable-RRHH.docx
@@ -3199,6 +3199,2760 @@
                 <w:szCs w:val="22"/>
               </w:rPr>
               <w:t xml:space="preserve">3.1   </w:t>
+            </w:r>
+            <w:r>
+              <w:rPr>
+                <w:rFonts w:ascii="Calibri" w:cs="Calibri" w:eastAsia="Calibri" w:hAnsi="Calibri"/>
+                <w:b/>
+                <w:bCs/>
+                <w:i w:val="false"/>
+                <w:iCs w:val="false"/>
+                <w:caps/>
+                <w:color w:val="FFFFFF"/>
+                <w:spacing w:val="14"/>
+                <w:sz w:val="22"/>
+                <w:szCs w:val="22"/>
+              </w:rPr>
+              <w:t xml:space="preserve">Delimitación de los tres roles centrales</w:t>
+            </w:r>
+          </w:p>
+        </w:tc>
+      </w:tr>
+    </w:tbl>
+    <w:p>
+      <w:pPr>
+        <w:spacing w:after="110"/>
+      </w:pPr>
+    </w:p>
+    <w:p>
+      <w:pPr>
+        <w:spacing w:after="95" w:before="0" w:line="264"/>
+      </w:pPr>
+      <w:r>
+        <w:rPr>
+          <w:rFonts w:ascii="Calibri" w:cs="Calibri" w:eastAsia="Calibri" w:hAnsi="Calibri"/>
+          <w:b w:val="false"/>
+          <w:bCs w:val="false"/>
+          <w:i w:val="false"/>
+          <w:iCs w:val="false"/>
+          <w:caps w:val="false"/>
+          <w:color w:val="374151"/>
+          <w:sz w:val="21"/>
+          <w:szCs w:val="21"/>
+        </w:rPr>
+        <w:t xml:space="preserve">Tesorería, Auxiliar Contable y Contaduría intervienen sobre los mismos hechos económicos, y por eso se confunden con facilidad. La diferencia no está en el tema sino en el MOMENTO en que cada una actúa y en la DECISIÓN que le corresponde tomar. Ninguna puede hacer el trabajo de la otra.</w:t>
+      </w:r>
+    </w:p>
+    <w:p>
+      <w:pPr>
+        <w:spacing w:after="100"/>
+      </w:pPr>
+    </w:p>
+    <w:tbl>
+      <w:tblPr>
+        <w:tblW w:type="dxa" w:w="9072"/>
+        <w:tblBorders>
+          <w:top w:val="single" w:color="CBD5E1" w:sz="2"/>
+          <w:left w:val="single" w:color="CBD5E1" w:sz="2"/>
+          <w:bottom w:val="single" w:color="CBD5E1" w:sz="2"/>
+          <w:right w:val="single" w:color="CBD5E1" w:sz="2"/>
+          <w:insideH w:val="single" w:color="CBD5E1" w:sz="2"/>
+          <w:insideV w:val="single" w:color="CBD5E1" w:sz="2"/>
+        </w:tblBorders>
+      </w:tblPr>
+      <w:tblGrid>
+        <w:gridCol w:w="1900"/>
+        <w:gridCol w:w="2390"/>
+        <w:gridCol w:w="2391"/>
+        <w:gridCol w:w="2391"/>
+      </w:tblGrid>
+      <w:tr>
+        <w:trPr>
+          <w:tblHeader/>
+        </w:trPr>
+        <w:tc>
+          <w:tcPr>
+            <w:tcW w:type="dxa" w:w="1900"/>
+            <w:shd w:fill="1B3A6B" w:color="auto" w:val="clear"/>
+            <w:tcMar>
+              <w:top w:type="dxa" w:w="78"/>
+              <w:left w:type="dxa" w:w="120"/>
+              <w:bottom w:type="dxa" w:w="78"/>
+              <w:right w:type="dxa" w:w="120"/>
+            </w:tcMar>
+          </w:tcPr>
+          <w:p>
+            <w:pPr>
+              <w:spacing w:after="0" w:line="230"/>
+            </w:pPr>
+            <w:r>
+              <w:rPr>
+                <w:rFonts w:ascii="Calibri" w:cs="Calibri" w:eastAsia="Calibri" w:hAnsi="Calibri"/>
+                <w:b/>
+                <w:bCs/>
+                <w:i w:val="false"/>
+                <w:iCs w:val="false"/>
+                <w:caps/>
+                <w:color w:val="FFFFFF"/>
+                <w:spacing w:val="12"/>
+                <w:sz w:val="18"/>
+                <w:szCs w:val="18"/>
+              </w:rPr>
+              <w:t xml:space="preserve">Criterio</w:t>
+            </w:r>
+          </w:p>
+        </w:tc>
+        <w:tc>
+          <w:tcPr>
+            <w:tcW w:type="dxa" w:w="2390"/>
+            <w:shd w:fill="1B3A6B" w:color="auto" w:val="clear"/>
+            <w:tcMar>
+              <w:top w:type="dxa" w:w="78"/>
+              <w:left w:type="dxa" w:w="120"/>
+              <w:bottom w:type="dxa" w:w="78"/>
+              <w:right w:type="dxa" w:w="120"/>
+            </w:tcMar>
+          </w:tcPr>
+          <w:p>
+            <w:pPr>
+              <w:spacing w:after="0" w:line="230"/>
+            </w:pPr>
+            <w:r>
+              <w:rPr>
+                <w:rFonts w:ascii="Calibri" w:cs="Calibri" w:eastAsia="Calibri" w:hAnsi="Calibri"/>
+                <w:b/>
+                <w:bCs/>
+                <w:i w:val="false"/>
+                <w:iCs w:val="false"/>
+                <w:caps/>
+                <w:color w:val="FFFFFF"/>
+                <w:spacing w:val="12"/>
+                <w:sz w:val="18"/>
+                <w:szCs w:val="18"/>
+              </w:rPr>
+              <w:t xml:space="preserve">Isnardi — Tesorería</w:t>
+            </w:r>
+          </w:p>
+        </w:tc>
+        <w:tc>
+          <w:tcPr>
+            <w:tcW w:type="dxa" w:w="2391"/>
+            <w:shd w:fill="1B3A6B" w:color="auto" w:val="clear"/>
+            <w:tcMar>
+              <w:top w:type="dxa" w:w="78"/>
+              <w:left w:type="dxa" w:w="120"/>
+              <w:bottom w:type="dxa" w:w="78"/>
+              <w:right w:type="dxa" w:w="120"/>
+            </w:tcMar>
+          </w:tcPr>
+          <w:p>
+            <w:pPr>
+              <w:spacing w:after="0" w:line="230"/>
+            </w:pPr>
+            <w:r>
+              <w:rPr>
+                <w:rFonts w:ascii="Calibri" w:cs="Calibri" w:eastAsia="Calibri" w:hAnsi="Calibri"/>
+                <w:b/>
+                <w:bCs/>
+                <w:i w:val="false"/>
+                <w:iCs w:val="false"/>
+                <w:caps/>
+                <w:color w:val="FFFFFF"/>
+                <w:spacing w:val="12"/>
+                <w:sz w:val="18"/>
+                <w:szCs w:val="18"/>
+              </w:rPr>
+              <w:t xml:space="preserve">Luis — Auxiliar Contable</w:t>
+            </w:r>
+          </w:p>
+        </w:tc>
+        <w:tc>
+          <w:tcPr>
+            <w:tcW w:type="dxa" w:w="2391"/>
+            <w:shd w:fill="1B3A6B" w:color="auto" w:val="clear"/>
+            <w:tcMar>
+              <w:top w:type="dxa" w:w="78"/>
+              <w:left w:type="dxa" w:w="120"/>
+              <w:bottom w:type="dxa" w:w="78"/>
+              <w:right w:type="dxa" w:w="120"/>
+            </w:tcMar>
+          </w:tcPr>
+          <w:p>
+            <w:pPr>
+              <w:spacing w:after="0" w:line="230"/>
+            </w:pPr>
+            <w:r>
+              <w:rPr>
+                <w:rFonts w:ascii="Calibri" w:cs="Calibri" w:eastAsia="Calibri" w:hAnsi="Calibri"/>
+                <w:b/>
+                <w:bCs/>
+                <w:i w:val="false"/>
+                <w:iCs w:val="false"/>
+                <w:caps/>
+                <w:color w:val="FFFFFF"/>
+                <w:spacing w:val="12"/>
+                <w:sz w:val="18"/>
+                <w:szCs w:val="18"/>
+              </w:rPr>
+              <w:t xml:space="preserve">Cristian — Contaduría</w:t>
+            </w:r>
+          </w:p>
+        </w:tc>
+      </w:tr>
+      <w:tr>
+        <w:tc>
+          <w:tcPr>
+            <w:tcW w:type="dxa" w:w="1900"/>
+            <w:tcMar>
+              <w:top w:type="dxa" w:w="72"/>
+              <w:left w:type="dxa" w:w="120"/>
+              <w:bottom w:type="dxa" w:w="72"/>
+              <w:right w:type="dxa" w:w="120"/>
+            </w:tcMar>
+          </w:tcPr>
+          <w:p>
+            <w:pPr>
+              <w:spacing w:after="0" w:line="238"/>
+            </w:pPr>
+            <w:r>
+              <w:rPr>
+                <w:rFonts w:ascii="Calibri" w:cs="Calibri" w:eastAsia="Calibri" w:hAnsi="Calibri"/>
+                <w:b/>
+                <w:bCs/>
+                <w:i w:val="false"/>
+                <w:iCs w:val="false"/>
+                <w:caps w:val="false"/>
+                <w:color w:val="1A2540"/>
+                <w:sz w:val="18"/>
+                <w:szCs w:val="18"/>
+              </w:rPr>
+              <w:t xml:space="preserve">Verbo que la define</w:t>
+            </w:r>
+          </w:p>
+        </w:tc>
+        <w:tc>
+          <w:tcPr>
+            <w:tcW w:type="dxa" w:w="2390"/>
+            <w:tcMar>
+              <w:top w:type="dxa" w:w="72"/>
+              <w:left w:type="dxa" w:w="120"/>
+              <w:bottom w:type="dxa" w:w="72"/>
+              <w:right w:type="dxa" w:w="120"/>
+            </w:tcMar>
+          </w:tcPr>
+          <w:p>
+            <w:pPr>
+              <w:spacing w:after="0" w:line="238"/>
+            </w:pPr>
+            <w:r>
+              <w:rPr>
+                <w:rFonts w:ascii="Calibri" w:cs="Calibri" w:eastAsia="Calibri" w:hAnsi="Calibri"/>
+                <w:b/>
+                <w:bCs/>
+                <w:i w:val="false"/>
+                <w:iCs w:val="false"/>
+                <w:caps w:val="false"/>
+                <w:color w:val="1B6B45"/>
+                <w:sz w:val="18"/>
+                <w:szCs w:val="18"/>
+              </w:rPr>
+              <w:t xml:space="preserve">EJECUTA</w:t>
+            </w:r>
+          </w:p>
+        </w:tc>
+        <w:tc>
+          <w:tcPr>
+            <w:tcW w:type="dxa" w:w="2391"/>
+            <w:tcMar>
+              <w:top w:type="dxa" w:w="72"/>
+              <w:left w:type="dxa" w:w="120"/>
+              <w:bottom w:type="dxa" w:w="72"/>
+              <w:right w:type="dxa" w:w="120"/>
+            </w:tcMar>
+          </w:tcPr>
+          <w:p>
+            <w:pPr>
+              <w:spacing w:after="0" w:line="238"/>
+            </w:pPr>
+            <w:r>
+              <w:rPr>
+                <w:rFonts w:ascii="Calibri" w:cs="Calibri" w:eastAsia="Calibri" w:hAnsi="Calibri"/>
+                <w:b/>
+                <w:bCs/>
+                <w:i w:val="false"/>
+                <w:iCs w:val="false"/>
+                <w:caps w:val="false"/>
+                <w:color w:val="1E3A8A"/>
+                <w:sz w:val="18"/>
+                <w:szCs w:val="18"/>
+              </w:rPr>
+              <w:t xml:space="preserve">REGISTRA</w:t>
+            </w:r>
+          </w:p>
+        </w:tc>
+        <w:tc>
+          <w:tcPr>
+            <w:tcW w:type="dxa" w:w="2391"/>
+            <w:tcMar>
+              <w:top w:type="dxa" w:w="72"/>
+              <w:left w:type="dxa" w:w="120"/>
+              <w:bottom w:type="dxa" w:w="72"/>
+              <w:right w:type="dxa" w:w="120"/>
+            </w:tcMar>
+          </w:tcPr>
+          <w:p>
+            <w:pPr>
+              <w:spacing w:after="0" w:line="238"/>
+            </w:pPr>
+            <w:r>
+              <w:rPr>
+                <w:rFonts w:ascii="Calibri" w:cs="Calibri" w:eastAsia="Calibri" w:hAnsi="Calibri"/>
+                <w:b/>
+                <w:bCs/>
+                <w:i w:val="false"/>
+                <w:iCs w:val="false"/>
+                <w:caps w:val="false"/>
+                <w:color w:val="5B21B6"/>
+                <w:sz w:val="18"/>
+                <w:szCs w:val="18"/>
+              </w:rPr>
+              <w:t xml:space="preserve">VALIDA Y RESPONDE</w:t>
+            </w:r>
+          </w:p>
+        </w:tc>
+      </w:tr>
+      <w:tr>
+        <w:tc>
+          <w:tcPr>
+            <w:tcW w:type="dxa" w:w="1900"/>
+            <w:shd w:fill="F5F7FA" w:color="auto" w:val="clear"/>
+            <w:tcMar>
+              <w:top w:type="dxa" w:w="72"/>
+              <w:left w:type="dxa" w:w="120"/>
+              <w:bottom w:type="dxa" w:w="72"/>
+              <w:right w:type="dxa" w:w="120"/>
+            </w:tcMar>
+          </w:tcPr>
+          <w:p>
+            <w:pPr>
+              <w:spacing w:after="0" w:line="238"/>
+            </w:pPr>
+            <w:r>
+              <w:rPr>
+                <w:rFonts w:ascii="Calibri" w:cs="Calibri" w:eastAsia="Calibri" w:hAnsi="Calibri"/>
+                <w:b/>
+                <w:bCs/>
+                <w:i w:val="false"/>
+                <w:iCs w:val="false"/>
+                <w:caps w:val="false"/>
+                <w:color w:val="1A2540"/>
+                <w:sz w:val="18"/>
+                <w:szCs w:val="18"/>
+              </w:rPr>
+              <w:t xml:space="preserve">Sobre qué actúa</w:t>
+            </w:r>
+          </w:p>
+        </w:tc>
+        <w:tc>
+          <w:tcPr>
+            <w:tcW w:type="dxa" w:w="2390"/>
+            <w:shd w:fill="F5F7FA" w:color="auto" w:val="clear"/>
+            <w:tcMar>
+              <w:top w:type="dxa" w:w="72"/>
+              <w:left w:type="dxa" w:w="120"/>
+              <w:bottom w:type="dxa" w:w="72"/>
+              <w:right w:type="dxa" w:w="120"/>
+            </w:tcMar>
+          </w:tcPr>
+          <w:p>
+            <w:pPr>
+              <w:spacing w:after="0" w:line="238"/>
+            </w:pPr>
+            <w:r>
+              <w:rPr>
+                <w:rFonts w:ascii="Calibri" w:cs="Calibri" w:eastAsia="Calibri" w:hAnsi="Calibri"/>
+                <w:b w:val="false"/>
+                <w:bCs w:val="false"/>
+                <w:i w:val="false"/>
+                <w:iCs w:val="false"/>
+                <w:caps w:val="false"/>
+                <w:color w:val="374151"/>
+                <w:sz w:val="18"/>
+                <w:szCs w:val="18"/>
+              </w:rPr>
+              <w:t xml:space="preserve">El dinero real: lo que entra a caja y bancos y lo que sale</w:t>
+            </w:r>
+          </w:p>
+        </w:tc>
+        <w:tc>
+          <w:tcPr>
+            <w:tcW w:type="dxa" w:w="2391"/>
+            <w:shd w:fill="F5F7FA" w:color="auto" w:val="clear"/>
+            <w:tcMar>
+              <w:top w:type="dxa" w:w="72"/>
+              <w:left w:type="dxa" w:w="120"/>
+              <w:bottom w:type="dxa" w:w="72"/>
+              <w:right w:type="dxa" w:w="120"/>
+            </w:tcMar>
+          </w:tcPr>
+          <w:p>
+            <w:pPr>
+              <w:spacing w:after="0" w:line="238"/>
+            </w:pPr>
+            <w:r>
+              <w:rPr>
+                <w:rFonts w:ascii="Calibri" w:cs="Calibri" w:eastAsia="Calibri" w:hAnsi="Calibri"/>
+                <w:b w:val="false"/>
+                <w:bCs w:val="false"/>
+                <w:i w:val="false"/>
+                <w:iCs w:val="false"/>
+                <w:caps w:val="false"/>
+                <w:color w:val="374151"/>
+                <w:sz w:val="18"/>
+                <w:szCs w:val="18"/>
+              </w:rPr>
+              <w:t xml:space="preserve">El hecho económico: lo convierte en asiento contable soportado</w:t>
+            </w:r>
+          </w:p>
+        </w:tc>
+        <w:tc>
+          <w:tcPr>
+            <w:tcW w:type="dxa" w:w="2391"/>
+            <w:shd w:fill="F5F7FA" w:color="auto" w:val="clear"/>
+            <w:tcMar>
+              <w:top w:type="dxa" w:w="72"/>
+              <w:left w:type="dxa" w:w="120"/>
+              <w:bottom w:type="dxa" w:w="72"/>
+              <w:right w:type="dxa" w:w="120"/>
+            </w:tcMar>
+          </w:tcPr>
+          <w:p>
+            <w:pPr>
+              <w:spacing w:after="0" w:line="238"/>
+            </w:pPr>
+            <w:r>
+              <w:rPr>
+                <w:rFonts w:ascii="Calibri" w:cs="Calibri" w:eastAsia="Calibri" w:hAnsi="Calibri"/>
+                <w:b w:val="false"/>
+                <w:bCs w:val="false"/>
+                <w:i w:val="false"/>
+                <w:iCs w:val="false"/>
+                <w:caps w:val="false"/>
+                <w:color w:val="374151"/>
+                <w:sz w:val="18"/>
+                <w:szCs w:val="18"/>
+              </w:rPr>
+              <w:t xml:space="preserve">La información ya consolidada del período</w:t>
+            </w:r>
+          </w:p>
+        </w:tc>
+      </w:tr>
+      <w:tr>
+        <w:tc>
+          <w:tcPr>
+            <w:tcW w:type="dxa" w:w="1900"/>
+            <w:tcMar>
+              <w:top w:type="dxa" w:w="72"/>
+              <w:left w:type="dxa" w:w="120"/>
+              <w:bottom w:type="dxa" w:w="72"/>
+              <w:right w:type="dxa" w:w="120"/>
+            </w:tcMar>
+          </w:tcPr>
+          <w:p>
+            <w:pPr>
+              <w:spacing w:after="0" w:line="238"/>
+            </w:pPr>
+            <w:r>
+              <w:rPr>
+                <w:rFonts w:ascii="Calibri" w:cs="Calibri" w:eastAsia="Calibri" w:hAnsi="Calibri"/>
+                <w:b/>
+                <w:bCs/>
+                <w:i w:val="false"/>
+                <w:iCs w:val="false"/>
+                <w:caps w:val="false"/>
+                <w:color w:val="1A2540"/>
+                <w:sz w:val="18"/>
+                <w:szCs w:val="18"/>
+              </w:rPr>
+              <w:t xml:space="preserve">Cuándo actúa</w:t>
+            </w:r>
+          </w:p>
+        </w:tc>
+        <w:tc>
+          <w:tcPr>
+            <w:tcW w:type="dxa" w:w="2390"/>
+            <w:tcMar>
+              <w:top w:type="dxa" w:w="72"/>
+              <w:left w:type="dxa" w:w="120"/>
+              <w:bottom w:type="dxa" w:w="72"/>
+              <w:right w:type="dxa" w:w="120"/>
+            </w:tcMar>
+          </w:tcPr>
+          <w:p>
+            <w:pPr>
+              <w:spacing w:after="0" w:line="238"/>
+            </w:pPr>
+            <w:r>
+              <w:rPr>
+                <w:rFonts w:ascii="Calibri" w:cs="Calibri" w:eastAsia="Calibri" w:hAnsi="Calibri"/>
+                <w:b w:val="false"/>
+                <w:bCs w:val="false"/>
+                <w:i w:val="false"/>
+                <w:iCs w:val="false"/>
+                <w:caps w:val="false"/>
+                <w:color w:val="374151"/>
+                <w:sz w:val="18"/>
+                <w:szCs w:val="18"/>
+              </w:rPr>
+              <w:t xml:space="preserve">En el momento en que el dinero se mueve</w:t>
+            </w:r>
+          </w:p>
+        </w:tc>
+        <w:tc>
+          <w:tcPr>
+            <w:tcW w:type="dxa" w:w="2391"/>
+            <w:tcMar>
+              <w:top w:type="dxa" w:w="72"/>
+              <w:left w:type="dxa" w:w="120"/>
+              <w:bottom w:type="dxa" w:w="72"/>
+              <w:right w:type="dxa" w:w="120"/>
+            </w:tcMar>
+          </w:tcPr>
+          <w:p>
+            <w:pPr>
+              <w:spacing w:after="0" w:line="238"/>
+            </w:pPr>
+            <w:r>
+              <w:rPr>
+                <w:rFonts w:ascii="Calibri" w:cs="Calibri" w:eastAsia="Calibri" w:hAnsi="Calibri"/>
+                <w:b w:val="false"/>
+                <w:bCs w:val="false"/>
+                <w:i w:val="false"/>
+                <w:iCs w:val="false"/>
+                <w:caps w:val="false"/>
+                <w:color w:val="374151"/>
+                <w:sz w:val="18"/>
+                <w:szCs w:val="18"/>
+              </w:rPr>
+              <w:t xml:space="preserve">Después del hecho, dentro del mes</w:t>
+            </w:r>
+          </w:p>
+        </w:tc>
+        <w:tc>
+          <w:tcPr>
+            <w:tcW w:type="dxa" w:w="2391"/>
+            <w:tcMar>
+              <w:top w:type="dxa" w:w="72"/>
+              <w:left w:type="dxa" w:w="120"/>
+              <w:bottom w:type="dxa" w:w="72"/>
+              <w:right w:type="dxa" w:w="120"/>
+            </w:tcMar>
+          </w:tcPr>
+          <w:p>
+            <w:pPr>
+              <w:spacing w:after="0" w:line="238"/>
+            </w:pPr>
+            <w:r>
+              <w:rPr>
+                <w:rFonts w:ascii="Calibri" w:cs="Calibri" w:eastAsia="Calibri" w:hAnsi="Calibri"/>
+                <w:b w:val="false"/>
+                <w:bCs w:val="false"/>
+                <w:i w:val="false"/>
+                <w:iCs w:val="false"/>
+                <w:caps w:val="false"/>
+                <w:color w:val="374151"/>
+                <w:sz w:val="18"/>
+                <w:szCs w:val="18"/>
+              </w:rPr>
+              <w:t xml:space="preserve">Al cierre, sobre lo que los dos anteriores produjeron</w:t>
+            </w:r>
+          </w:p>
+        </w:tc>
+      </w:tr>
+      <w:tr>
+        <w:tc>
+          <w:tcPr>
+            <w:tcW w:type="dxa" w:w="1900"/>
+            <w:shd w:fill="F5F7FA" w:color="auto" w:val="clear"/>
+            <w:tcMar>
+              <w:top w:type="dxa" w:w="72"/>
+              <w:left w:type="dxa" w:w="120"/>
+              <w:bottom w:type="dxa" w:w="72"/>
+              <w:right w:type="dxa" w:w="120"/>
+            </w:tcMar>
+          </w:tcPr>
+          <w:p>
+            <w:pPr>
+              <w:spacing w:after="0" w:line="238"/>
+            </w:pPr>
+            <w:r>
+              <w:rPr>
+                <w:rFonts w:ascii="Calibri" w:cs="Calibri" w:eastAsia="Calibri" w:hAnsi="Calibri"/>
+                <w:b/>
+                <w:bCs/>
+                <w:i w:val="false"/>
+                <w:iCs w:val="false"/>
+                <w:caps w:val="false"/>
+                <w:color w:val="1A2540"/>
+                <w:sz w:val="18"/>
+                <w:szCs w:val="18"/>
+              </w:rPr>
+              <w:t xml:space="preserve">Qué decide</w:t>
+            </w:r>
+          </w:p>
+        </w:tc>
+        <w:tc>
+          <w:tcPr>
+            <w:tcW w:type="dxa" w:w="2390"/>
+            <w:shd w:fill="F5F7FA" w:color="auto" w:val="clear"/>
+            <w:tcMar>
+              <w:top w:type="dxa" w:w="72"/>
+              <w:left w:type="dxa" w:w="120"/>
+              <w:bottom w:type="dxa" w:w="72"/>
+              <w:right w:type="dxa" w:w="120"/>
+            </w:tcMar>
+          </w:tcPr>
+          <w:p>
+            <w:pPr>
+              <w:spacing w:after="0" w:line="238"/>
+            </w:pPr>
+            <w:r>
+              <w:rPr>
+                <w:rFonts w:ascii="Calibri" w:cs="Calibri" w:eastAsia="Calibri" w:hAnsi="Calibri"/>
+                <w:b w:val="false"/>
+                <w:bCs w:val="false"/>
+                <w:i w:val="false"/>
+                <w:iCs w:val="false"/>
+                <w:caps w:val="false"/>
+                <w:color w:val="374151"/>
+                <w:sz w:val="18"/>
+                <w:szCs w:val="18"/>
+              </w:rPr>
+              <w:t xml:space="preserve">Cuándo y por qué medio se paga, y si hay soporte suficiente</w:t>
+            </w:r>
+          </w:p>
+        </w:tc>
+        <w:tc>
+          <w:tcPr>
+            <w:tcW w:type="dxa" w:w="2391"/>
+            <w:shd w:fill="F5F7FA" w:color="auto" w:val="clear"/>
+            <w:tcMar>
+              <w:top w:type="dxa" w:w="72"/>
+              <w:left w:type="dxa" w:w="120"/>
+              <w:bottom w:type="dxa" w:w="72"/>
+              <w:right w:type="dxa" w:w="120"/>
+            </w:tcMar>
+          </w:tcPr>
+          <w:p>
+            <w:pPr>
+              <w:spacing w:after="0" w:line="238"/>
+            </w:pPr>
+            <w:r>
+              <w:rPr>
+                <w:rFonts w:ascii="Calibri" w:cs="Calibri" w:eastAsia="Calibri" w:hAnsi="Calibri"/>
+                <w:b w:val="false"/>
+                <w:bCs w:val="false"/>
+                <w:i w:val="false"/>
+                <w:iCs w:val="false"/>
+                <w:caps w:val="false"/>
+                <w:color w:val="374151"/>
+                <w:sz w:val="18"/>
+                <w:szCs w:val="18"/>
+              </w:rPr>
+              <w:t xml:space="preserve">Cómo se clasifica contablemente cada hecho</w:t>
+            </w:r>
+          </w:p>
+        </w:tc>
+        <w:tc>
+          <w:tcPr>
+            <w:tcW w:type="dxa" w:w="2391"/>
+            <w:shd w:fill="F5F7FA" w:color="auto" w:val="clear"/>
+            <w:tcMar>
+              <w:top w:type="dxa" w:w="72"/>
+              <w:left w:type="dxa" w:w="120"/>
+              <w:bottom w:type="dxa" w:w="72"/>
+              <w:right w:type="dxa" w:w="120"/>
+            </w:tcMar>
+          </w:tcPr>
+          <w:p>
+            <w:pPr>
+              <w:spacing w:after="0" w:line="238"/>
+            </w:pPr>
+            <w:r>
+              <w:rPr>
+                <w:rFonts w:ascii="Calibri" w:cs="Calibri" w:eastAsia="Calibri" w:hAnsi="Calibri"/>
+                <w:b w:val="false"/>
+                <w:bCs w:val="false"/>
+                <w:i w:val="false"/>
+                <w:iCs w:val="false"/>
+                <w:caps w:val="false"/>
+                <w:color w:val="374151"/>
+                <w:sz w:val="18"/>
+                <w:szCs w:val="18"/>
+              </w:rPr>
+              <w:t xml:space="preserve">Si el resultado es correcto y presentable ante terceros</w:t>
+            </w:r>
+          </w:p>
+        </w:tc>
+      </w:tr>
+      <w:tr>
+        <w:tc>
+          <w:tcPr>
+            <w:tcW w:type="dxa" w:w="1900"/>
+            <w:tcMar>
+              <w:top w:type="dxa" w:w="72"/>
+              <w:left w:type="dxa" w:w="120"/>
+              <w:bottom w:type="dxa" w:w="72"/>
+              <w:right w:type="dxa" w:w="120"/>
+            </w:tcMar>
+          </w:tcPr>
+          <w:p>
+            <w:pPr>
+              <w:spacing w:after="0" w:line="238"/>
+            </w:pPr>
+            <w:r>
+              <w:rPr>
+                <w:rFonts w:ascii="Calibri" w:cs="Calibri" w:eastAsia="Calibri" w:hAnsi="Calibri"/>
+                <w:b/>
+                <w:bCs/>
+                <w:i w:val="false"/>
+                <w:iCs w:val="false"/>
+                <w:caps w:val="false"/>
+                <w:color w:val="1A2540"/>
+                <w:sz w:val="18"/>
+                <w:szCs w:val="18"/>
+              </w:rPr>
+              <w:t xml:space="preserve">Qué NO puede hacer</w:t>
+            </w:r>
+          </w:p>
+        </w:tc>
+        <w:tc>
+          <w:tcPr>
+            <w:tcW w:type="dxa" w:w="2390"/>
+            <w:tcMar>
+              <w:top w:type="dxa" w:w="72"/>
+              <w:left w:type="dxa" w:w="120"/>
+              <w:bottom w:type="dxa" w:w="72"/>
+              <w:right w:type="dxa" w:w="120"/>
+            </w:tcMar>
+          </w:tcPr>
+          <w:p>
+            <w:pPr>
+              <w:spacing w:after="0" w:line="238"/>
+            </w:pPr>
+            <w:r>
+              <w:rPr>
+                <w:rFonts w:ascii="Calibri" w:cs="Calibri" w:eastAsia="Calibri" w:hAnsi="Calibri"/>
+                <w:b w:val="false"/>
+                <w:bCs w:val="false"/>
+                <w:i w:val="false"/>
+                <w:iCs w:val="false"/>
+                <w:caps w:val="false"/>
+                <w:color w:val="374151"/>
+                <w:sz w:val="18"/>
+                <w:szCs w:val="18"/>
+              </w:rPr>
+              <w:t xml:space="preserve">Pagar sin causación previa ni clasificar contablemente</w:t>
+            </w:r>
+          </w:p>
+        </w:tc>
+        <w:tc>
+          <w:tcPr>
+            <w:tcW w:type="dxa" w:w="2391"/>
+            <w:tcMar>
+              <w:top w:type="dxa" w:w="72"/>
+              <w:left w:type="dxa" w:w="120"/>
+              <w:bottom w:type="dxa" w:w="72"/>
+              <w:right w:type="dxa" w:w="120"/>
+            </w:tcMar>
+          </w:tcPr>
+          <w:p>
+            <w:pPr>
+              <w:spacing w:after="0" w:line="238"/>
+            </w:pPr>
+            <w:r>
+              <w:rPr>
+                <w:rFonts w:ascii="Calibri" w:cs="Calibri" w:eastAsia="Calibri" w:hAnsi="Calibri"/>
+                <w:b w:val="false"/>
+                <w:bCs w:val="false"/>
+                <w:i w:val="false"/>
+                <w:iCs w:val="false"/>
+                <w:caps w:val="false"/>
+                <w:color w:val="374151"/>
+                <w:sz w:val="18"/>
+                <w:szCs w:val="18"/>
+              </w:rPr>
+              <w:t xml:space="preserve">Mover dinero ni autorizar pagos</w:t>
+            </w:r>
+          </w:p>
+        </w:tc>
+        <w:tc>
+          <w:tcPr>
+            <w:tcW w:type="dxa" w:w="2391"/>
+            <w:tcMar>
+              <w:top w:type="dxa" w:w="72"/>
+              <w:left w:type="dxa" w:w="120"/>
+              <w:bottom w:type="dxa" w:w="72"/>
+              <w:right w:type="dxa" w:w="120"/>
+            </w:tcMar>
+          </w:tcPr>
+          <w:p>
+            <w:pPr>
+              <w:spacing w:after="0" w:line="238"/>
+            </w:pPr>
+            <w:r>
+              <w:rPr>
+                <w:rFonts w:ascii="Calibri" w:cs="Calibri" w:eastAsia="Calibri" w:hAnsi="Calibri"/>
+                <w:b w:val="false"/>
+                <w:bCs w:val="false"/>
+                <w:i w:val="false"/>
+                <w:iCs w:val="false"/>
+                <w:caps w:val="false"/>
+                <w:color w:val="374151"/>
+                <w:sz w:val="18"/>
+                <w:szCs w:val="18"/>
+              </w:rPr>
+              <w:t xml:space="preserve">Ejecutar pagos ni causar documentos</w:t>
+            </w:r>
+          </w:p>
+        </w:tc>
+      </w:tr>
+      <w:tr>
+        <w:tc>
+          <w:tcPr>
+            <w:tcW w:type="dxa" w:w="1900"/>
+            <w:shd w:fill="F5F7FA" w:color="auto" w:val="clear"/>
+            <w:tcMar>
+              <w:top w:type="dxa" w:w="72"/>
+              <w:left w:type="dxa" w:w="120"/>
+              <w:bottom w:type="dxa" w:w="72"/>
+              <w:right w:type="dxa" w:w="120"/>
+            </w:tcMar>
+          </w:tcPr>
+          <w:p>
+            <w:pPr>
+              <w:spacing w:after="0" w:line="238"/>
+            </w:pPr>
+            <w:r>
+              <w:rPr>
+                <w:rFonts w:ascii="Calibri" w:cs="Calibri" w:eastAsia="Calibri" w:hAnsi="Calibri"/>
+                <w:b/>
+                <w:bCs/>
+                <w:i w:val="false"/>
+                <w:iCs w:val="false"/>
+                <w:caps w:val="false"/>
+                <w:color w:val="1A2540"/>
+                <w:sz w:val="18"/>
+                <w:szCs w:val="18"/>
+              </w:rPr>
+              <w:t xml:space="preserve">Su error típico</w:t>
+            </w:r>
+          </w:p>
+        </w:tc>
+        <w:tc>
+          <w:tcPr>
+            <w:tcW w:type="dxa" w:w="2390"/>
+            <w:shd w:fill="F5F7FA" w:color="auto" w:val="clear"/>
+            <w:tcMar>
+              <w:top w:type="dxa" w:w="72"/>
+              <w:left w:type="dxa" w:w="120"/>
+              <w:bottom w:type="dxa" w:w="72"/>
+              <w:right w:type="dxa" w:w="120"/>
+            </w:tcMar>
+          </w:tcPr>
+          <w:p>
+            <w:pPr>
+              <w:spacing w:after="0" w:line="238"/>
+            </w:pPr>
+            <w:r>
+              <w:rPr>
+                <w:rFonts w:ascii="Calibri" w:cs="Calibri" w:eastAsia="Calibri" w:hAnsi="Calibri"/>
+                <w:b w:val="false"/>
+                <w:bCs w:val="false"/>
+                <w:i w:val="false"/>
+                <w:iCs w:val="false"/>
+                <w:caps w:val="false"/>
+                <w:color w:val="374151"/>
+                <w:sz w:val="18"/>
+                <w:szCs w:val="18"/>
+              </w:rPr>
+              <w:t xml:space="preserve">Pago sin soporte, cobro sin aplicar a factura</w:t>
+            </w:r>
+          </w:p>
+        </w:tc>
+        <w:tc>
+          <w:tcPr>
+            <w:tcW w:type="dxa" w:w="2391"/>
+            <w:shd w:fill="F5F7FA" w:color="auto" w:val="clear"/>
+            <w:tcMar>
+              <w:top w:type="dxa" w:w="72"/>
+              <w:left w:type="dxa" w:w="120"/>
+              <w:bottom w:type="dxa" w:w="72"/>
+              <w:right w:type="dxa" w:w="120"/>
+            </w:tcMar>
+          </w:tcPr>
+          <w:p>
+            <w:pPr>
+              <w:spacing w:after="0" w:line="238"/>
+            </w:pPr>
+            <w:r>
+              <w:rPr>
+                <w:rFonts w:ascii="Calibri" w:cs="Calibri" w:eastAsia="Calibri" w:hAnsi="Calibri"/>
+                <w:b w:val="false"/>
+                <w:bCs w:val="false"/>
+                <w:i w:val="false"/>
+                <w:iCs w:val="false"/>
+                <w:caps w:val="false"/>
+                <w:color w:val="374151"/>
+                <w:sz w:val="18"/>
+                <w:szCs w:val="18"/>
+              </w:rPr>
+              <w:t xml:space="preserve">Causación incompleta, conciliación que no cierra</w:t>
+            </w:r>
+          </w:p>
+        </w:tc>
+        <w:tc>
+          <w:tcPr>
+            <w:tcW w:type="dxa" w:w="2391"/>
+            <w:shd w:fill="F5F7FA" w:color="auto" w:val="clear"/>
+            <w:tcMar>
+              <w:top w:type="dxa" w:w="72"/>
+              <w:left w:type="dxa" w:w="120"/>
+              <w:bottom w:type="dxa" w:w="72"/>
+              <w:right w:type="dxa" w:w="120"/>
+            </w:tcMar>
+          </w:tcPr>
+          <w:p>
+            <w:pPr>
+              <w:spacing w:after="0" w:line="238"/>
+            </w:pPr>
+            <w:r>
+              <w:rPr>
+                <w:rFonts w:ascii="Calibri" w:cs="Calibri" w:eastAsia="Calibri" w:hAnsi="Calibri"/>
+                <w:b w:val="false"/>
+                <w:bCs w:val="false"/>
+                <w:i w:val="false"/>
+                <w:iCs w:val="false"/>
+                <w:caps w:val="false"/>
+                <w:color w:val="374151"/>
+                <w:sz w:val="18"/>
+                <w:szCs w:val="18"/>
+              </w:rPr>
+              <w:t xml:space="preserve">Cierre sobre cifras no validadas</w:t>
+            </w:r>
+          </w:p>
+        </w:tc>
+      </w:tr>
+      <w:tr>
+        <w:tc>
+          <w:tcPr>
+            <w:tcW w:type="dxa" w:w="1900"/>
+            <w:tcMar>
+              <w:top w:type="dxa" w:w="72"/>
+              <w:left w:type="dxa" w:w="120"/>
+              <w:bottom w:type="dxa" w:w="72"/>
+              <w:right w:type="dxa" w:w="120"/>
+            </w:tcMar>
+          </w:tcPr>
+          <w:p>
+            <w:pPr>
+              <w:spacing w:after="0" w:line="238"/>
+            </w:pPr>
+            <w:r>
+              <w:rPr>
+                <w:rFonts w:ascii="Calibri" w:cs="Calibri" w:eastAsia="Calibri" w:hAnsi="Calibri"/>
+                <w:b/>
+                <w:bCs/>
+                <w:i w:val="false"/>
+                <w:iCs w:val="false"/>
+                <w:caps w:val="false"/>
+                <w:color w:val="1A2540"/>
+                <w:sz w:val="18"/>
+                <w:szCs w:val="18"/>
+              </w:rPr>
+              <w:t xml:space="preserve">Responde ante</w:t>
+            </w:r>
+          </w:p>
+        </w:tc>
+        <w:tc>
+          <w:tcPr>
+            <w:tcW w:type="dxa" w:w="2390"/>
+            <w:tcMar>
+              <w:top w:type="dxa" w:w="72"/>
+              <w:left w:type="dxa" w:w="120"/>
+              <w:bottom w:type="dxa" w:w="72"/>
+              <w:right w:type="dxa" w:w="120"/>
+            </w:tcMar>
+          </w:tcPr>
+          <w:p>
+            <w:pPr>
+              <w:spacing w:after="0" w:line="238"/>
+            </w:pPr>
+            <w:r>
+              <w:rPr>
+                <w:rFonts w:ascii="Calibri" w:cs="Calibri" w:eastAsia="Calibri" w:hAnsi="Calibri"/>
+                <w:b w:val="false"/>
+                <w:bCs w:val="false"/>
+                <w:i w:val="false"/>
+                <w:iCs w:val="false"/>
+                <w:caps w:val="false"/>
+                <w:color w:val="374151"/>
+                <w:sz w:val="18"/>
+                <w:szCs w:val="18"/>
+              </w:rPr>
+              <w:t xml:space="preserve">El saldo bancario y la existencia del soporte</w:t>
+            </w:r>
+          </w:p>
+        </w:tc>
+        <w:tc>
+          <w:tcPr>
+            <w:tcW w:type="dxa" w:w="2391"/>
+            <w:tcMar>
+              <w:top w:type="dxa" w:w="72"/>
+              <w:left w:type="dxa" w:w="120"/>
+              <w:bottom w:type="dxa" w:w="72"/>
+              <w:right w:type="dxa" w:w="120"/>
+            </w:tcMar>
+          </w:tcPr>
+          <w:p>
+            <w:pPr>
+              <w:spacing w:after="0" w:line="238"/>
+            </w:pPr>
+            <w:r>
+              <w:rPr>
+                <w:rFonts w:ascii="Calibri" w:cs="Calibri" w:eastAsia="Calibri" w:hAnsi="Calibri"/>
+                <w:b w:val="false"/>
+                <w:bCs w:val="false"/>
+                <w:i w:val="false"/>
+                <w:iCs w:val="false"/>
+                <w:caps w:val="false"/>
+                <w:color w:val="374151"/>
+                <w:sz w:val="18"/>
+                <w:szCs w:val="18"/>
+              </w:rPr>
+              <w:t xml:space="preserve">Que el libro contable refleje la realidad</w:t>
+            </w:r>
+          </w:p>
+        </w:tc>
+        <w:tc>
+          <w:tcPr>
+            <w:tcW w:type="dxa" w:w="2391"/>
+            <w:tcMar>
+              <w:top w:type="dxa" w:w="72"/>
+              <w:left w:type="dxa" w:w="120"/>
+              <w:bottom w:type="dxa" w:w="72"/>
+              <w:right w:type="dxa" w:w="120"/>
+            </w:tcMar>
+          </w:tcPr>
+          <w:p>
+            <w:pPr>
+              <w:spacing w:after="0" w:line="238"/>
+            </w:pPr>
+            <w:r>
+              <w:rPr>
+                <w:rFonts w:ascii="Calibri" w:cs="Calibri" w:eastAsia="Calibri" w:hAnsi="Calibri"/>
+                <w:b w:val="false"/>
+                <w:bCs w:val="false"/>
+                <w:i w:val="false"/>
+                <w:iCs w:val="false"/>
+                <w:caps w:val="false"/>
+                <w:color w:val="374151"/>
+                <w:sz w:val="18"/>
+                <w:szCs w:val="18"/>
+              </w:rPr>
+              <w:t xml:space="preserve">La DIAN, los socios y la revisoría fiscal</w:t>
+            </w:r>
+          </w:p>
+        </w:tc>
+      </w:tr>
+      <w:tr>
+        <w:tc>
+          <w:tcPr>
+            <w:tcW w:type="dxa" w:w="1900"/>
+            <w:shd w:fill="F5F7FA" w:color="auto" w:val="clear"/>
+            <w:tcMar>
+              <w:top w:type="dxa" w:w="72"/>
+              <w:left w:type="dxa" w:w="120"/>
+              <w:bottom w:type="dxa" w:w="72"/>
+              <w:right w:type="dxa" w:w="120"/>
+            </w:tcMar>
+          </w:tcPr>
+          <w:p>
+            <w:pPr>
+              <w:spacing w:after="0" w:line="238"/>
+            </w:pPr>
+            <w:r>
+              <w:rPr>
+                <w:rFonts w:ascii="Calibri" w:cs="Calibri" w:eastAsia="Calibri" w:hAnsi="Calibri"/>
+                <w:b/>
+                <w:bCs/>
+                <w:i w:val="false"/>
+                <w:iCs w:val="false"/>
+                <w:caps w:val="false"/>
+                <w:color w:val="1A2540"/>
+                <w:sz w:val="18"/>
+                <w:szCs w:val="18"/>
+              </w:rPr>
+              <w:t xml:space="preserve">Firma</w:t>
+            </w:r>
+          </w:p>
+        </w:tc>
+        <w:tc>
+          <w:tcPr>
+            <w:tcW w:type="dxa" w:w="2390"/>
+            <w:shd w:fill="F5F7FA" w:color="auto" w:val="clear"/>
+            <w:tcMar>
+              <w:top w:type="dxa" w:w="72"/>
+              <w:left w:type="dxa" w:w="120"/>
+              <w:bottom w:type="dxa" w:w="72"/>
+              <w:right w:type="dxa" w:w="120"/>
+            </w:tcMar>
+          </w:tcPr>
+          <w:p>
+            <w:pPr>
+              <w:spacing w:after="0" w:line="238"/>
+            </w:pPr>
+            <w:r>
+              <w:rPr>
+                <w:rFonts w:ascii="Calibri" w:cs="Calibri" w:eastAsia="Calibri" w:hAnsi="Calibri"/>
+                <w:b w:val="false"/>
+                <w:bCs w:val="false"/>
+                <w:i w:val="false"/>
+                <w:iCs w:val="false"/>
+                <w:caps w:val="false"/>
+                <w:color w:val="374151"/>
+                <w:sz w:val="18"/>
+                <w:szCs w:val="18"/>
+              </w:rPr>
+              <w:t xml:space="preserve">Comprobantes de egreso</w:t>
+            </w:r>
+          </w:p>
+        </w:tc>
+        <w:tc>
+          <w:tcPr>
+            <w:tcW w:type="dxa" w:w="2391"/>
+            <w:shd w:fill="F5F7FA" w:color="auto" w:val="clear"/>
+            <w:tcMar>
+              <w:top w:type="dxa" w:w="72"/>
+              <w:left w:type="dxa" w:w="120"/>
+              <w:bottom w:type="dxa" w:w="72"/>
+              <w:right w:type="dxa" w:w="120"/>
+            </w:tcMar>
+          </w:tcPr>
+          <w:p>
+            <w:pPr>
+              <w:spacing w:after="0" w:line="238"/>
+            </w:pPr>
+            <w:r>
+              <w:rPr>
+                <w:rFonts w:ascii="Calibri" w:cs="Calibri" w:eastAsia="Calibri" w:hAnsi="Calibri"/>
+                <w:b w:val="false"/>
+                <w:bCs w:val="false"/>
+                <w:i w:val="false"/>
+                <w:iCs w:val="false"/>
+                <w:caps w:val="false"/>
+                <w:color w:val="374151"/>
+                <w:sz w:val="18"/>
+                <w:szCs w:val="18"/>
+              </w:rPr>
+              <w:t xml:space="preserve">Documento formal de conciliación</w:t>
+            </w:r>
+          </w:p>
+        </w:tc>
+        <w:tc>
+          <w:tcPr>
+            <w:tcW w:type="dxa" w:w="2391"/>
+            <w:shd w:fill="F5F7FA" w:color="auto" w:val="clear"/>
+            <w:tcMar>
+              <w:top w:type="dxa" w:w="72"/>
+              <w:left w:type="dxa" w:w="120"/>
+              <w:bottom w:type="dxa" w:w="72"/>
+              <w:right w:type="dxa" w:w="120"/>
+            </w:tcMar>
+          </w:tcPr>
+          <w:p>
+            <w:pPr>
+              <w:spacing w:after="0" w:line="238"/>
+            </w:pPr>
+            <w:r>
+              <w:rPr>
+                <w:rFonts w:ascii="Calibri" w:cs="Calibri" w:eastAsia="Calibri" w:hAnsi="Calibri"/>
+                <w:b w:val="false"/>
+                <w:bCs w:val="false"/>
+                <w:i w:val="false"/>
+                <w:iCs w:val="false"/>
+                <w:caps w:val="false"/>
+                <w:color w:val="374151"/>
+                <w:sz w:val="18"/>
+                <w:szCs w:val="18"/>
+              </w:rPr>
+              <w:t xml:space="preserve">Estados financieros y declaraciones tributarias</w:t>
+            </w:r>
+          </w:p>
+        </w:tc>
+      </w:tr>
+    </w:tbl>
+    <w:p>
+      <w:pPr>
+        <w:pBdr>
+          <w:bottom w:val="single" w:color="CBD5E1" w:sz="6" w:space="6"/>
+        </w:pBdr>
+        <w:spacing w:after="80" w:before="200" w:line="250"/>
+      </w:pPr>
+      <w:r>
+        <w:rPr>
+          <w:rFonts w:ascii="Calibri" w:cs="Calibri" w:eastAsia="Calibri" w:hAnsi="Calibri"/>
+          <w:b/>
+          <w:bCs/>
+          <w:i w:val="false"/>
+          <w:iCs w:val="false"/>
+          <w:caps w:val="false"/>
+          <w:color w:val="1B3A6B"/>
+          <w:sz w:val="23"/>
+          <w:szCs w:val="23"/>
+        </w:rPr>
+        <w:t xml:space="preserve">Cómo se reparten los procesos compartidos</w:t>
+      </w:r>
+    </w:p>
+    <w:p>
+      <w:pPr>
+        <w:spacing w:after="95" w:before="0" w:line="264"/>
+      </w:pPr>
+      <w:r>
+        <w:rPr>
+          <w:rFonts w:ascii="Calibri" w:cs="Calibri" w:eastAsia="Calibri" w:hAnsi="Calibri"/>
+          <w:b w:val="false"/>
+          <w:bCs w:val="false"/>
+          <w:i w:val="false"/>
+          <w:iCs w:val="false"/>
+          <w:caps w:val="false"/>
+          <w:color w:val="374151"/>
+          <w:sz w:val="21"/>
+          <w:szCs w:val="21"/>
+        </w:rPr>
+        <w:t xml:space="preserve">Sobre un mismo proceso, cada posición hace una parte distinta y en un orden que no se puede invertir. Esta es la lectura que evita el traslape.</w:t>
+      </w:r>
+    </w:p>
+    <w:p>
+      <w:pPr>
+        <w:spacing w:after="90"/>
+      </w:pPr>
+    </w:p>
+    <w:tbl>
+      <w:tblPr>
+        <w:tblW w:type="dxa" w:w="9072"/>
+        <w:tblBorders>
+          <w:top w:val="single" w:color="CBD5E1" w:sz="2"/>
+          <w:left w:val="single" w:color="CBD5E1" w:sz="2"/>
+          <w:bottom w:val="single" w:color="CBD5E1" w:sz="2"/>
+          <w:right w:val="single" w:color="CBD5E1" w:sz="2"/>
+          <w:insideH w:val="single" w:color="CBD5E1" w:sz="2"/>
+          <w:insideV w:val="single" w:color="CBD5E1" w:sz="2"/>
+        </w:tblBorders>
+      </w:tblPr>
+      <w:tblGrid>
+        <w:gridCol w:w="2200"/>
+        <w:gridCol w:w="2290"/>
+        <w:gridCol w:w="2291"/>
+        <w:gridCol w:w="2291"/>
+      </w:tblGrid>
+      <w:tr>
+        <w:trPr>
+          <w:tblHeader/>
+        </w:trPr>
+        <w:tc>
+          <w:tcPr>
+            <w:tcW w:type="dxa" w:w="2200"/>
+            <w:shd w:fill="1B3A6B" w:color="auto" w:val="clear"/>
+            <w:tcMar>
+              <w:top w:type="dxa" w:w="78"/>
+              <w:left w:type="dxa" w:w="120"/>
+              <w:bottom w:type="dxa" w:w="78"/>
+              <w:right w:type="dxa" w:w="120"/>
+            </w:tcMar>
+          </w:tcPr>
+          <w:p>
+            <w:pPr>
+              <w:spacing w:after="0" w:line="230"/>
+            </w:pPr>
+            <w:r>
+              <w:rPr>
+                <w:rFonts w:ascii="Calibri" w:cs="Calibri" w:eastAsia="Calibri" w:hAnsi="Calibri"/>
+                <w:b/>
+                <w:bCs/>
+                <w:i w:val="false"/>
+                <w:iCs w:val="false"/>
+                <w:caps/>
+                <w:color w:val="FFFFFF"/>
+                <w:spacing w:val="12"/>
+                <w:sz w:val="18"/>
+                <w:szCs w:val="18"/>
+              </w:rPr>
+              <w:t xml:space="preserve">Proceso</w:t>
+            </w:r>
+          </w:p>
+        </w:tc>
+        <w:tc>
+          <w:tcPr>
+            <w:tcW w:type="dxa" w:w="2290"/>
+            <w:shd w:fill="1B3A6B" w:color="auto" w:val="clear"/>
+            <w:tcMar>
+              <w:top w:type="dxa" w:w="78"/>
+              <w:left w:type="dxa" w:w="120"/>
+              <w:bottom w:type="dxa" w:w="78"/>
+              <w:right w:type="dxa" w:w="120"/>
+            </w:tcMar>
+          </w:tcPr>
+          <w:p>
+            <w:pPr>
+              <w:spacing w:after="0" w:line="230"/>
+            </w:pPr>
+            <w:r>
+              <w:rPr>
+                <w:rFonts w:ascii="Calibri" w:cs="Calibri" w:eastAsia="Calibri" w:hAnsi="Calibri"/>
+                <w:b/>
+                <w:bCs/>
+                <w:i w:val="false"/>
+                <w:iCs w:val="false"/>
+                <w:caps/>
+                <w:color w:val="FFFFFF"/>
+                <w:spacing w:val="12"/>
+                <w:sz w:val="18"/>
+                <w:szCs w:val="18"/>
+              </w:rPr>
+              <w:t xml:space="preserve">Isnardi</w:t>
+            </w:r>
+          </w:p>
+        </w:tc>
+        <w:tc>
+          <w:tcPr>
+            <w:tcW w:type="dxa" w:w="2291"/>
+            <w:shd w:fill="1B3A6B" w:color="auto" w:val="clear"/>
+            <w:tcMar>
+              <w:top w:type="dxa" w:w="78"/>
+              <w:left w:type="dxa" w:w="120"/>
+              <w:bottom w:type="dxa" w:w="78"/>
+              <w:right w:type="dxa" w:w="120"/>
+            </w:tcMar>
+          </w:tcPr>
+          <w:p>
+            <w:pPr>
+              <w:spacing w:after="0" w:line="230"/>
+            </w:pPr>
+            <w:r>
+              <w:rPr>
+                <w:rFonts w:ascii="Calibri" w:cs="Calibri" w:eastAsia="Calibri" w:hAnsi="Calibri"/>
+                <w:b/>
+                <w:bCs/>
+                <w:i w:val="false"/>
+                <w:iCs w:val="false"/>
+                <w:caps/>
+                <w:color w:val="FFFFFF"/>
+                <w:spacing w:val="12"/>
+                <w:sz w:val="18"/>
+                <w:szCs w:val="18"/>
+              </w:rPr>
+              <w:t xml:space="preserve">Luis</w:t>
+            </w:r>
+          </w:p>
+        </w:tc>
+        <w:tc>
+          <w:tcPr>
+            <w:tcW w:type="dxa" w:w="2291"/>
+            <w:shd w:fill="1B3A6B" w:color="auto" w:val="clear"/>
+            <w:tcMar>
+              <w:top w:type="dxa" w:w="78"/>
+              <w:left w:type="dxa" w:w="120"/>
+              <w:bottom w:type="dxa" w:w="78"/>
+              <w:right w:type="dxa" w:w="120"/>
+            </w:tcMar>
+          </w:tcPr>
+          <w:p>
+            <w:pPr>
+              <w:spacing w:after="0" w:line="230"/>
+            </w:pPr>
+            <w:r>
+              <w:rPr>
+                <w:rFonts w:ascii="Calibri" w:cs="Calibri" w:eastAsia="Calibri" w:hAnsi="Calibri"/>
+                <w:b/>
+                <w:bCs/>
+                <w:i w:val="false"/>
+                <w:iCs w:val="false"/>
+                <w:caps/>
+                <w:color w:val="FFFFFF"/>
+                <w:spacing w:val="12"/>
+                <w:sz w:val="18"/>
+                <w:szCs w:val="18"/>
+              </w:rPr>
+              <w:t xml:space="preserve">Cristian</w:t>
+            </w:r>
+          </w:p>
+        </w:tc>
+      </w:tr>
+      <w:tr>
+        <w:tc>
+          <w:tcPr>
+            <w:tcW w:type="dxa" w:w="2200"/>
+            <w:tcMar>
+              <w:top w:type="dxa" w:w="72"/>
+              <w:left w:type="dxa" w:w="120"/>
+              <w:bottom w:type="dxa" w:w="72"/>
+              <w:right w:type="dxa" w:w="120"/>
+            </w:tcMar>
+          </w:tcPr>
+          <w:p>
+            <w:pPr>
+              <w:spacing w:after="0" w:line="238"/>
+            </w:pPr>
+            <w:r>
+              <w:rPr>
+                <w:rFonts w:ascii="Calibri" w:cs="Calibri" w:eastAsia="Calibri" w:hAnsi="Calibri"/>
+                <w:b/>
+                <w:bCs/>
+                <w:i w:val="false"/>
+                <w:iCs w:val="false"/>
+                <w:caps w:val="false"/>
+                <w:color w:val="1A2540"/>
+                <w:sz w:val="18"/>
+                <w:szCs w:val="18"/>
+              </w:rPr>
+              <w:t xml:space="preserve">Pago a proveedor</w:t>
+            </w:r>
+          </w:p>
+        </w:tc>
+        <w:tc>
+          <w:tcPr>
+            <w:tcW w:type="dxa" w:w="2290"/>
+            <w:tcMar>
+              <w:top w:type="dxa" w:w="72"/>
+              <w:left w:type="dxa" w:w="120"/>
+              <w:bottom w:type="dxa" w:w="72"/>
+              <w:right w:type="dxa" w:w="120"/>
+            </w:tcMar>
+          </w:tcPr>
+          <w:p>
+            <w:pPr>
+              <w:spacing w:after="0" w:line="238"/>
+            </w:pPr>
+            <w:r>
+              <w:rPr>
+                <w:rFonts w:ascii="Calibri" w:cs="Calibri" w:eastAsia="Calibri" w:hAnsi="Calibri"/>
+                <w:b w:val="false"/>
+                <w:bCs w:val="false"/>
+                <w:i w:val="false"/>
+                <w:iCs w:val="false"/>
+                <w:caps w:val="false"/>
+                <w:color w:val="374151"/>
+                <w:sz w:val="18"/>
+                <w:szCs w:val="18"/>
+              </w:rPr>
+              <w:t xml:space="preserve">Ejecuta el pago y registra el RP</w:t>
+            </w:r>
+          </w:p>
+        </w:tc>
+        <w:tc>
+          <w:tcPr>
+            <w:tcW w:type="dxa" w:w="2291"/>
+            <w:tcMar>
+              <w:top w:type="dxa" w:w="72"/>
+              <w:left w:type="dxa" w:w="120"/>
+              <w:bottom w:type="dxa" w:w="72"/>
+              <w:right w:type="dxa" w:w="120"/>
+            </w:tcMar>
+          </w:tcPr>
+          <w:p>
+            <w:pPr>
+              <w:spacing w:after="0" w:line="238"/>
+            </w:pPr>
+            <w:r>
+              <w:rPr>
+                <w:rFonts w:ascii="Calibri" w:cs="Calibri" w:eastAsia="Calibri" w:hAnsi="Calibri"/>
+                <w:b w:val="false"/>
+                <w:bCs w:val="false"/>
+                <w:i w:val="false"/>
+                <w:iCs w:val="false"/>
+                <w:caps w:val="false"/>
+                <w:color w:val="374151"/>
+                <w:sz w:val="18"/>
+                <w:szCs w:val="18"/>
+              </w:rPr>
+              <w:t xml:space="preserve">Causa la CXP Cuenta 23 con su soporte</w:t>
+            </w:r>
+          </w:p>
+        </w:tc>
+        <w:tc>
+          <w:tcPr>
+            <w:tcW w:type="dxa" w:w="2291"/>
+            <w:tcMar>
+              <w:top w:type="dxa" w:w="72"/>
+              <w:left w:type="dxa" w:w="120"/>
+              <w:bottom w:type="dxa" w:w="72"/>
+              <w:right w:type="dxa" w:w="120"/>
+            </w:tcMar>
+          </w:tcPr>
+          <w:p>
+            <w:pPr>
+              <w:spacing w:after="0" w:line="238"/>
+            </w:pPr>
+            <w:r>
+              <w:rPr>
+                <w:rFonts w:ascii="Calibri" w:cs="Calibri" w:eastAsia="Calibri" w:hAnsi="Calibri"/>
+                <w:b w:val="false"/>
+                <w:bCs w:val="false"/>
+                <w:i w:val="false"/>
+                <w:iCs w:val="false"/>
+                <w:caps w:val="false"/>
+                <w:color w:val="374151"/>
+                <w:sz w:val="18"/>
+                <w:szCs w:val="18"/>
+              </w:rPr>
+              <w:t xml:space="preserve">—</w:t>
+            </w:r>
+          </w:p>
+        </w:tc>
+      </w:tr>
+      <w:tr>
+        <w:tc>
+          <w:tcPr>
+            <w:tcW w:type="dxa" w:w="2200"/>
+            <w:shd w:fill="F5F7FA" w:color="auto" w:val="clear"/>
+            <w:tcMar>
+              <w:top w:type="dxa" w:w="72"/>
+              <w:left w:type="dxa" w:w="120"/>
+              <w:bottom w:type="dxa" w:w="72"/>
+              <w:right w:type="dxa" w:w="120"/>
+            </w:tcMar>
+          </w:tcPr>
+          <w:p>
+            <w:pPr>
+              <w:spacing w:after="0" w:line="238"/>
+            </w:pPr>
+            <w:r>
+              <w:rPr>
+                <w:rFonts w:ascii="Calibri" w:cs="Calibri" w:eastAsia="Calibri" w:hAnsi="Calibri"/>
+                <w:b/>
+                <w:bCs/>
+                <w:i w:val="false"/>
+                <w:iCs w:val="false"/>
+                <w:caps w:val="false"/>
+                <w:color w:val="1A2540"/>
+                <w:sz w:val="18"/>
+                <w:szCs w:val="18"/>
+              </w:rPr>
+              <w:t xml:space="preserve">Invoice del exterior</w:t>
+            </w:r>
+          </w:p>
+        </w:tc>
+        <w:tc>
+          <w:tcPr>
+            <w:tcW w:type="dxa" w:w="2290"/>
+            <w:shd w:fill="F5F7FA" w:color="auto" w:val="clear"/>
+            <w:tcMar>
+              <w:top w:type="dxa" w:w="72"/>
+              <w:left w:type="dxa" w:w="120"/>
+              <w:bottom w:type="dxa" w:w="72"/>
+              <w:right w:type="dxa" w:w="120"/>
+            </w:tcMar>
+          </w:tcPr>
+          <w:p>
+            <w:pPr>
+              <w:spacing w:after="0" w:line="238"/>
+            </w:pPr>
+            <w:r>
+              <w:rPr>
+                <w:rFonts w:ascii="Calibri" w:cs="Calibri" w:eastAsia="Calibri" w:hAnsi="Calibri"/>
+                <w:b w:val="false"/>
+                <w:bCs w:val="false"/>
+                <w:i w:val="false"/>
+                <w:iCs w:val="false"/>
+                <w:caps w:val="false"/>
+                <w:color w:val="374151"/>
+                <w:sz w:val="18"/>
+                <w:szCs w:val="18"/>
+              </w:rPr>
+              <w:t xml:space="preserve">Ejecuta el pago al proveedor</w:t>
+            </w:r>
+          </w:p>
+        </w:tc>
+        <w:tc>
+          <w:tcPr>
+            <w:tcW w:type="dxa" w:w="2291"/>
+            <w:shd w:fill="F5F7FA" w:color="auto" w:val="clear"/>
+            <w:tcMar>
+              <w:top w:type="dxa" w:w="72"/>
+              <w:left w:type="dxa" w:w="120"/>
+              <w:bottom w:type="dxa" w:w="72"/>
+              <w:right w:type="dxa" w:w="120"/>
+            </w:tcMar>
+          </w:tcPr>
+          <w:p>
+            <w:pPr>
+              <w:spacing w:after="0" w:line="238"/>
+            </w:pPr>
+            <w:r>
+              <w:rPr>
+                <w:rFonts w:ascii="Calibri" w:cs="Calibri" w:eastAsia="Calibri" w:hAnsi="Calibri"/>
+                <w:b w:val="false"/>
+                <w:bCs w:val="false"/>
+                <w:i w:val="false"/>
+                <w:iCs w:val="false"/>
+                <w:caps w:val="false"/>
+                <w:color w:val="374151"/>
+                <w:sz w:val="18"/>
+                <w:szCs w:val="18"/>
+              </w:rPr>
+              <w:t xml:space="preserve">Genera el Documento Soporte y crea la CXP</w:t>
+            </w:r>
+          </w:p>
+        </w:tc>
+        <w:tc>
+          <w:tcPr>
+            <w:tcW w:type="dxa" w:w="2291"/>
+            <w:shd w:fill="F5F7FA" w:color="auto" w:val="clear"/>
+            <w:tcMar>
+              <w:top w:type="dxa" w:w="72"/>
+              <w:left w:type="dxa" w:w="120"/>
+              <w:bottom w:type="dxa" w:w="72"/>
+              <w:right w:type="dxa" w:w="120"/>
+            </w:tcMar>
+          </w:tcPr>
+          <w:p>
+            <w:pPr>
+              <w:spacing w:after="0" w:line="238"/>
+            </w:pPr>
+            <w:r>
+              <w:rPr>
+                <w:rFonts w:ascii="Calibri" w:cs="Calibri" w:eastAsia="Calibri" w:hAnsi="Calibri"/>
+                <w:b w:val="false"/>
+                <w:bCs w:val="false"/>
+                <w:i w:val="false"/>
+                <w:iCs w:val="false"/>
+                <w:caps w:val="false"/>
+                <w:color w:val="374151"/>
+                <w:sz w:val="18"/>
+                <w:szCs w:val="18"/>
+              </w:rPr>
+              <w:t xml:space="preserve">Da el visto bueno al cierre del mes</w:t>
+            </w:r>
+          </w:p>
+        </w:tc>
+      </w:tr>
+      <w:tr>
+        <w:tc>
+          <w:tcPr>
+            <w:tcW w:type="dxa" w:w="2200"/>
+            <w:tcMar>
+              <w:top w:type="dxa" w:w="72"/>
+              <w:left w:type="dxa" w:w="120"/>
+              <w:bottom w:type="dxa" w:w="72"/>
+              <w:right w:type="dxa" w:w="120"/>
+            </w:tcMar>
+          </w:tcPr>
+          <w:p>
+            <w:pPr>
+              <w:spacing w:after="0" w:line="238"/>
+            </w:pPr>
+            <w:r>
+              <w:rPr>
+                <w:rFonts w:ascii="Calibri" w:cs="Calibri" w:eastAsia="Calibri" w:hAnsi="Calibri"/>
+                <w:b/>
+                <w:bCs/>
+                <w:i w:val="false"/>
+                <w:iCs w:val="false"/>
+                <w:caps w:val="false"/>
+                <w:color w:val="1A2540"/>
+                <w:sz w:val="18"/>
+                <w:szCs w:val="18"/>
+              </w:rPr>
+              <w:t xml:space="preserve">Seguridad social</w:t>
+            </w:r>
+          </w:p>
+        </w:tc>
+        <w:tc>
+          <w:tcPr>
+            <w:tcW w:type="dxa" w:w="2290"/>
+            <w:tcMar>
+              <w:top w:type="dxa" w:w="72"/>
+              <w:left w:type="dxa" w:w="120"/>
+              <w:bottom w:type="dxa" w:w="72"/>
+              <w:right w:type="dxa" w:w="120"/>
+            </w:tcMar>
+          </w:tcPr>
+          <w:p>
+            <w:pPr>
+              <w:spacing w:after="0" w:line="238"/>
+            </w:pPr>
+            <w:r>
+              <w:rPr>
+                <w:rFonts w:ascii="Calibri" w:cs="Calibri" w:eastAsia="Calibri" w:hAnsi="Calibri"/>
+                <w:b w:val="false"/>
+                <w:bCs w:val="false"/>
+                <w:i w:val="false"/>
+                <w:iCs w:val="false"/>
+                <w:caps w:val="false"/>
+                <w:color w:val="374151"/>
+                <w:sz w:val="18"/>
+                <w:szCs w:val="18"/>
+              </w:rPr>
+              <w:t xml:space="preserve">Paga a las entidades, días 13 a 15</w:t>
+            </w:r>
+          </w:p>
+        </w:tc>
+        <w:tc>
+          <w:tcPr>
+            <w:tcW w:type="dxa" w:w="2291"/>
+            <w:tcMar>
+              <w:top w:type="dxa" w:w="72"/>
+              <w:left w:type="dxa" w:w="120"/>
+              <w:bottom w:type="dxa" w:w="72"/>
+              <w:right w:type="dxa" w:w="120"/>
+            </w:tcMar>
+          </w:tcPr>
+          <w:p>
+            <w:pPr>
+              <w:spacing w:after="0" w:line="238"/>
+            </w:pPr>
+            <w:r>
+              <w:rPr>
+                <w:rFonts w:ascii="Calibri" w:cs="Calibri" w:eastAsia="Calibri" w:hAnsi="Calibri"/>
+                <w:b w:val="false"/>
+                <w:bCs w:val="false"/>
+                <w:i w:val="false"/>
+                <w:iCs w:val="false"/>
+                <w:caps w:val="false"/>
+                <w:color w:val="374151"/>
+                <w:sz w:val="18"/>
+                <w:szCs w:val="18"/>
+              </w:rPr>
+              <w:t xml:space="preserve">Causa el período y entrega el soporte, días 10 a 13</w:t>
+            </w:r>
+          </w:p>
+        </w:tc>
+        <w:tc>
+          <w:tcPr>
+            <w:tcW w:type="dxa" w:w="2291"/>
+            <w:tcMar>
+              <w:top w:type="dxa" w:w="72"/>
+              <w:left w:type="dxa" w:w="120"/>
+              <w:bottom w:type="dxa" w:w="72"/>
+              <w:right w:type="dxa" w:w="120"/>
+            </w:tcMar>
+          </w:tcPr>
+          <w:p>
+            <w:pPr>
+              <w:spacing w:after="0" w:line="238"/>
+            </w:pPr>
+            <w:r>
+              <w:rPr>
+                <w:rFonts w:ascii="Calibri" w:cs="Calibri" w:eastAsia="Calibri" w:hAnsi="Calibri"/>
+                <w:b w:val="false"/>
+                <w:bCs w:val="false"/>
+                <w:i w:val="false"/>
+                <w:iCs w:val="false"/>
+                <w:caps w:val="false"/>
+                <w:color w:val="374151"/>
+                <w:sz w:val="18"/>
+                <w:szCs w:val="18"/>
+              </w:rPr>
+              <w:t xml:space="preserve">Valida antes del desembolso</w:t>
+            </w:r>
+          </w:p>
+        </w:tc>
+      </w:tr>
+      <w:tr>
+        <w:tc>
+          <w:tcPr>
+            <w:tcW w:type="dxa" w:w="2200"/>
+            <w:shd w:fill="F5F7FA" w:color="auto" w:val="clear"/>
+            <w:tcMar>
+              <w:top w:type="dxa" w:w="72"/>
+              <w:left w:type="dxa" w:w="120"/>
+              <w:bottom w:type="dxa" w:w="72"/>
+              <w:right w:type="dxa" w:w="120"/>
+            </w:tcMar>
+          </w:tcPr>
+          <w:p>
+            <w:pPr>
+              <w:spacing w:after="0" w:line="238"/>
+            </w:pPr>
+            <w:r>
+              <w:rPr>
+                <w:rFonts w:ascii="Calibri" w:cs="Calibri" w:eastAsia="Calibri" w:hAnsi="Calibri"/>
+                <w:b/>
+                <w:bCs/>
+                <w:i w:val="false"/>
+                <w:iCs w:val="false"/>
+                <w:caps w:val="false"/>
+                <w:color w:val="1A2540"/>
+                <w:sz w:val="18"/>
+                <w:szCs w:val="18"/>
+              </w:rPr>
+              <w:t xml:space="preserve">Nómina</w:t>
+            </w:r>
+          </w:p>
+        </w:tc>
+        <w:tc>
+          <w:tcPr>
+            <w:tcW w:type="dxa" w:w="2290"/>
+            <w:shd w:fill="F5F7FA" w:color="auto" w:val="clear"/>
+            <w:tcMar>
+              <w:top w:type="dxa" w:w="72"/>
+              <w:left w:type="dxa" w:w="120"/>
+              <w:bottom w:type="dxa" w:w="72"/>
+              <w:right w:type="dxa" w:w="120"/>
+            </w:tcMar>
+          </w:tcPr>
+          <w:p>
+            <w:pPr>
+              <w:spacing w:after="0" w:line="238"/>
+            </w:pPr>
+            <w:r>
+              <w:rPr>
+                <w:rFonts w:ascii="Calibri" w:cs="Calibri" w:eastAsia="Calibri" w:hAnsi="Calibri"/>
+                <w:b w:val="false"/>
+                <w:bCs w:val="false"/>
+                <w:i w:val="false"/>
+                <w:iCs w:val="false"/>
+                <w:caps w:val="false"/>
+                <w:color w:val="374151"/>
+                <w:sz w:val="18"/>
+                <w:szCs w:val="18"/>
+              </w:rPr>
+              <w:t xml:space="preserve">Desembolsa ambas quincenas</w:t>
+            </w:r>
+          </w:p>
+        </w:tc>
+        <w:tc>
+          <w:tcPr>
+            <w:tcW w:type="dxa" w:w="2291"/>
+            <w:shd w:fill="F5F7FA" w:color="auto" w:val="clear"/>
+            <w:tcMar>
+              <w:top w:type="dxa" w:w="72"/>
+              <w:left w:type="dxa" w:w="120"/>
+              <w:bottom w:type="dxa" w:w="72"/>
+              <w:right w:type="dxa" w:w="120"/>
+            </w:tcMar>
+          </w:tcPr>
+          <w:p>
+            <w:pPr>
+              <w:spacing w:after="0" w:line="238"/>
+            </w:pPr>
+            <w:r>
+              <w:rPr>
+                <w:rFonts w:ascii="Calibri" w:cs="Calibri" w:eastAsia="Calibri" w:hAnsi="Calibri"/>
+                <w:b w:val="false"/>
+                <w:bCs w:val="false"/>
+                <w:i w:val="false"/>
+                <w:iCs w:val="false"/>
+                <w:caps w:val="false"/>
+                <w:color w:val="374151"/>
+                <w:sz w:val="18"/>
+                <w:szCs w:val="18"/>
+              </w:rPr>
+              <w:t xml:space="preserve">Proyecta, causa y valida las deducciones</w:t>
+            </w:r>
+          </w:p>
+        </w:tc>
+        <w:tc>
+          <w:tcPr>
+            <w:tcW w:type="dxa" w:w="2291"/>
+            <w:shd w:fill="F5F7FA" w:color="auto" w:val="clear"/>
+            <w:tcMar>
+              <w:top w:type="dxa" w:w="72"/>
+              <w:left w:type="dxa" w:w="120"/>
+              <w:bottom w:type="dxa" w:w="72"/>
+              <w:right w:type="dxa" w:w="120"/>
+            </w:tcMar>
+          </w:tcPr>
+          <w:p>
+            <w:pPr>
+              <w:spacing w:after="0" w:line="238"/>
+            </w:pPr>
+            <w:r>
+              <w:rPr>
+                <w:rFonts w:ascii="Calibri" w:cs="Calibri" w:eastAsia="Calibri" w:hAnsi="Calibri"/>
+                <w:b w:val="false"/>
+                <w:bCs w:val="false"/>
+                <w:i w:val="false"/>
+                <w:iCs w:val="false"/>
+                <w:caps w:val="false"/>
+                <w:color w:val="374151"/>
+                <w:sz w:val="18"/>
+                <w:szCs w:val="18"/>
+              </w:rPr>
+              <w:t xml:space="preserve">Valida antes del desembolso</w:t>
+            </w:r>
+          </w:p>
+        </w:tc>
+      </w:tr>
+      <w:tr>
+        <w:tc>
+          <w:tcPr>
+            <w:tcW w:type="dxa" w:w="2200"/>
+            <w:tcMar>
+              <w:top w:type="dxa" w:w="72"/>
+              <w:left w:type="dxa" w:w="120"/>
+              <w:bottom w:type="dxa" w:w="72"/>
+              <w:right w:type="dxa" w:w="120"/>
+            </w:tcMar>
+          </w:tcPr>
+          <w:p>
+            <w:pPr>
+              <w:spacing w:after="0" w:line="238"/>
+            </w:pPr>
+            <w:r>
+              <w:rPr>
+                <w:rFonts w:ascii="Calibri" w:cs="Calibri" w:eastAsia="Calibri" w:hAnsi="Calibri"/>
+                <w:b/>
+                <w:bCs/>
+                <w:i w:val="false"/>
+                <w:iCs w:val="false"/>
+                <w:caps w:val="false"/>
+                <w:color w:val="1A2540"/>
+                <w:sz w:val="18"/>
+                <w:szCs w:val="18"/>
+              </w:rPr>
+              <w:t xml:space="preserve">Conciliación bancaria</w:t>
+            </w:r>
+          </w:p>
+        </w:tc>
+        <w:tc>
+          <w:tcPr>
+            <w:tcW w:type="dxa" w:w="2290"/>
+            <w:tcMar>
+              <w:top w:type="dxa" w:w="72"/>
+              <w:left w:type="dxa" w:w="120"/>
+              <w:bottom w:type="dxa" w:w="72"/>
+              <w:right w:type="dxa" w:w="120"/>
+            </w:tcMar>
+          </w:tcPr>
+          <w:p>
+            <w:pPr>
+              <w:spacing w:after="0" w:line="238"/>
+            </w:pPr>
+            <w:r>
+              <w:rPr>
+                <w:rFonts w:ascii="Calibri" w:cs="Calibri" w:eastAsia="Calibri" w:hAnsi="Calibri"/>
+                <w:b w:val="false"/>
+                <w:bCs w:val="false"/>
+                <w:i w:val="false"/>
+                <w:iCs w:val="false"/>
+                <w:caps w:val="false"/>
+                <w:color w:val="374151"/>
+                <w:sz w:val="18"/>
+                <w:szCs w:val="18"/>
+              </w:rPr>
+              <w:t xml:space="preserve">Aporta los RC y RP registrados en el mes</w:t>
+            </w:r>
+          </w:p>
+        </w:tc>
+        <w:tc>
+          <w:tcPr>
+            <w:tcW w:type="dxa" w:w="2291"/>
+            <w:tcMar>
+              <w:top w:type="dxa" w:w="72"/>
+              <w:left w:type="dxa" w:w="120"/>
+              <w:bottom w:type="dxa" w:w="72"/>
+              <w:right w:type="dxa" w:w="120"/>
+            </w:tcMar>
+          </w:tcPr>
+          <w:p>
+            <w:pPr>
+              <w:spacing w:after="0" w:line="238"/>
+            </w:pPr>
+            <w:r>
+              <w:rPr>
+                <w:rFonts w:ascii="Calibri" w:cs="Calibri" w:eastAsia="Calibri" w:hAnsi="Calibri"/>
+                <w:b w:val="false"/>
+                <w:bCs w:val="false"/>
+                <w:i w:val="false"/>
+                <w:iCs w:val="false"/>
+                <w:caps w:val="false"/>
+                <w:color w:val="374151"/>
+                <w:sz w:val="18"/>
+                <w:szCs w:val="18"/>
+              </w:rPr>
+              <w:t xml:space="preserve">Concilia extracto contra libro y genera el documento</w:t>
+            </w:r>
+          </w:p>
+        </w:tc>
+        <w:tc>
+          <w:tcPr>
+            <w:tcW w:type="dxa" w:w="2291"/>
+            <w:tcMar>
+              <w:top w:type="dxa" w:w="72"/>
+              <w:left w:type="dxa" w:w="120"/>
+              <w:bottom w:type="dxa" w:w="72"/>
+              <w:right w:type="dxa" w:w="120"/>
+            </w:tcMar>
+          </w:tcPr>
+          <w:p>
+            <w:pPr>
+              <w:spacing w:after="0" w:line="238"/>
+            </w:pPr>
+            <w:r>
+              <w:rPr>
+                <w:rFonts w:ascii="Calibri" w:cs="Calibri" w:eastAsia="Calibri" w:hAnsi="Calibri"/>
+                <w:b w:val="false"/>
+                <w:bCs w:val="false"/>
+                <w:i w:val="false"/>
+                <w:iCs w:val="false"/>
+                <w:caps w:val="false"/>
+                <w:color w:val="374151"/>
+                <w:sz w:val="18"/>
+                <w:szCs w:val="18"/>
+              </w:rPr>
+              <w:t xml:space="preserve">Valida los saldos finales, días 7 a 9</w:t>
+            </w:r>
+          </w:p>
+        </w:tc>
+      </w:tr>
+      <w:tr>
+        <w:tc>
+          <w:tcPr>
+            <w:tcW w:type="dxa" w:w="2200"/>
+            <w:shd w:fill="F5F7FA" w:color="auto" w:val="clear"/>
+            <w:tcMar>
+              <w:top w:type="dxa" w:w="72"/>
+              <w:left w:type="dxa" w:w="120"/>
+              <w:bottom w:type="dxa" w:w="72"/>
+              <w:right w:type="dxa" w:w="120"/>
+            </w:tcMar>
+          </w:tcPr>
+          <w:p>
+            <w:pPr>
+              <w:spacing w:after="0" w:line="238"/>
+            </w:pPr>
+            <w:r>
+              <w:rPr>
+                <w:rFonts w:ascii="Calibri" w:cs="Calibri" w:eastAsia="Calibri" w:hAnsi="Calibri"/>
+                <w:b/>
+                <w:bCs/>
+                <w:i w:val="false"/>
+                <w:iCs w:val="false"/>
+                <w:caps w:val="false"/>
+                <w:color w:val="1A2540"/>
+                <w:sz w:val="18"/>
+                <w:szCs w:val="18"/>
+              </w:rPr>
+              <w:t xml:space="preserve">Conciliación de tarjeta</w:t>
+            </w:r>
+          </w:p>
+        </w:tc>
+        <w:tc>
+          <w:tcPr>
+            <w:tcW w:type="dxa" w:w="2290"/>
+            <w:shd w:fill="F5F7FA" w:color="auto" w:val="clear"/>
+            <w:tcMar>
+              <w:top w:type="dxa" w:w="72"/>
+              <w:left w:type="dxa" w:w="120"/>
+              <w:bottom w:type="dxa" w:w="72"/>
+              <w:right w:type="dxa" w:w="120"/>
+            </w:tcMar>
+          </w:tcPr>
+          <w:p>
+            <w:pPr>
+              <w:spacing w:after="0" w:line="238"/>
+            </w:pPr>
+            <w:r>
+              <w:rPr>
+                <w:rFonts w:ascii="Calibri" w:cs="Calibri" w:eastAsia="Calibri" w:hAnsi="Calibri"/>
+                <w:b w:val="false"/>
+                <w:bCs w:val="false"/>
+                <w:i w:val="false"/>
+                <w:iCs w:val="false"/>
+                <w:caps w:val="false"/>
+                <w:color w:val="374151"/>
+                <w:sz w:val="18"/>
+                <w:szCs w:val="18"/>
+              </w:rPr>
+              <w:t xml:space="preserve">—</w:t>
+            </w:r>
+          </w:p>
+        </w:tc>
+        <w:tc>
+          <w:tcPr>
+            <w:tcW w:type="dxa" w:w="2291"/>
+            <w:shd w:fill="F5F7FA" w:color="auto" w:val="clear"/>
+            <w:tcMar>
+              <w:top w:type="dxa" w:w="72"/>
+              <w:left w:type="dxa" w:w="120"/>
+              <w:bottom w:type="dxa" w:w="72"/>
+              <w:right w:type="dxa" w:w="120"/>
+            </w:tcMar>
+          </w:tcPr>
+          <w:p>
+            <w:pPr>
+              <w:spacing w:after="0" w:line="238"/>
+            </w:pPr>
+            <w:r>
+              <w:rPr>
+                <w:rFonts w:ascii="Calibri" w:cs="Calibri" w:eastAsia="Calibri" w:hAnsi="Calibri"/>
+                <w:b w:val="false"/>
+                <w:bCs w:val="false"/>
+                <w:i w:val="false"/>
+                <w:iCs w:val="false"/>
+                <w:caps w:val="false"/>
+                <w:color w:val="374151"/>
+                <w:sz w:val="18"/>
+                <w:szCs w:val="18"/>
+              </w:rPr>
+              <w:t xml:space="preserve">Clasifica y escala los gastos no regulares</w:t>
+            </w:r>
+          </w:p>
+        </w:tc>
+        <w:tc>
+          <w:tcPr>
+            <w:tcW w:type="dxa" w:w="2291"/>
+            <w:shd w:fill="F5F7FA" w:color="auto" w:val="clear"/>
+            <w:tcMar>
+              <w:top w:type="dxa" w:w="72"/>
+              <w:left w:type="dxa" w:w="120"/>
+              <w:bottom w:type="dxa" w:w="72"/>
+              <w:right w:type="dxa" w:w="120"/>
+            </w:tcMar>
+          </w:tcPr>
+          <w:p>
+            <w:pPr>
+              <w:spacing w:after="0" w:line="238"/>
+            </w:pPr>
+            <w:r>
+              <w:rPr>
+                <w:rFonts w:ascii="Calibri" w:cs="Calibri" w:eastAsia="Calibri" w:hAnsi="Calibri"/>
+                <w:b w:val="false"/>
+                <w:bCs w:val="false"/>
+                <w:i w:val="false"/>
+                <w:iCs w:val="false"/>
+                <w:caps w:val="false"/>
+                <w:color w:val="374151"/>
+                <w:sz w:val="18"/>
+                <w:szCs w:val="18"/>
+              </w:rPr>
+              <w:t xml:space="preserve">—</w:t>
+            </w:r>
+          </w:p>
+        </w:tc>
+      </w:tr>
+      <w:tr>
+        <w:tc>
+          <w:tcPr>
+            <w:tcW w:type="dxa" w:w="2200"/>
+            <w:tcMar>
+              <w:top w:type="dxa" w:w="72"/>
+              <w:left w:type="dxa" w:w="120"/>
+              <w:bottom w:type="dxa" w:w="72"/>
+              <w:right w:type="dxa" w:w="120"/>
+            </w:tcMar>
+          </w:tcPr>
+          <w:p>
+            <w:pPr>
+              <w:spacing w:after="0" w:line="238"/>
+            </w:pPr>
+            <w:r>
+              <w:rPr>
+                <w:rFonts w:ascii="Calibri" w:cs="Calibri" w:eastAsia="Calibri" w:hAnsi="Calibri"/>
+                <w:b/>
+                <w:bCs/>
+                <w:i w:val="false"/>
+                <w:iCs w:val="false"/>
+                <w:caps w:val="false"/>
+                <w:color w:val="1A2540"/>
+                <w:sz w:val="18"/>
+                <w:szCs w:val="18"/>
+              </w:rPr>
+              <w:t xml:space="preserve">Cartera y recaudo</w:t>
+            </w:r>
+          </w:p>
+        </w:tc>
+        <w:tc>
+          <w:tcPr>
+            <w:tcW w:type="dxa" w:w="2290"/>
+            <w:tcMar>
+              <w:top w:type="dxa" w:w="72"/>
+              <w:left w:type="dxa" w:w="120"/>
+              <w:bottom w:type="dxa" w:w="72"/>
+              <w:right w:type="dxa" w:w="120"/>
+            </w:tcMar>
+          </w:tcPr>
+          <w:p>
+            <w:pPr>
+              <w:spacing w:after="0" w:line="238"/>
+            </w:pPr>
+            <w:r>
+              <w:rPr>
+                <w:rFonts w:ascii="Calibri" w:cs="Calibri" w:eastAsia="Calibri" w:hAnsi="Calibri"/>
+                <w:b w:val="false"/>
+                <w:bCs w:val="false"/>
+                <w:i w:val="false"/>
+                <w:iCs w:val="false"/>
+                <w:caps w:val="false"/>
+                <w:color w:val="374151"/>
+                <w:sz w:val="18"/>
+                <w:szCs w:val="18"/>
+              </w:rPr>
+              <w:t xml:space="preserve">Aplica los cobros a las facturas</w:t>
+            </w:r>
+          </w:p>
+        </w:tc>
+        <w:tc>
+          <w:tcPr>
+            <w:tcW w:type="dxa" w:w="2291"/>
+            <w:tcMar>
+              <w:top w:type="dxa" w:w="72"/>
+              <w:left w:type="dxa" w:w="120"/>
+              <w:bottom w:type="dxa" w:w="72"/>
+              <w:right w:type="dxa" w:w="120"/>
+            </w:tcMar>
+          </w:tcPr>
+          <w:p>
+            <w:pPr>
+              <w:spacing w:after="0" w:line="238"/>
+            </w:pPr>
+            <w:r>
+              <w:rPr>
+                <w:rFonts w:ascii="Calibri" w:cs="Calibri" w:eastAsia="Calibri" w:hAnsi="Calibri"/>
+                <w:b w:val="false"/>
+                <w:bCs w:val="false"/>
+                <w:i w:val="false"/>
+                <w:iCs w:val="false"/>
+                <w:caps w:val="false"/>
+                <w:color w:val="374151"/>
+                <w:sz w:val="18"/>
+                <w:szCs w:val="18"/>
+              </w:rPr>
+              <w:t xml:space="preserve">—</w:t>
+            </w:r>
+          </w:p>
+        </w:tc>
+        <w:tc>
+          <w:tcPr>
+            <w:tcW w:type="dxa" w:w="2291"/>
+            <w:tcMar>
+              <w:top w:type="dxa" w:w="72"/>
+              <w:left w:type="dxa" w:w="120"/>
+              <w:bottom w:type="dxa" w:w="72"/>
+              <w:right w:type="dxa" w:w="120"/>
+            </w:tcMar>
+          </w:tcPr>
+          <w:p>
+            <w:pPr>
+              <w:spacing w:after="0" w:line="238"/>
+            </w:pPr>
+            <w:r>
+              <w:rPr>
+                <w:rFonts w:ascii="Calibri" w:cs="Calibri" w:eastAsia="Calibri" w:hAnsi="Calibri"/>
+                <w:b w:val="false"/>
+                <w:bCs w:val="false"/>
+                <w:i w:val="false"/>
+                <w:iCs w:val="false"/>
+                <w:caps w:val="false"/>
+                <w:color w:val="374151"/>
+                <w:sz w:val="18"/>
+                <w:szCs w:val="18"/>
+              </w:rPr>
+              <w:t xml:space="preserve">Construye el informe de vigencias y el análisis</w:t>
+            </w:r>
+          </w:p>
+        </w:tc>
+      </w:tr>
+      <w:tr>
+        <w:tc>
+          <w:tcPr>
+            <w:tcW w:type="dxa" w:w="2200"/>
+            <w:shd w:fill="F5F7FA" w:color="auto" w:val="clear"/>
+            <w:tcMar>
+              <w:top w:type="dxa" w:w="72"/>
+              <w:left w:type="dxa" w:w="120"/>
+              <w:bottom w:type="dxa" w:w="72"/>
+              <w:right w:type="dxa" w:w="120"/>
+            </w:tcMar>
+          </w:tcPr>
+          <w:p>
+            <w:pPr>
+              <w:spacing w:after="0" w:line="238"/>
+            </w:pPr>
+            <w:r>
+              <w:rPr>
+                <w:rFonts w:ascii="Calibri" w:cs="Calibri" w:eastAsia="Calibri" w:hAnsi="Calibri"/>
+                <w:b/>
+                <w:bCs/>
+                <w:i w:val="false"/>
+                <w:iCs w:val="false"/>
+                <w:caps w:val="false"/>
+                <w:color w:val="1A2540"/>
+                <w:sz w:val="18"/>
+                <w:szCs w:val="18"/>
+              </w:rPr>
+              <w:t xml:space="preserve">Cierre contable</w:t>
+            </w:r>
+          </w:p>
+        </w:tc>
+        <w:tc>
+          <w:tcPr>
+            <w:tcW w:type="dxa" w:w="2290"/>
+            <w:shd w:fill="F5F7FA" w:color="auto" w:val="clear"/>
+            <w:tcMar>
+              <w:top w:type="dxa" w:w="72"/>
+              <w:left w:type="dxa" w:w="120"/>
+              <w:bottom w:type="dxa" w:w="72"/>
+              <w:right w:type="dxa" w:w="120"/>
+            </w:tcMar>
+          </w:tcPr>
+          <w:p>
+            <w:pPr>
+              <w:spacing w:after="0" w:line="238"/>
+            </w:pPr>
+            <w:r>
+              <w:rPr>
+                <w:rFonts w:ascii="Calibri" w:cs="Calibri" w:eastAsia="Calibri" w:hAnsi="Calibri"/>
+                <w:b w:val="false"/>
+                <w:bCs w:val="false"/>
+                <w:i w:val="false"/>
+                <w:iCs w:val="false"/>
+                <w:caps w:val="false"/>
+                <w:color w:val="374151"/>
+                <w:sz w:val="18"/>
+                <w:szCs w:val="18"/>
+              </w:rPr>
+              <w:t xml:space="preserve">—</w:t>
+            </w:r>
+          </w:p>
+        </w:tc>
+        <w:tc>
+          <w:tcPr>
+            <w:tcW w:type="dxa" w:w="2291"/>
+            <w:shd w:fill="F5F7FA" w:color="auto" w:val="clear"/>
+            <w:tcMar>
+              <w:top w:type="dxa" w:w="72"/>
+              <w:left w:type="dxa" w:w="120"/>
+              <w:bottom w:type="dxa" w:w="72"/>
+              <w:right w:type="dxa" w:w="120"/>
+            </w:tcMar>
+          </w:tcPr>
+          <w:p>
+            <w:pPr>
+              <w:spacing w:after="0" w:line="238"/>
+            </w:pPr>
+            <w:r>
+              <w:rPr>
+                <w:rFonts w:ascii="Calibri" w:cs="Calibri" w:eastAsia="Calibri" w:hAnsi="Calibri"/>
+                <w:b w:val="false"/>
+                <w:bCs w:val="false"/>
+                <w:i w:val="false"/>
+                <w:iCs w:val="false"/>
+                <w:caps w:val="false"/>
+                <w:color w:val="374151"/>
+                <w:sz w:val="18"/>
+                <w:szCs w:val="18"/>
+              </w:rPr>
+              <w:t xml:space="preserve">Entrega las causaciones del período</w:t>
+            </w:r>
+          </w:p>
+        </w:tc>
+        <w:tc>
+          <w:tcPr>
+            <w:tcW w:type="dxa" w:w="2291"/>
+            <w:shd w:fill="F5F7FA" w:color="auto" w:val="clear"/>
+            <w:tcMar>
+              <w:top w:type="dxa" w:w="72"/>
+              <w:left w:type="dxa" w:w="120"/>
+              <w:bottom w:type="dxa" w:w="72"/>
+              <w:right w:type="dxa" w:w="120"/>
+            </w:tcMar>
+          </w:tcPr>
+          <w:p>
+            <w:pPr>
+              <w:spacing w:after="0" w:line="238"/>
+            </w:pPr>
+            <w:r>
+              <w:rPr>
+                <w:rFonts w:ascii="Calibri" w:cs="Calibri" w:eastAsia="Calibri" w:hAnsi="Calibri"/>
+                <w:b w:val="false"/>
+                <w:bCs w:val="false"/>
+                <w:i w:val="false"/>
+                <w:iCs w:val="false"/>
+                <w:caps w:val="false"/>
+                <w:color w:val="374151"/>
+                <w:sz w:val="18"/>
+                <w:szCs w:val="18"/>
+              </w:rPr>
+              <w:t xml:space="preserve">Ejecuta el cierre y liquida la retención</w:t>
+            </w:r>
+          </w:p>
+        </w:tc>
+      </w:tr>
+      <w:tr>
+        <w:tc>
+          <w:tcPr>
+            <w:tcW w:type="dxa" w:w="2200"/>
+            <w:tcMar>
+              <w:top w:type="dxa" w:w="72"/>
+              <w:left w:type="dxa" w:w="120"/>
+              <w:bottom w:type="dxa" w:w="72"/>
+              <w:right w:type="dxa" w:w="120"/>
+            </w:tcMar>
+          </w:tcPr>
+          <w:p>
+            <w:pPr>
+              <w:spacing w:after="0" w:line="238"/>
+            </w:pPr>
+            <w:r>
+              <w:rPr>
+                <w:rFonts w:ascii="Calibri" w:cs="Calibri" w:eastAsia="Calibri" w:hAnsi="Calibri"/>
+                <w:b/>
+                <w:bCs/>
+                <w:i w:val="false"/>
+                <w:iCs w:val="false"/>
+                <w:caps w:val="false"/>
+                <w:color w:val="1A2540"/>
+                <w:sz w:val="18"/>
+                <w:szCs w:val="18"/>
+              </w:rPr>
+              <w:t xml:space="preserve">Estados financieros</w:t>
+            </w:r>
+          </w:p>
+        </w:tc>
+        <w:tc>
+          <w:tcPr>
+            <w:tcW w:type="dxa" w:w="2290"/>
+            <w:tcMar>
+              <w:top w:type="dxa" w:w="72"/>
+              <w:left w:type="dxa" w:w="120"/>
+              <w:bottom w:type="dxa" w:w="72"/>
+              <w:right w:type="dxa" w:w="120"/>
+            </w:tcMar>
+          </w:tcPr>
+          <w:p>
+            <w:pPr>
+              <w:spacing w:after="0" w:line="238"/>
+            </w:pPr>
+            <w:r>
+              <w:rPr>
+                <w:rFonts w:ascii="Calibri" w:cs="Calibri" w:eastAsia="Calibri" w:hAnsi="Calibri"/>
+                <w:b w:val="false"/>
+                <w:bCs w:val="false"/>
+                <w:i w:val="false"/>
+                <w:iCs w:val="false"/>
+                <w:caps w:val="false"/>
+                <w:color w:val="374151"/>
+                <w:sz w:val="18"/>
+                <w:szCs w:val="18"/>
+              </w:rPr>
+              <w:t xml:space="preserve">—</w:t>
+            </w:r>
+          </w:p>
+        </w:tc>
+        <w:tc>
+          <w:tcPr>
+            <w:tcW w:type="dxa" w:w="2291"/>
+            <w:tcMar>
+              <w:top w:type="dxa" w:w="72"/>
+              <w:left w:type="dxa" w:w="120"/>
+              <w:bottom w:type="dxa" w:w="72"/>
+              <w:right w:type="dxa" w:w="120"/>
+            </w:tcMar>
+          </w:tcPr>
+          <w:p>
+            <w:pPr>
+              <w:spacing w:after="0" w:line="238"/>
+            </w:pPr>
+            <w:r>
+              <w:rPr>
+                <w:rFonts w:ascii="Calibri" w:cs="Calibri" w:eastAsia="Calibri" w:hAnsi="Calibri"/>
+                <w:b w:val="false"/>
+                <w:bCs w:val="false"/>
+                <w:i w:val="false"/>
+                <w:iCs w:val="false"/>
+                <w:caps w:val="false"/>
+                <w:color w:val="374151"/>
+                <w:sz w:val="18"/>
+                <w:szCs w:val="18"/>
+              </w:rPr>
+              <w:t xml:space="preserve">—</w:t>
+            </w:r>
+          </w:p>
+        </w:tc>
+        <w:tc>
+          <w:tcPr>
+            <w:tcW w:type="dxa" w:w="2291"/>
+            <w:tcMar>
+              <w:top w:type="dxa" w:w="72"/>
+              <w:left w:type="dxa" w:w="120"/>
+              <w:bottom w:type="dxa" w:w="72"/>
+              <w:right w:type="dxa" w:w="120"/>
+            </w:tcMar>
+          </w:tcPr>
+          <w:p>
+            <w:pPr>
+              <w:spacing w:after="0" w:line="238"/>
+            </w:pPr>
+            <w:r>
+              <w:rPr>
+                <w:rFonts w:ascii="Calibri" w:cs="Calibri" w:eastAsia="Calibri" w:hAnsi="Calibri"/>
+                <w:b w:val="false"/>
+                <w:bCs w:val="false"/>
+                <w:i w:val="false"/>
+                <w:iCs w:val="false"/>
+                <w:caps w:val="false"/>
+                <w:color w:val="374151"/>
+                <w:sz w:val="18"/>
+                <w:szCs w:val="18"/>
+              </w:rPr>
+              <w:t xml:space="preserve">Desarrolla, valida contra Siigo y presenta</w:t>
+            </w:r>
+          </w:p>
+        </w:tc>
+      </w:tr>
+      <w:tr>
+        <w:tc>
+          <w:tcPr>
+            <w:tcW w:type="dxa" w:w="2200"/>
+            <w:shd w:fill="F5F7FA" w:color="auto" w:val="clear"/>
+            <w:tcMar>
+              <w:top w:type="dxa" w:w="72"/>
+              <w:left w:type="dxa" w:w="120"/>
+              <w:bottom w:type="dxa" w:w="72"/>
+              <w:right w:type="dxa" w:w="120"/>
+            </w:tcMar>
+          </w:tcPr>
+          <w:p>
+            <w:pPr>
+              <w:spacing w:after="0" w:line="238"/>
+            </w:pPr>
+            <w:r>
+              <w:rPr>
+                <w:rFonts w:ascii="Calibri" w:cs="Calibri" w:eastAsia="Calibri" w:hAnsi="Calibri"/>
+                <w:b/>
+                <w:bCs/>
+                <w:i w:val="false"/>
+                <w:iCs w:val="false"/>
+                <w:caps w:val="false"/>
+                <w:color w:val="1A2540"/>
+                <w:sz w:val="18"/>
+                <w:szCs w:val="18"/>
+              </w:rPr>
+              <w:t xml:space="preserve">Obligaciones DIAN</w:t>
+            </w:r>
+          </w:p>
+        </w:tc>
+        <w:tc>
+          <w:tcPr>
+            <w:tcW w:type="dxa" w:w="2290"/>
+            <w:shd w:fill="F5F7FA" w:color="auto" w:val="clear"/>
+            <w:tcMar>
+              <w:top w:type="dxa" w:w="72"/>
+              <w:left w:type="dxa" w:w="120"/>
+              <w:bottom w:type="dxa" w:w="72"/>
+              <w:right w:type="dxa" w:w="120"/>
+            </w:tcMar>
+          </w:tcPr>
+          <w:p>
+            <w:pPr>
+              <w:spacing w:after="0" w:line="238"/>
+            </w:pPr>
+            <w:r>
+              <w:rPr>
+                <w:rFonts w:ascii="Calibri" w:cs="Calibri" w:eastAsia="Calibri" w:hAnsi="Calibri"/>
+                <w:b w:val="false"/>
+                <w:bCs w:val="false"/>
+                <w:i w:val="false"/>
+                <w:iCs w:val="false"/>
+                <w:caps w:val="false"/>
+                <w:color w:val="374151"/>
+                <w:sz w:val="18"/>
+                <w:szCs w:val="18"/>
+              </w:rPr>
+              <w:t xml:space="preserve">—</w:t>
+            </w:r>
+          </w:p>
+        </w:tc>
+        <w:tc>
+          <w:tcPr>
+            <w:tcW w:type="dxa" w:w="2291"/>
+            <w:shd w:fill="F5F7FA" w:color="auto" w:val="clear"/>
+            <w:tcMar>
+              <w:top w:type="dxa" w:w="72"/>
+              <w:left w:type="dxa" w:w="120"/>
+              <w:bottom w:type="dxa" w:w="72"/>
+              <w:right w:type="dxa" w:w="120"/>
+            </w:tcMar>
+          </w:tcPr>
+          <w:p>
+            <w:pPr>
+              <w:spacing w:after="0" w:line="238"/>
+            </w:pPr>
+            <w:r>
+              <w:rPr>
+                <w:rFonts w:ascii="Calibri" w:cs="Calibri" w:eastAsia="Calibri" w:hAnsi="Calibri"/>
+                <w:b w:val="false"/>
+                <w:bCs w:val="false"/>
+                <w:i w:val="false"/>
+                <w:iCs w:val="false"/>
+                <w:caps w:val="false"/>
+                <w:color w:val="374151"/>
+                <w:sz w:val="18"/>
+                <w:szCs w:val="18"/>
+              </w:rPr>
+              <w:t xml:space="preserve">Valida el RADIAN</w:t>
+            </w:r>
+          </w:p>
+        </w:tc>
+        <w:tc>
+          <w:tcPr>
+            <w:tcW w:type="dxa" w:w="2291"/>
+            <w:shd w:fill="F5F7FA" w:color="auto" w:val="clear"/>
+            <w:tcMar>
+              <w:top w:type="dxa" w:w="72"/>
+              <w:left w:type="dxa" w:w="120"/>
+              <w:bottom w:type="dxa" w:w="72"/>
+              <w:right w:type="dxa" w:w="120"/>
+            </w:tcMar>
+          </w:tcPr>
+          <w:p>
+            <w:pPr>
+              <w:spacing w:after="0" w:line="238"/>
+            </w:pPr>
+            <w:r>
+              <w:rPr>
+                <w:rFonts w:ascii="Calibri" w:cs="Calibri" w:eastAsia="Calibri" w:hAnsi="Calibri"/>
+                <w:b w:val="false"/>
+                <w:bCs w:val="false"/>
+                <w:i w:val="false"/>
+                <w:iCs w:val="false"/>
+                <w:caps w:val="false"/>
+                <w:color w:val="374151"/>
+                <w:sz w:val="18"/>
+                <w:szCs w:val="18"/>
+              </w:rPr>
+              <w:t xml:space="preserve">Presenta IVA y retención en la fuente</w:t>
+            </w:r>
+          </w:p>
+        </w:tc>
+      </w:tr>
+    </w:tbl>
+    <w:p>
+      <w:pPr>
+        <w:spacing w:after="120"/>
+      </w:pPr>
+    </w:p>
+    <w:tbl>
+      <w:tblPr>
+        <w:tblW w:type="dxa" w:w="9072"/>
+        <w:tblBorders>
+          <w:top w:val="single" w:color="2D5AA0" w:sz="2"/>
+          <w:left w:val="single" w:color="2D5AA0" w:sz="18"/>
+          <w:bottom w:val="single" w:color="2D5AA0" w:sz="2"/>
+          <w:right w:val="single" w:color="2D5AA0" w:sz="2"/>
+          <w:insideH w:val="none" w:color="auto" w:sz="0"/>
+          <w:insideV w:val="none" w:color="auto" w:sz="0"/>
+        </w:tblBorders>
+      </w:tblPr>
+      <w:tblGrid>
+        <w:gridCol w:w="9072"/>
+      </w:tblGrid>
+      <w:tr>
+        <w:tc>
+          <w:tcPr>
+            <w:tcW w:type="dxa" w:w="9072"/>
+            <w:shd w:fill="ECF2FA" w:color="auto" w:val="clear"/>
+            <w:tcMar>
+              <w:top w:type="dxa" w:w="110"/>
+              <w:left w:type="dxa" w:w="210"/>
+              <w:bottom w:type="dxa" w:w="110"/>
+              <w:right w:type="dxa" w:w="210"/>
+            </w:tcMar>
+          </w:tcPr>
+          <w:p>
+            <w:pPr>
+              <w:spacing w:after="62" w:line="230"/>
+            </w:pPr>
+            <w:r>
+              <w:rPr>
+                <w:rFonts w:ascii="Calibri" w:cs="Calibri" w:eastAsia="Calibri" w:hAnsi="Calibri"/>
+                <w:b/>
+                <w:bCs/>
+                <w:i w:val="false"/>
+                <w:iCs w:val="false"/>
+                <w:caps/>
+                <w:color w:val="1B3A6B"/>
+                <w:spacing w:val="16"/>
+                <w:sz w:val="19"/>
+                <w:szCs w:val="19"/>
+              </w:rPr>
+              <w:t xml:space="preserve">La regla que separa los tres roles</w:t>
+            </w:r>
+          </w:p>
+          <w:p>
+            <w:pPr>
+              <w:spacing w:after="0" w:line="262"/>
+            </w:pPr>
+            <w:r>
+              <w:rPr>
+                <w:rFonts w:ascii="Calibri" w:cs="Calibri" w:eastAsia="Calibri" w:hAnsi="Calibri"/>
+                <w:b w:val="false"/>
+                <w:bCs w:val="false"/>
+                <w:i w:val="false"/>
+                <w:iCs w:val="false"/>
+                <w:caps w:val="false"/>
+                <w:color w:val="374151"/>
+                <w:sz w:val="20"/>
+                <w:szCs w:val="20"/>
+              </w:rPr>
+              <w:t xml:space="preserve">El dinero no se mueve sin que antes exista una causación, y una causación no se da por buena sin validación. Luis prepara, Cristian valida, Isnardi ejecuta. Invertir ese orden es lo que produce pagos sin soporte y cierres sobre cifras no confirmadas.</w:t>
+            </w:r>
+          </w:p>
+        </w:tc>
+      </w:tr>
+    </w:tbl>
+    <w:p>
+      <w:r>
+        <w:br w:type="page"/>
+      </w:r>
+    </w:p>
+    <w:tbl>
+      <w:tblPr>
+        <w:tblW w:type="dxa" w:w="9072"/>
+        <w:tblBorders>
+          <w:top w:val="none" w:color="auto" w:sz="0"/>
+          <w:left w:val="none" w:color="auto" w:sz="0"/>
+          <w:bottom w:val="none" w:color="auto" w:sz="0"/>
+          <w:right w:val="none" w:color="auto" w:sz="0"/>
+          <w:insideH w:val="none" w:color="auto" w:sz="0"/>
+          <w:insideV w:val="none" w:color="auto" w:sz="0"/>
+        </w:tblBorders>
+      </w:tblPr>
+      <w:tblGrid>
+        <w:gridCol w:w="9072"/>
+      </w:tblGrid>
+      <w:tr>
+        <w:tc>
+          <w:tcPr>
+            <w:tcW w:type="dxa" w:w="9072"/>
+            <w:shd w:fill="2D5AA0" w:color="auto" w:val="clear"/>
+            <w:tcMar>
+              <w:top w:type="dxa" w:w="95"/>
+              <w:left w:type="dxa" w:w="190"/>
+              <w:bottom w:type="dxa" w:w="95"/>
+              <w:right w:type="dxa" w:w="190"/>
+            </w:tcMar>
+          </w:tcPr>
+          <w:p>
+            <w:pPr>
+              <w:spacing w:after="0" w:line="240"/>
+            </w:pPr>
+            <w:r>
+              <w:rPr>
+                <w:rFonts w:ascii="Calibri" w:cs="Calibri" w:eastAsia="Calibri" w:hAnsi="Calibri"/>
+                <w:b/>
+                <w:bCs/>
+                <w:i w:val="false"/>
+                <w:iCs w:val="false"/>
+                <w:caps w:val="false"/>
+                <w:color w:val="FFFFFF"/>
+                <w:sz w:val="22"/>
+                <w:szCs w:val="22"/>
+              </w:rPr>
+              <w:t xml:space="preserve">3.2   </w:t>
             </w:r>
             <w:r>
               <w:rPr>
@@ -3881,7 +6635,7 @@
                 <w:sz w:val="22"/>
                 <w:szCs w:val="22"/>
               </w:rPr>
-              <w:t xml:space="preserve">3.2   </w:t>
+              <w:t xml:space="preserve">3.3   </w:t>
             </w:r>
             <w:r>
               <w:rPr>
@@ -4612,7 +7366,7 @@
                 <w:sz w:val="22"/>
                 <w:szCs w:val="22"/>
               </w:rPr>
-              <w:t xml:space="preserve">3.3   </w:t>
+              <w:t xml:space="preserve">3.4   </w:t>
             </w:r>
             <w:r>
               <w:rPr>
@@ -5367,7 +8121,7 @@
                 <w:sz w:val="22"/>
                 <w:szCs w:val="22"/>
               </w:rPr>
-              <w:t xml:space="preserve">3.4   </w:t>
+              <w:t xml:space="preserve">3.5   </w:t>
             </w:r>
             <w:r>
               <w:rPr>
@@ -6170,7 +8924,7 @@
                 <w:sz w:val="22"/>
                 <w:szCs w:val="22"/>
               </w:rPr>
-              <w:t xml:space="preserve">3.5   </w:t>
+              <w:t xml:space="preserve">3.6   </w:t>
             </w:r>
             <w:r>
               <w:rPr>
@@ -8208,6 +10962,2867 @@
                 <w:szCs w:val="18"/>
               </w:rPr>
               <w:t xml:space="preserve">7</w:t>
+            </w:r>
+          </w:p>
+        </w:tc>
+      </w:tr>
+    </w:tbl>
+    <w:p>
+      <w:pPr>
+        <w:pBdr>
+          <w:bottom w:val="single" w:color="CBD5E1" w:sz="6" w:space="6"/>
+        </w:pBdr>
+        <w:spacing w:after="80" w:before="200" w:line="250"/>
+      </w:pPr>
+      <w:r>
+        <w:rPr>
+          <w:rFonts w:ascii="Calibri" w:cs="Calibri" w:eastAsia="Calibri" w:hAnsi="Calibri"/>
+          <w:b/>
+          <w:bCs/>
+          <w:i w:val="false"/>
+          <w:iCs w:val="false"/>
+          <w:caps w:val="false"/>
+          <w:color w:val="1B3A6B"/>
+          <w:sz w:val="23"/>
+          <w:szCs w:val="23"/>
+        </w:rPr>
+        <w:t xml:space="preserve">Saturación medida contra días hábiles</w:t>
+      </w:r>
+    </w:p>
+    <w:p>
+      <w:pPr>
+        <w:spacing w:after="95" w:before="0" w:line="264"/>
+      </w:pPr>
+      <w:r>
+        <w:rPr>
+          <w:rFonts w:ascii="Calibri" w:cs="Calibri" w:eastAsia="Calibri" w:hAnsi="Calibri"/>
+          <w:b w:val="false"/>
+          <w:bCs w:val="false"/>
+          <w:i w:val="false"/>
+          <w:iCs w:val="false"/>
+          <w:caps w:val="false"/>
+          <w:color w:val="374151"/>
+          <w:sz w:val="21"/>
+          <w:szCs w:val="21"/>
+        </w:rPr>
+        <w:t xml:space="preserve">El año tiene 261 días hábiles de lunes a viernes, sin descontar festivos. La medida que sigue divide los días-tarea entre esos días hábiles: indica cuántos frentes tiene abiertos cada posición, en promedio, por cada día laborable.</w:t>
+      </w:r>
+    </w:p>
+    <w:p>
+      <w:pPr>
+        <w:spacing w:after="100"/>
+      </w:pPr>
+    </w:p>
+    <w:tbl>
+      <w:tblPr>
+        <w:tblW w:type="dxa" w:w="9072"/>
+        <w:tblBorders>
+          <w:top w:val="single" w:color="CBD5E1" w:sz="2"/>
+          <w:left w:val="single" w:color="CBD5E1" w:sz="2"/>
+          <w:bottom w:val="single" w:color="CBD5E1" w:sz="2"/>
+          <w:right w:val="single" w:color="CBD5E1" w:sz="2"/>
+          <w:insideH w:val="single" w:color="CBD5E1" w:sz="2"/>
+          <w:insideV w:val="single" w:color="CBD5E1" w:sz="2"/>
+        </w:tblBorders>
+      </w:tblPr>
+      <w:tblGrid>
+        <w:gridCol w:w="2000"/>
+        <w:gridCol w:w="1700"/>
+        <w:gridCol w:w="1750"/>
+        <w:gridCol w:w="1811"/>
+        <w:gridCol w:w="1811"/>
+      </w:tblGrid>
+      <w:tr>
+        <w:trPr>
+          <w:tblHeader/>
+        </w:trPr>
+        <w:tc>
+          <w:tcPr>
+            <w:tcW w:type="dxa" w:w="2000"/>
+            <w:shd w:fill="1B3A6B" w:color="auto" w:val="clear"/>
+            <w:tcMar>
+              <w:top w:type="dxa" w:w="78"/>
+              <w:left w:type="dxa" w:w="120"/>
+              <w:bottom w:type="dxa" w:w="78"/>
+              <w:right w:type="dxa" w:w="120"/>
+            </w:tcMar>
+          </w:tcPr>
+          <w:p>
+            <w:pPr>
+              <w:spacing w:after="0" w:line="230"/>
+            </w:pPr>
+            <w:r>
+              <w:rPr>
+                <w:rFonts w:ascii="Calibri" w:cs="Calibri" w:eastAsia="Calibri" w:hAnsi="Calibri"/>
+                <w:b/>
+                <w:bCs/>
+                <w:i w:val="false"/>
+                <w:iCs w:val="false"/>
+                <w:caps/>
+                <w:color w:val="FFFFFF"/>
+                <w:spacing w:val="12"/>
+                <w:sz w:val="18"/>
+                <w:szCs w:val="18"/>
+              </w:rPr>
+              <w:t xml:space="preserve">Posición</w:t>
+            </w:r>
+          </w:p>
+        </w:tc>
+        <w:tc>
+          <w:tcPr>
+            <w:tcW w:type="dxa" w:w="1700"/>
+            <w:shd w:fill="1B3A6B" w:color="auto" w:val="clear"/>
+            <w:tcMar>
+              <w:top w:type="dxa" w:w="78"/>
+              <w:left w:type="dxa" w:w="120"/>
+              <w:bottom w:type="dxa" w:w="78"/>
+              <w:right w:type="dxa" w:w="120"/>
+            </w:tcMar>
+          </w:tcPr>
+          <w:p>
+            <w:pPr>
+              <w:spacing w:after="0" w:line="230"/>
+            </w:pPr>
+            <w:r>
+              <w:rPr>
+                <w:rFonts w:ascii="Calibri" w:cs="Calibri" w:eastAsia="Calibri" w:hAnsi="Calibri"/>
+                <w:b/>
+                <w:bCs/>
+                <w:i w:val="false"/>
+                <w:iCs w:val="false"/>
+                <w:caps/>
+                <w:color w:val="FFFFFF"/>
+                <w:spacing w:val="12"/>
+                <w:sz w:val="18"/>
+                <w:szCs w:val="18"/>
+              </w:rPr>
+              <w:t xml:space="preserve">Frentes por
+día hábil</w:t>
+            </w:r>
+          </w:p>
+        </w:tc>
+        <w:tc>
+          <w:tcPr>
+            <w:tcW w:type="dxa" w:w="1750"/>
+            <w:shd w:fill="1B3A6B" w:color="auto" w:val="clear"/>
+            <w:tcMar>
+              <w:top w:type="dxa" w:w="78"/>
+              <w:left w:type="dxa" w:w="120"/>
+              <w:bottom w:type="dxa" w:w="78"/>
+              <w:right w:type="dxa" w:w="120"/>
+            </w:tcMar>
+          </w:tcPr>
+          <w:p>
+            <w:pPr>
+              <w:spacing w:after="0" w:line="230"/>
+            </w:pPr>
+            <w:r>
+              <w:rPr>
+                <w:rFonts w:ascii="Calibri" w:cs="Calibri" w:eastAsia="Calibri" w:hAnsi="Calibri"/>
+                <w:b/>
+                <w:bCs/>
+                <w:i w:val="false"/>
+                <w:iCs w:val="false"/>
+                <w:caps/>
+                <w:color w:val="FFFFFF"/>
+                <w:spacing w:val="12"/>
+                <w:sz w:val="18"/>
+                <w:szCs w:val="18"/>
+              </w:rPr>
+              <w:t xml:space="preserve">Días del año
+con 3 o más</w:t>
+            </w:r>
+          </w:p>
+        </w:tc>
+        <w:tc>
+          <w:tcPr>
+            <w:tcW w:type="dxa" w:w="1811"/>
+            <w:shd w:fill="1B3A6B" w:color="auto" w:val="clear"/>
+            <w:tcMar>
+              <w:top w:type="dxa" w:w="78"/>
+              <w:left w:type="dxa" w:w="120"/>
+              <w:bottom w:type="dxa" w:w="78"/>
+              <w:right w:type="dxa" w:w="120"/>
+            </w:tcMar>
+          </w:tcPr>
+          <w:p>
+            <w:pPr>
+              <w:spacing w:after="0" w:line="230"/>
+            </w:pPr>
+            <w:r>
+              <w:rPr>
+                <w:rFonts w:ascii="Calibri" w:cs="Calibri" w:eastAsia="Calibri" w:hAnsi="Calibri"/>
+                <w:b/>
+                <w:bCs/>
+                <w:i w:val="false"/>
+                <w:iCs w:val="false"/>
+                <w:caps/>
+                <w:color w:val="FFFFFF"/>
+                <w:spacing w:val="12"/>
+                <w:sz w:val="18"/>
+                <w:szCs w:val="18"/>
+              </w:rPr>
+              <w:t xml:space="preserve">Días del año
+con 4 o más</w:t>
+            </w:r>
+          </w:p>
+        </w:tc>
+        <w:tc>
+          <w:tcPr>
+            <w:tcW w:type="dxa" w:w="1811"/>
+            <w:shd w:fill="1B3A6B" w:color="auto" w:val="clear"/>
+            <w:tcMar>
+              <w:top w:type="dxa" w:w="78"/>
+              <w:left w:type="dxa" w:w="120"/>
+              <w:bottom w:type="dxa" w:w="78"/>
+              <w:right w:type="dxa" w:w="120"/>
+            </w:tcMar>
+          </w:tcPr>
+          <w:p>
+            <w:pPr>
+              <w:spacing w:after="0" w:line="230"/>
+            </w:pPr>
+            <w:r>
+              <w:rPr>
+                <w:rFonts w:ascii="Calibri" w:cs="Calibri" w:eastAsia="Calibri" w:hAnsi="Calibri"/>
+                <w:b/>
+                <w:bCs/>
+                <w:i w:val="false"/>
+                <w:iCs w:val="false"/>
+                <w:caps/>
+                <w:color w:val="FFFFFF"/>
+                <w:spacing w:val="12"/>
+                <w:sz w:val="18"/>
+                <w:szCs w:val="18"/>
+              </w:rPr>
+              <w:t xml:space="preserve">Fines de semana
+con tarea abierta</w:t>
+            </w:r>
+          </w:p>
+        </w:tc>
+      </w:tr>
+      <w:tr>
+        <w:tc>
+          <w:tcPr>
+            <w:tcW w:type="dxa" w:w="2000"/>
+            <w:tcMar>
+              <w:top w:type="dxa" w:w="72"/>
+              <w:left w:type="dxa" w:w="120"/>
+              <w:bottom w:type="dxa" w:w="72"/>
+              <w:right w:type="dxa" w:w="120"/>
+            </w:tcMar>
+          </w:tcPr>
+          <w:p>
+            <w:pPr>
+              <w:spacing w:after="0" w:line="238"/>
+            </w:pPr>
+            <w:r>
+              <w:rPr>
+                <w:rFonts w:ascii="Calibri" w:cs="Calibri" w:eastAsia="Calibri" w:hAnsi="Calibri"/>
+                <w:b/>
+                <w:bCs/>
+                <w:i w:val="false"/>
+                <w:iCs w:val="false"/>
+                <w:caps w:val="false"/>
+                <w:color w:val="1A2540"/>
+                <w:sz w:val="18"/>
+                <w:szCs w:val="18"/>
+              </w:rPr>
+              <w:t xml:space="preserve">Beatriz</w:t>
+            </w:r>
+          </w:p>
+        </w:tc>
+        <w:tc>
+          <w:tcPr>
+            <w:tcW w:type="dxa" w:w="1700"/>
+            <w:tcMar>
+              <w:top w:type="dxa" w:w="72"/>
+              <w:left w:type="dxa" w:w="120"/>
+              <w:bottom w:type="dxa" w:w="72"/>
+              <w:right w:type="dxa" w:w="120"/>
+            </w:tcMar>
+          </w:tcPr>
+          <w:p>
+            <w:pPr>
+              <w:spacing w:after="0" w:line="238"/>
+            </w:pPr>
+            <w:r>
+              <w:rPr>
+                <w:rFonts w:ascii="Calibri" w:cs="Calibri" w:eastAsia="Calibri" w:hAnsi="Calibri"/>
+                <w:b/>
+                <w:bCs/>
+                <w:i w:val="false"/>
+                <w:iCs w:val="false"/>
+                <w:caps w:val="false"/>
+                <w:color w:val="374151"/>
+                <w:sz w:val="18"/>
+                <w:szCs w:val="18"/>
+              </w:rPr>
+              <w:t xml:space="preserve">1.54</w:t>
+            </w:r>
+          </w:p>
+        </w:tc>
+        <w:tc>
+          <w:tcPr>
+            <w:tcW w:type="dxa" w:w="1750"/>
+            <w:tcMar>
+              <w:top w:type="dxa" w:w="72"/>
+              <w:left w:type="dxa" w:w="120"/>
+              <w:bottom w:type="dxa" w:w="72"/>
+              <w:right w:type="dxa" w:w="120"/>
+            </w:tcMar>
+          </w:tcPr>
+          <w:p>
+            <w:pPr>
+              <w:spacing w:after="0" w:line="238"/>
+            </w:pPr>
+            <w:r>
+              <w:rPr>
+                <w:rFonts w:ascii="Calibri" w:cs="Calibri" w:eastAsia="Calibri" w:hAnsi="Calibri"/>
+                <w:b w:val="false"/>
+                <w:bCs w:val="false"/>
+                <w:i w:val="false"/>
+                <w:iCs w:val="false"/>
+                <w:caps w:val="false"/>
+                <w:color w:val="374151"/>
+                <w:sz w:val="18"/>
+                <w:szCs w:val="18"/>
+              </w:rPr>
+              <w:t xml:space="preserve">0</w:t>
+            </w:r>
+          </w:p>
+        </w:tc>
+        <w:tc>
+          <w:tcPr>
+            <w:tcW w:type="dxa" w:w="1811"/>
+            <w:tcMar>
+              <w:top w:type="dxa" w:w="72"/>
+              <w:left w:type="dxa" w:w="120"/>
+              <w:bottom w:type="dxa" w:w="72"/>
+              <w:right w:type="dxa" w:w="120"/>
+            </w:tcMar>
+          </w:tcPr>
+          <w:p>
+            <w:pPr>
+              <w:spacing w:after="0" w:line="238"/>
+            </w:pPr>
+            <w:r>
+              <w:rPr>
+                <w:rFonts w:ascii="Calibri" w:cs="Calibri" w:eastAsia="Calibri" w:hAnsi="Calibri"/>
+                <w:b w:val="false"/>
+                <w:bCs w:val="false"/>
+                <w:i w:val="false"/>
+                <w:iCs w:val="false"/>
+                <w:caps w:val="false"/>
+                <w:color w:val="374151"/>
+                <w:sz w:val="18"/>
+                <w:szCs w:val="18"/>
+              </w:rPr>
+              <w:t xml:space="preserve">0</w:t>
+            </w:r>
+          </w:p>
+        </w:tc>
+        <w:tc>
+          <w:tcPr>
+            <w:tcW w:type="dxa" w:w="1811"/>
+            <w:tcMar>
+              <w:top w:type="dxa" w:w="72"/>
+              <w:left w:type="dxa" w:w="120"/>
+              <w:bottom w:type="dxa" w:w="72"/>
+              <w:right w:type="dxa" w:w="120"/>
+            </w:tcMar>
+          </w:tcPr>
+          <w:p>
+            <w:pPr>
+              <w:spacing w:after="0" w:line="238"/>
+            </w:pPr>
+            <w:r>
+              <w:rPr>
+                <w:rFonts w:ascii="Calibri" w:cs="Calibri" w:eastAsia="Calibri" w:hAnsi="Calibri"/>
+                <w:b w:val="false"/>
+                <w:bCs w:val="false"/>
+                <w:i w:val="false"/>
+                <w:iCs w:val="false"/>
+                <w:caps w:val="false"/>
+                <w:color w:val="374151"/>
+                <w:sz w:val="18"/>
+                <w:szCs w:val="18"/>
+              </w:rPr>
+              <w:t xml:space="preserve">104</w:t>
+            </w:r>
+          </w:p>
+        </w:tc>
+      </w:tr>
+      <w:tr>
+        <w:tc>
+          <w:tcPr>
+            <w:tcW w:type="dxa" w:w="2000"/>
+            <w:shd w:fill="F5F7FA" w:color="auto" w:val="clear"/>
+            <w:tcMar>
+              <w:top w:type="dxa" w:w="72"/>
+              <w:left w:type="dxa" w:w="120"/>
+              <w:bottom w:type="dxa" w:w="72"/>
+              <w:right w:type="dxa" w:w="120"/>
+            </w:tcMar>
+          </w:tcPr>
+          <w:p>
+            <w:pPr>
+              <w:spacing w:after="0" w:line="238"/>
+            </w:pPr>
+            <w:r>
+              <w:rPr>
+                <w:rFonts w:ascii="Calibri" w:cs="Calibri" w:eastAsia="Calibri" w:hAnsi="Calibri"/>
+                <w:b/>
+                <w:bCs/>
+                <w:i w:val="false"/>
+                <w:iCs w:val="false"/>
+                <w:caps w:val="false"/>
+                <w:color w:val="1A2540"/>
+                <w:sz w:val="18"/>
+                <w:szCs w:val="18"/>
+              </w:rPr>
+              <w:t xml:space="preserve">Edgar</w:t>
+            </w:r>
+          </w:p>
+        </w:tc>
+        <w:tc>
+          <w:tcPr>
+            <w:tcW w:type="dxa" w:w="1700"/>
+            <w:shd w:fill="F5F7FA" w:color="auto" w:val="clear"/>
+            <w:tcMar>
+              <w:top w:type="dxa" w:w="72"/>
+              <w:left w:type="dxa" w:w="120"/>
+              <w:bottom w:type="dxa" w:w="72"/>
+              <w:right w:type="dxa" w:w="120"/>
+            </w:tcMar>
+          </w:tcPr>
+          <w:p>
+            <w:pPr>
+              <w:spacing w:after="0" w:line="238"/>
+            </w:pPr>
+            <w:r>
+              <w:rPr>
+                <w:rFonts w:ascii="Calibri" w:cs="Calibri" w:eastAsia="Calibri" w:hAnsi="Calibri"/>
+                <w:b/>
+                <w:bCs/>
+                <w:i w:val="false"/>
+                <w:iCs w:val="false"/>
+                <w:caps w:val="false"/>
+                <w:color w:val="374151"/>
+                <w:sz w:val="18"/>
+                <w:szCs w:val="18"/>
+              </w:rPr>
+              <w:t xml:space="preserve">1.03</w:t>
+            </w:r>
+          </w:p>
+        </w:tc>
+        <w:tc>
+          <w:tcPr>
+            <w:tcW w:type="dxa" w:w="1750"/>
+            <w:shd w:fill="F5F7FA" w:color="auto" w:val="clear"/>
+            <w:tcMar>
+              <w:top w:type="dxa" w:w="72"/>
+              <w:left w:type="dxa" w:w="120"/>
+              <w:bottom w:type="dxa" w:w="72"/>
+              <w:right w:type="dxa" w:w="120"/>
+            </w:tcMar>
+          </w:tcPr>
+          <w:p>
+            <w:pPr>
+              <w:spacing w:after="0" w:line="238"/>
+            </w:pPr>
+            <w:r>
+              <w:rPr>
+                <w:rFonts w:ascii="Calibri" w:cs="Calibri" w:eastAsia="Calibri" w:hAnsi="Calibri"/>
+                <w:b w:val="false"/>
+                <w:bCs w:val="false"/>
+                <w:i w:val="false"/>
+                <w:iCs w:val="false"/>
+                <w:caps w:val="false"/>
+                <w:color w:val="374151"/>
+                <w:sz w:val="18"/>
+                <w:szCs w:val="18"/>
+              </w:rPr>
+              <w:t xml:space="preserve">0</w:t>
+            </w:r>
+          </w:p>
+        </w:tc>
+        <w:tc>
+          <w:tcPr>
+            <w:tcW w:type="dxa" w:w="1811"/>
+            <w:shd w:fill="F5F7FA" w:color="auto" w:val="clear"/>
+            <w:tcMar>
+              <w:top w:type="dxa" w:w="72"/>
+              <w:left w:type="dxa" w:w="120"/>
+              <w:bottom w:type="dxa" w:w="72"/>
+              <w:right w:type="dxa" w:w="120"/>
+            </w:tcMar>
+          </w:tcPr>
+          <w:p>
+            <w:pPr>
+              <w:spacing w:after="0" w:line="238"/>
+            </w:pPr>
+            <w:r>
+              <w:rPr>
+                <w:rFonts w:ascii="Calibri" w:cs="Calibri" w:eastAsia="Calibri" w:hAnsi="Calibri"/>
+                <w:b w:val="false"/>
+                <w:bCs w:val="false"/>
+                <w:i w:val="false"/>
+                <w:iCs w:val="false"/>
+                <w:caps w:val="false"/>
+                <w:color w:val="374151"/>
+                <w:sz w:val="18"/>
+                <w:szCs w:val="18"/>
+              </w:rPr>
+              <w:t xml:space="preserve">0</w:t>
+            </w:r>
+          </w:p>
+        </w:tc>
+        <w:tc>
+          <w:tcPr>
+            <w:tcW w:type="dxa" w:w="1811"/>
+            <w:shd w:fill="F5F7FA" w:color="auto" w:val="clear"/>
+            <w:tcMar>
+              <w:top w:type="dxa" w:w="72"/>
+              <w:left w:type="dxa" w:w="120"/>
+              <w:bottom w:type="dxa" w:w="72"/>
+              <w:right w:type="dxa" w:w="120"/>
+            </w:tcMar>
+          </w:tcPr>
+          <w:p>
+            <w:pPr>
+              <w:spacing w:after="0" w:line="238"/>
+            </w:pPr>
+            <w:r>
+              <w:rPr>
+                <w:rFonts w:ascii="Calibri" w:cs="Calibri" w:eastAsia="Calibri" w:hAnsi="Calibri"/>
+                <w:b w:val="false"/>
+                <w:bCs w:val="false"/>
+                <w:i w:val="false"/>
+                <w:iCs w:val="false"/>
+                <w:caps w:val="false"/>
+                <w:color w:val="374151"/>
+                <w:sz w:val="18"/>
+                <w:szCs w:val="18"/>
+              </w:rPr>
+              <w:t xml:space="preserve">59</w:t>
+            </w:r>
+          </w:p>
+        </w:tc>
+      </w:tr>
+      <w:tr>
+        <w:tc>
+          <w:tcPr>
+            <w:tcW w:type="dxa" w:w="2000"/>
+            <w:tcMar>
+              <w:top w:type="dxa" w:w="72"/>
+              <w:left w:type="dxa" w:w="120"/>
+              <w:bottom w:type="dxa" w:w="72"/>
+              <w:right w:type="dxa" w:w="120"/>
+            </w:tcMar>
+          </w:tcPr>
+          <w:p>
+            <w:pPr>
+              <w:spacing w:after="0" w:line="238"/>
+            </w:pPr>
+            <w:r>
+              <w:rPr>
+                <w:rFonts w:ascii="Calibri" w:cs="Calibri" w:eastAsia="Calibri" w:hAnsi="Calibri"/>
+                <w:b/>
+                <w:bCs/>
+                <w:i w:val="false"/>
+                <w:iCs w:val="false"/>
+                <w:caps w:val="false"/>
+                <w:color w:val="1A2540"/>
+                <w:sz w:val="18"/>
+                <w:szCs w:val="18"/>
+              </w:rPr>
+              <w:t xml:space="preserve">Isnardi</w:t>
+            </w:r>
+          </w:p>
+        </w:tc>
+        <w:tc>
+          <w:tcPr>
+            <w:tcW w:type="dxa" w:w="1700"/>
+            <w:tcMar>
+              <w:top w:type="dxa" w:w="72"/>
+              <w:left w:type="dxa" w:w="120"/>
+              <w:bottom w:type="dxa" w:w="72"/>
+              <w:right w:type="dxa" w:w="120"/>
+            </w:tcMar>
+          </w:tcPr>
+          <w:p>
+            <w:pPr>
+              <w:spacing w:after="0" w:line="238"/>
+            </w:pPr>
+            <w:r>
+              <w:rPr>
+                <w:rFonts w:ascii="Calibri" w:cs="Calibri" w:eastAsia="Calibri" w:hAnsi="Calibri"/>
+                <w:b/>
+                <w:bCs/>
+                <w:i w:val="false"/>
+                <w:iCs w:val="false"/>
+                <w:caps w:val="false"/>
+                <w:color w:val="B91C1C"/>
+                <w:sz w:val="18"/>
+                <w:szCs w:val="18"/>
+              </w:rPr>
+              <w:t xml:space="preserve">4.58</w:t>
+            </w:r>
+          </w:p>
+        </w:tc>
+        <w:tc>
+          <w:tcPr>
+            <w:tcW w:type="dxa" w:w="1750"/>
+            <w:tcMar>
+              <w:top w:type="dxa" w:w="72"/>
+              <w:left w:type="dxa" w:w="120"/>
+              <w:bottom w:type="dxa" w:w="72"/>
+              <w:right w:type="dxa" w:w="120"/>
+            </w:tcMar>
+          </w:tcPr>
+          <w:p>
+            <w:pPr>
+              <w:spacing w:after="0" w:line="238"/>
+            </w:pPr>
+            <w:r>
+              <w:rPr>
+                <w:rFonts w:ascii="Calibri" w:cs="Calibri" w:eastAsia="Calibri" w:hAnsi="Calibri"/>
+                <w:b w:val="false"/>
+                <w:bCs w:val="false"/>
+                <w:i w:val="false"/>
+                <w:iCs w:val="false"/>
+                <w:caps w:val="false"/>
+                <w:color w:val="374151"/>
+                <w:sz w:val="18"/>
+                <w:szCs w:val="18"/>
+              </w:rPr>
+              <w:t xml:space="preserve">365</w:t>
+            </w:r>
+          </w:p>
+        </w:tc>
+        <w:tc>
+          <w:tcPr>
+            <w:tcW w:type="dxa" w:w="1811"/>
+            <w:tcMar>
+              <w:top w:type="dxa" w:w="72"/>
+              <w:left w:type="dxa" w:w="120"/>
+              <w:bottom w:type="dxa" w:w="72"/>
+              <w:right w:type="dxa" w:w="120"/>
+            </w:tcMar>
+          </w:tcPr>
+          <w:p>
+            <w:pPr>
+              <w:spacing w:after="0" w:line="238"/>
+            </w:pPr>
+            <w:r>
+              <w:rPr>
+                <w:rFonts w:ascii="Calibri" w:cs="Calibri" w:eastAsia="Calibri" w:hAnsi="Calibri"/>
+                <w:b w:val="false"/>
+                <w:bCs w:val="false"/>
+                <w:i w:val="false"/>
+                <w:iCs w:val="false"/>
+                <w:caps w:val="false"/>
+                <w:color w:val="374151"/>
+                <w:sz w:val="18"/>
+                <w:szCs w:val="18"/>
+              </w:rPr>
+              <w:t xml:space="preserve">77</w:t>
+            </w:r>
+          </w:p>
+        </w:tc>
+        <w:tc>
+          <w:tcPr>
+            <w:tcW w:type="dxa" w:w="1811"/>
+            <w:tcMar>
+              <w:top w:type="dxa" w:w="72"/>
+              <w:left w:type="dxa" w:w="120"/>
+              <w:bottom w:type="dxa" w:w="72"/>
+              <w:right w:type="dxa" w:w="120"/>
+            </w:tcMar>
+          </w:tcPr>
+          <w:p>
+            <w:pPr>
+              <w:spacing w:after="0" w:line="238"/>
+            </w:pPr>
+            <w:r>
+              <w:rPr>
+                <w:rFonts w:ascii="Calibri" w:cs="Calibri" w:eastAsia="Calibri" w:hAnsi="Calibri"/>
+                <w:b w:val="false"/>
+                <w:bCs w:val="false"/>
+                <w:i w:val="false"/>
+                <w:iCs w:val="false"/>
+                <w:caps w:val="false"/>
+                <w:color w:val="374151"/>
+                <w:sz w:val="18"/>
+                <w:szCs w:val="18"/>
+              </w:rPr>
+              <w:t xml:space="preserve">104</w:t>
+            </w:r>
+          </w:p>
+        </w:tc>
+      </w:tr>
+      <w:tr>
+        <w:tc>
+          <w:tcPr>
+            <w:tcW w:type="dxa" w:w="2000"/>
+            <w:shd w:fill="F5F7FA" w:color="auto" w:val="clear"/>
+            <w:tcMar>
+              <w:top w:type="dxa" w:w="72"/>
+              <w:left w:type="dxa" w:w="120"/>
+              <w:bottom w:type="dxa" w:w="72"/>
+              <w:right w:type="dxa" w:w="120"/>
+            </w:tcMar>
+          </w:tcPr>
+          <w:p>
+            <w:pPr>
+              <w:spacing w:after="0" w:line="238"/>
+            </w:pPr>
+            <w:r>
+              <w:rPr>
+                <w:rFonts w:ascii="Calibri" w:cs="Calibri" w:eastAsia="Calibri" w:hAnsi="Calibri"/>
+                <w:b/>
+                <w:bCs/>
+                <w:i w:val="false"/>
+                <w:iCs w:val="false"/>
+                <w:caps w:val="false"/>
+                <w:color w:val="1A2540"/>
+                <w:sz w:val="18"/>
+                <w:szCs w:val="18"/>
+              </w:rPr>
+              <w:t xml:space="preserve">Luis</w:t>
+            </w:r>
+          </w:p>
+        </w:tc>
+        <w:tc>
+          <w:tcPr>
+            <w:tcW w:type="dxa" w:w="1700"/>
+            <w:shd w:fill="F5F7FA" w:color="auto" w:val="clear"/>
+            <w:tcMar>
+              <w:top w:type="dxa" w:w="72"/>
+              <w:left w:type="dxa" w:w="120"/>
+              <w:bottom w:type="dxa" w:w="72"/>
+              <w:right w:type="dxa" w:w="120"/>
+            </w:tcMar>
+          </w:tcPr>
+          <w:p>
+            <w:pPr>
+              <w:spacing w:after="0" w:line="238"/>
+            </w:pPr>
+            <w:r>
+              <w:rPr>
+                <w:rFonts w:ascii="Calibri" w:cs="Calibri" w:eastAsia="Calibri" w:hAnsi="Calibri"/>
+                <w:b/>
+                <w:bCs/>
+                <w:i w:val="false"/>
+                <w:iCs w:val="false"/>
+                <w:caps w:val="false"/>
+                <w:color w:val="B91C1C"/>
+                <w:sz w:val="18"/>
+                <w:szCs w:val="18"/>
+              </w:rPr>
+              <w:t xml:space="preserve">3.84</w:t>
+            </w:r>
+          </w:p>
+        </w:tc>
+        <w:tc>
+          <w:tcPr>
+            <w:tcW w:type="dxa" w:w="1750"/>
+            <w:shd w:fill="F5F7FA" w:color="auto" w:val="clear"/>
+            <w:tcMar>
+              <w:top w:type="dxa" w:w="72"/>
+              <w:left w:type="dxa" w:w="120"/>
+              <w:bottom w:type="dxa" w:w="72"/>
+              <w:right w:type="dxa" w:w="120"/>
+            </w:tcMar>
+          </w:tcPr>
+          <w:p>
+            <w:pPr>
+              <w:spacing w:after="0" w:line="238"/>
+            </w:pPr>
+            <w:r>
+              <w:rPr>
+                <w:rFonts w:ascii="Calibri" w:cs="Calibri" w:eastAsia="Calibri" w:hAnsi="Calibri"/>
+                <w:b w:val="false"/>
+                <w:bCs w:val="false"/>
+                <w:i w:val="false"/>
+                <w:iCs w:val="false"/>
+                <w:caps w:val="false"/>
+                <w:color w:val="374151"/>
+                <w:sz w:val="18"/>
+                <w:szCs w:val="18"/>
+              </w:rPr>
+              <w:t xml:space="preserve">202</w:t>
+            </w:r>
+          </w:p>
+        </w:tc>
+        <w:tc>
+          <w:tcPr>
+            <w:tcW w:type="dxa" w:w="1811"/>
+            <w:shd w:fill="F5F7FA" w:color="auto" w:val="clear"/>
+            <w:tcMar>
+              <w:top w:type="dxa" w:w="72"/>
+              <w:left w:type="dxa" w:w="120"/>
+              <w:bottom w:type="dxa" w:w="72"/>
+              <w:right w:type="dxa" w:w="120"/>
+            </w:tcMar>
+          </w:tcPr>
+          <w:p>
+            <w:pPr>
+              <w:spacing w:after="0" w:line="238"/>
+            </w:pPr>
+            <w:r>
+              <w:rPr>
+                <w:rFonts w:ascii="Calibri" w:cs="Calibri" w:eastAsia="Calibri" w:hAnsi="Calibri"/>
+                <w:b w:val="false"/>
+                <w:bCs w:val="false"/>
+                <w:i w:val="false"/>
+                <w:iCs w:val="false"/>
+                <w:caps w:val="false"/>
+                <w:color w:val="374151"/>
+                <w:sz w:val="18"/>
+                <w:szCs w:val="18"/>
+              </w:rPr>
+              <w:t xml:space="preserve">71</w:t>
+            </w:r>
+          </w:p>
+        </w:tc>
+        <w:tc>
+          <w:tcPr>
+            <w:tcW w:type="dxa" w:w="1811"/>
+            <w:shd w:fill="F5F7FA" w:color="auto" w:val="clear"/>
+            <w:tcMar>
+              <w:top w:type="dxa" w:w="72"/>
+              <w:left w:type="dxa" w:w="120"/>
+              <w:bottom w:type="dxa" w:w="72"/>
+              <w:right w:type="dxa" w:w="120"/>
+            </w:tcMar>
+          </w:tcPr>
+          <w:p>
+            <w:pPr>
+              <w:spacing w:after="0" w:line="238"/>
+            </w:pPr>
+            <w:r>
+              <w:rPr>
+                <w:rFonts w:ascii="Calibri" w:cs="Calibri" w:eastAsia="Calibri" w:hAnsi="Calibri"/>
+                <w:b w:val="false"/>
+                <w:bCs w:val="false"/>
+                <w:i w:val="false"/>
+                <w:iCs w:val="false"/>
+                <w:caps w:val="false"/>
+                <w:color w:val="374151"/>
+                <w:sz w:val="18"/>
+                <w:szCs w:val="18"/>
+              </w:rPr>
+              <w:t xml:space="preserve">104</w:t>
+            </w:r>
+          </w:p>
+        </w:tc>
+      </w:tr>
+      <w:tr>
+        <w:tc>
+          <w:tcPr>
+            <w:tcW w:type="dxa" w:w="2000"/>
+            <w:tcMar>
+              <w:top w:type="dxa" w:w="72"/>
+              <w:left w:type="dxa" w:w="120"/>
+              <w:bottom w:type="dxa" w:w="72"/>
+              <w:right w:type="dxa" w:w="120"/>
+            </w:tcMar>
+          </w:tcPr>
+          <w:p>
+            <w:pPr>
+              <w:spacing w:after="0" w:line="238"/>
+            </w:pPr>
+            <w:r>
+              <w:rPr>
+                <w:rFonts w:ascii="Calibri" w:cs="Calibri" w:eastAsia="Calibri" w:hAnsi="Calibri"/>
+                <w:b/>
+                <w:bCs/>
+                <w:i w:val="false"/>
+                <w:iCs w:val="false"/>
+                <w:caps w:val="false"/>
+                <w:color w:val="1A2540"/>
+                <w:sz w:val="18"/>
+                <w:szCs w:val="18"/>
+              </w:rPr>
+              <w:t xml:space="preserve">Cristian</w:t>
+            </w:r>
+          </w:p>
+        </w:tc>
+        <w:tc>
+          <w:tcPr>
+            <w:tcW w:type="dxa" w:w="1700"/>
+            <w:tcMar>
+              <w:top w:type="dxa" w:w="72"/>
+              <w:left w:type="dxa" w:w="120"/>
+              <w:bottom w:type="dxa" w:w="72"/>
+              <w:right w:type="dxa" w:w="120"/>
+            </w:tcMar>
+          </w:tcPr>
+          <w:p>
+            <w:pPr>
+              <w:spacing w:after="0" w:line="238"/>
+            </w:pPr>
+            <w:r>
+              <w:rPr>
+                <w:rFonts w:ascii="Calibri" w:cs="Calibri" w:eastAsia="Calibri" w:hAnsi="Calibri"/>
+                <w:b/>
+                <w:bCs/>
+                <w:i w:val="false"/>
+                <w:iCs w:val="false"/>
+                <w:caps w:val="false"/>
+                <w:color w:val="B45309"/>
+                <w:sz w:val="18"/>
+                <w:szCs w:val="18"/>
+              </w:rPr>
+              <w:t xml:space="preserve">2.75</w:t>
+            </w:r>
+          </w:p>
+        </w:tc>
+        <w:tc>
+          <w:tcPr>
+            <w:tcW w:type="dxa" w:w="1750"/>
+            <w:tcMar>
+              <w:top w:type="dxa" w:w="72"/>
+              <w:left w:type="dxa" w:w="120"/>
+              <w:bottom w:type="dxa" w:w="72"/>
+              <w:right w:type="dxa" w:w="120"/>
+            </w:tcMar>
+          </w:tcPr>
+          <w:p>
+            <w:pPr>
+              <w:spacing w:after="0" w:line="238"/>
+            </w:pPr>
+            <w:r>
+              <w:rPr>
+                <w:rFonts w:ascii="Calibri" w:cs="Calibri" w:eastAsia="Calibri" w:hAnsi="Calibri"/>
+                <w:b w:val="false"/>
+                <w:bCs w:val="false"/>
+                <w:i w:val="false"/>
+                <w:iCs w:val="false"/>
+                <w:caps w:val="false"/>
+                <w:color w:val="374151"/>
+                <w:sz w:val="18"/>
+                <w:szCs w:val="18"/>
+              </w:rPr>
+              <w:t xml:space="preserve">72</w:t>
+            </w:r>
+          </w:p>
+        </w:tc>
+        <w:tc>
+          <w:tcPr>
+            <w:tcW w:type="dxa" w:w="1811"/>
+            <w:tcMar>
+              <w:top w:type="dxa" w:w="72"/>
+              <w:left w:type="dxa" w:w="120"/>
+              <w:bottom w:type="dxa" w:w="72"/>
+              <w:right w:type="dxa" w:w="120"/>
+            </w:tcMar>
+          </w:tcPr>
+          <w:p>
+            <w:pPr>
+              <w:spacing w:after="0" w:line="238"/>
+            </w:pPr>
+            <w:r>
+              <w:rPr>
+                <w:rFonts w:ascii="Calibri" w:cs="Calibri" w:eastAsia="Calibri" w:hAnsi="Calibri"/>
+                <w:b w:val="false"/>
+                <w:bCs w:val="false"/>
+                <w:i w:val="false"/>
+                <w:iCs w:val="false"/>
+                <w:caps w:val="false"/>
+                <w:color w:val="374151"/>
+                <w:sz w:val="18"/>
+                <w:szCs w:val="18"/>
+              </w:rPr>
+              <w:t xml:space="preserve">48</w:t>
+            </w:r>
+          </w:p>
+        </w:tc>
+        <w:tc>
+          <w:tcPr>
+            <w:tcW w:type="dxa" w:w="1811"/>
+            <w:tcMar>
+              <w:top w:type="dxa" w:w="72"/>
+              <w:left w:type="dxa" w:w="120"/>
+              <w:bottom w:type="dxa" w:w="72"/>
+              <w:right w:type="dxa" w:w="120"/>
+            </w:tcMar>
+          </w:tcPr>
+          <w:p>
+            <w:pPr>
+              <w:spacing w:after="0" w:line="238"/>
+            </w:pPr>
+            <w:r>
+              <w:rPr>
+                <w:rFonts w:ascii="Calibri" w:cs="Calibri" w:eastAsia="Calibri" w:hAnsi="Calibri"/>
+                <w:b w:val="false"/>
+                <w:bCs w:val="false"/>
+                <w:i w:val="false"/>
+                <w:iCs w:val="false"/>
+                <w:caps w:val="false"/>
+                <w:color w:val="374151"/>
+                <w:sz w:val="18"/>
+                <w:szCs w:val="18"/>
+              </w:rPr>
+              <w:t xml:space="preserve">104</w:t>
+            </w:r>
+          </w:p>
+        </w:tc>
+      </w:tr>
+    </w:tbl>
+    <w:p>
+      <w:pPr>
+        <w:spacing w:after="120"/>
+      </w:pPr>
+    </w:p>
+    <w:tbl>
+      <w:tblPr>
+        <w:tblW w:type="dxa" w:w="9072"/>
+        <w:tblBorders>
+          <w:top w:val="single" w:color="B91C1C" w:sz="2"/>
+          <w:left w:val="single" w:color="B91C1C" w:sz="18"/>
+          <w:bottom w:val="single" w:color="B91C1C" w:sz="2"/>
+          <w:right w:val="single" w:color="B91C1C" w:sz="2"/>
+          <w:insideH w:val="none" w:color="auto" w:sz="0"/>
+          <w:insideV w:val="none" w:color="auto" w:sz="0"/>
+        </w:tblBorders>
+      </w:tblPr>
+      <w:tblGrid>
+        <w:gridCol w:w="9072"/>
+      </w:tblGrid>
+      <w:tr>
+        <w:tc>
+          <w:tcPr>
+            <w:tcW w:type="dxa" w:w="9072"/>
+            <w:shd w:fill="FEF2F2" w:color="auto" w:val="clear"/>
+            <w:tcMar>
+              <w:top w:type="dxa" w:w="110"/>
+              <w:left w:type="dxa" w:w="210"/>
+              <w:bottom w:type="dxa" w:w="110"/>
+              <w:right w:type="dxa" w:w="210"/>
+            </w:tcMar>
+          </w:tcPr>
+          <w:p>
+            <w:pPr>
+              <w:spacing w:after="62" w:line="230"/>
+            </w:pPr>
+            <w:r>
+              <w:rPr>
+                <w:rFonts w:ascii="Calibri" w:cs="Calibri" w:eastAsia="Calibri" w:hAnsi="Calibri"/>
+                <w:b/>
+                <w:bCs/>
+                <w:i w:val="false"/>
+                <w:iCs w:val="false"/>
+                <w:caps/>
+                <w:color w:val="B91C1C"/>
+                <w:spacing w:val="16"/>
+                <w:sz w:val="19"/>
+                <w:szCs w:val="19"/>
+              </w:rPr>
+              <w:t xml:space="preserve">El dato que resume la situación</w:t>
+            </w:r>
+          </w:p>
+          <w:p>
+            <w:pPr>
+              <w:spacing w:after="0" w:line="262"/>
+            </w:pPr>
+            <w:r>
+              <w:rPr>
+                <w:rFonts w:ascii="Calibri" w:cs="Calibri" w:eastAsia="Calibri" w:hAnsi="Calibri"/>
+                <w:b w:val="false"/>
+                <w:bCs w:val="false"/>
+                <w:i w:val="false"/>
+                <w:iCs w:val="false"/>
+                <w:caps w:val="false"/>
+                <w:color w:val="374151"/>
+                <w:sz w:val="20"/>
+                <w:szCs w:val="20"/>
+              </w:rPr>
+              <w:t xml:space="preserve">Isnardi Sanches tiene tres o más tareas abiertas simultáneamente LOS 365 DÍAS DEL AÑO, incluidos los 104 días de fin de semana. No existe un solo día del calendario en que Tesorería opere con menos de tres frentes abiertos. Luis Amador se encuentra en esa condición 202 días al año, y Contaduría 72 días, de los cuales 48 con cuatro o más frentes.</w:t>
+            </w:r>
+          </w:p>
+        </w:tc>
+      </w:tr>
+    </w:tbl>
+    <w:p>
+      <w:pPr>
+        <w:pBdr>
+          <w:bottom w:val="single" w:color="CBD5E1" w:sz="6" w:space="6"/>
+        </w:pBdr>
+        <w:spacing w:after="80" w:before="200" w:line="250"/>
+      </w:pPr>
+      <w:r>
+        <w:rPr>
+          <w:rFonts w:ascii="Calibri" w:cs="Calibri" w:eastAsia="Calibri" w:hAnsi="Calibri"/>
+          <w:b/>
+          <w:bCs/>
+          <w:i w:val="false"/>
+          <w:iCs w:val="false"/>
+          <w:caps w:val="false"/>
+          <w:color w:val="1B3A6B"/>
+          <w:sz w:val="23"/>
+          <w:szCs w:val="23"/>
+        </w:rPr>
+        <w:t xml:space="preserve">Comportamiento mes a mes</w:t>
+      </w:r>
+    </w:p>
+    <w:p>
+      <w:pPr>
+        <w:spacing w:after="95" w:before="0" w:line="264"/>
+      </w:pPr>
+      <w:r>
+        <w:rPr>
+          <w:rFonts w:ascii="Calibri" w:cs="Calibri" w:eastAsia="Calibri" w:hAnsi="Calibri"/>
+          <w:b w:val="false"/>
+          <w:bCs w:val="false"/>
+          <w:i w:val="false"/>
+          <w:iCs w:val="false"/>
+          <w:caps w:val="false"/>
+          <w:color w:val="374151"/>
+          <w:sz w:val="21"/>
+          <w:szCs w:val="21"/>
+        </w:rPr>
+        <w:t xml:space="preserve">La saturación no es un pico de temporada: se repite todos los meses con la misma intensidad. La cifra de cada celda son los frentes abiertos por día hábil de ese mes.</w:t>
+      </w:r>
+    </w:p>
+    <w:p>
+      <w:pPr>
+        <w:spacing w:after="90"/>
+      </w:pPr>
+    </w:p>
+    <w:tbl>
+      <w:tblPr>
+        <w:tblW w:type="dxa" w:w="9072"/>
+        <w:tblBorders>
+          <w:top w:val="single" w:color="CBD5E1" w:sz="2"/>
+          <w:left w:val="single" w:color="CBD5E1" w:sz="2"/>
+          <w:bottom w:val="single" w:color="CBD5E1" w:sz="2"/>
+          <w:right w:val="single" w:color="CBD5E1" w:sz="2"/>
+          <w:insideH w:val="single" w:color="CBD5E1" w:sz="2"/>
+          <w:insideV w:val="single" w:color="CBD5E1" w:sz="2"/>
+        </w:tblBorders>
+      </w:tblPr>
+      <w:tblGrid>
+        <w:gridCol w:w="1560"/>
+        <w:gridCol w:w="626"/>
+        <w:gridCol w:w="626"/>
+        <w:gridCol w:w="626"/>
+        <w:gridCol w:w="626"/>
+        <w:gridCol w:w="626"/>
+        <w:gridCol w:w="626"/>
+        <w:gridCol w:w="626"/>
+        <w:gridCol w:w="626"/>
+        <w:gridCol w:w="626"/>
+        <w:gridCol w:w="626"/>
+        <w:gridCol w:w="626"/>
+        <w:gridCol w:w="626"/>
+      </w:tblGrid>
+      <w:tr>
+        <w:trPr>
+          <w:tblHeader/>
+        </w:trPr>
+        <w:tc>
+          <w:tcPr>
+            <w:tcW w:type="dxa" w:w="1560"/>
+            <w:shd w:fill="1B3A6B" w:color="auto" w:val="clear"/>
+            <w:tcMar>
+              <w:top w:type="dxa" w:w="78"/>
+              <w:left w:type="dxa" w:w="120"/>
+              <w:bottom w:type="dxa" w:w="78"/>
+              <w:right w:type="dxa" w:w="120"/>
+            </w:tcMar>
+          </w:tcPr>
+          <w:p>
+            <w:pPr>
+              <w:spacing w:after="0" w:line="230"/>
+            </w:pPr>
+            <w:r>
+              <w:rPr>
+                <w:rFonts w:ascii="Calibri" w:cs="Calibri" w:eastAsia="Calibri" w:hAnsi="Calibri"/>
+                <w:b/>
+                <w:bCs/>
+                <w:i w:val="false"/>
+                <w:iCs w:val="false"/>
+                <w:caps/>
+                <w:color w:val="FFFFFF"/>
+                <w:spacing w:val="12"/>
+                <w:sz w:val="18"/>
+                <w:szCs w:val="18"/>
+              </w:rPr>
+              <w:t xml:space="preserve">Posición</w:t>
+            </w:r>
+          </w:p>
+        </w:tc>
+        <w:tc>
+          <w:tcPr>
+            <w:tcW w:type="dxa" w:w="626"/>
+            <w:shd w:fill="1B3A6B" w:color="auto" w:val="clear"/>
+            <w:tcMar>
+              <w:top w:type="dxa" w:w="78"/>
+              <w:left w:type="dxa" w:w="120"/>
+              <w:bottom w:type="dxa" w:w="78"/>
+              <w:right w:type="dxa" w:w="120"/>
+            </w:tcMar>
+          </w:tcPr>
+          <w:p>
+            <w:pPr>
+              <w:spacing w:after="0" w:line="230"/>
+            </w:pPr>
+            <w:r>
+              <w:rPr>
+                <w:rFonts w:ascii="Calibri" w:cs="Calibri" w:eastAsia="Calibri" w:hAnsi="Calibri"/>
+                <w:b/>
+                <w:bCs/>
+                <w:i w:val="false"/>
+                <w:iCs w:val="false"/>
+                <w:caps/>
+                <w:color w:val="FFFFFF"/>
+                <w:spacing w:val="12"/>
+                <w:sz w:val="18"/>
+                <w:szCs w:val="18"/>
+              </w:rPr>
+              <w:t xml:space="preserve">Ene</w:t>
+            </w:r>
+          </w:p>
+        </w:tc>
+        <w:tc>
+          <w:tcPr>
+            <w:tcW w:type="dxa" w:w="626"/>
+            <w:shd w:fill="1B3A6B" w:color="auto" w:val="clear"/>
+            <w:tcMar>
+              <w:top w:type="dxa" w:w="78"/>
+              <w:left w:type="dxa" w:w="120"/>
+              <w:bottom w:type="dxa" w:w="78"/>
+              <w:right w:type="dxa" w:w="120"/>
+            </w:tcMar>
+          </w:tcPr>
+          <w:p>
+            <w:pPr>
+              <w:spacing w:after="0" w:line="230"/>
+            </w:pPr>
+            <w:r>
+              <w:rPr>
+                <w:rFonts w:ascii="Calibri" w:cs="Calibri" w:eastAsia="Calibri" w:hAnsi="Calibri"/>
+                <w:b/>
+                <w:bCs/>
+                <w:i w:val="false"/>
+                <w:iCs w:val="false"/>
+                <w:caps/>
+                <w:color w:val="FFFFFF"/>
+                <w:spacing w:val="12"/>
+                <w:sz w:val="18"/>
+                <w:szCs w:val="18"/>
+              </w:rPr>
+              <w:t xml:space="preserve">Feb</w:t>
+            </w:r>
+          </w:p>
+        </w:tc>
+        <w:tc>
+          <w:tcPr>
+            <w:tcW w:type="dxa" w:w="626"/>
+            <w:shd w:fill="1B3A6B" w:color="auto" w:val="clear"/>
+            <w:tcMar>
+              <w:top w:type="dxa" w:w="78"/>
+              <w:left w:type="dxa" w:w="120"/>
+              <w:bottom w:type="dxa" w:w="78"/>
+              <w:right w:type="dxa" w:w="120"/>
+            </w:tcMar>
+          </w:tcPr>
+          <w:p>
+            <w:pPr>
+              <w:spacing w:after="0" w:line="230"/>
+            </w:pPr>
+            <w:r>
+              <w:rPr>
+                <w:rFonts w:ascii="Calibri" w:cs="Calibri" w:eastAsia="Calibri" w:hAnsi="Calibri"/>
+                <w:b/>
+                <w:bCs/>
+                <w:i w:val="false"/>
+                <w:iCs w:val="false"/>
+                <w:caps/>
+                <w:color w:val="FFFFFF"/>
+                <w:spacing w:val="12"/>
+                <w:sz w:val="18"/>
+                <w:szCs w:val="18"/>
+              </w:rPr>
+              <w:t xml:space="preserve">Mar</w:t>
+            </w:r>
+          </w:p>
+        </w:tc>
+        <w:tc>
+          <w:tcPr>
+            <w:tcW w:type="dxa" w:w="626"/>
+            <w:shd w:fill="1B3A6B" w:color="auto" w:val="clear"/>
+            <w:tcMar>
+              <w:top w:type="dxa" w:w="78"/>
+              <w:left w:type="dxa" w:w="120"/>
+              <w:bottom w:type="dxa" w:w="78"/>
+              <w:right w:type="dxa" w:w="120"/>
+            </w:tcMar>
+          </w:tcPr>
+          <w:p>
+            <w:pPr>
+              <w:spacing w:after="0" w:line="230"/>
+            </w:pPr>
+            <w:r>
+              <w:rPr>
+                <w:rFonts w:ascii="Calibri" w:cs="Calibri" w:eastAsia="Calibri" w:hAnsi="Calibri"/>
+                <w:b/>
+                <w:bCs/>
+                <w:i w:val="false"/>
+                <w:iCs w:val="false"/>
+                <w:caps/>
+                <w:color w:val="FFFFFF"/>
+                <w:spacing w:val="12"/>
+                <w:sz w:val="18"/>
+                <w:szCs w:val="18"/>
+              </w:rPr>
+              <w:t xml:space="preserve">Abr</w:t>
+            </w:r>
+          </w:p>
+        </w:tc>
+        <w:tc>
+          <w:tcPr>
+            <w:tcW w:type="dxa" w:w="626"/>
+            <w:shd w:fill="1B3A6B" w:color="auto" w:val="clear"/>
+            <w:tcMar>
+              <w:top w:type="dxa" w:w="78"/>
+              <w:left w:type="dxa" w:w="120"/>
+              <w:bottom w:type="dxa" w:w="78"/>
+              <w:right w:type="dxa" w:w="120"/>
+            </w:tcMar>
+          </w:tcPr>
+          <w:p>
+            <w:pPr>
+              <w:spacing w:after="0" w:line="230"/>
+            </w:pPr>
+            <w:r>
+              <w:rPr>
+                <w:rFonts w:ascii="Calibri" w:cs="Calibri" w:eastAsia="Calibri" w:hAnsi="Calibri"/>
+                <w:b/>
+                <w:bCs/>
+                <w:i w:val="false"/>
+                <w:iCs w:val="false"/>
+                <w:caps/>
+                <w:color w:val="FFFFFF"/>
+                <w:spacing w:val="12"/>
+                <w:sz w:val="18"/>
+                <w:szCs w:val="18"/>
+              </w:rPr>
+              <w:t xml:space="preserve">May</w:t>
+            </w:r>
+          </w:p>
+        </w:tc>
+        <w:tc>
+          <w:tcPr>
+            <w:tcW w:type="dxa" w:w="626"/>
+            <w:shd w:fill="1B3A6B" w:color="auto" w:val="clear"/>
+            <w:tcMar>
+              <w:top w:type="dxa" w:w="78"/>
+              <w:left w:type="dxa" w:w="120"/>
+              <w:bottom w:type="dxa" w:w="78"/>
+              <w:right w:type="dxa" w:w="120"/>
+            </w:tcMar>
+          </w:tcPr>
+          <w:p>
+            <w:pPr>
+              <w:spacing w:after="0" w:line="230"/>
+            </w:pPr>
+            <w:r>
+              <w:rPr>
+                <w:rFonts w:ascii="Calibri" w:cs="Calibri" w:eastAsia="Calibri" w:hAnsi="Calibri"/>
+                <w:b/>
+                <w:bCs/>
+                <w:i w:val="false"/>
+                <w:iCs w:val="false"/>
+                <w:caps/>
+                <w:color w:val="FFFFFF"/>
+                <w:spacing w:val="12"/>
+                <w:sz w:val="18"/>
+                <w:szCs w:val="18"/>
+              </w:rPr>
+              <w:t xml:space="preserve">Jun</w:t>
+            </w:r>
+          </w:p>
+        </w:tc>
+        <w:tc>
+          <w:tcPr>
+            <w:tcW w:type="dxa" w:w="626"/>
+            <w:shd w:fill="1B3A6B" w:color="auto" w:val="clear"/>
+            <w:tcMar>
+              <w:top w:type="dxa" w:w="78"/>
+              <w:left w:type="dxa" w:w="120"/>
+              <w:bottom w:type="dxa" w:w="78"/>
+              <w:right w:type="dxa" w:w="120"/>
+            </w:tcMar>
+          </w:tcPr>
+          <w:p>
+            <w:pPr>
+              <w:spacing w:after="0" w:line="230"/>
+            </w:pPr>
+            <w:r>
+              <w:rPr>
+                <w:rFonts w:ascii="Calibri" w:cs="Calibri" w:eastAsia="Calibri" w:hAnsi="Calibri"/>
+                <w:b/>
+                <w:bCs/>
+                <w:i w:val="false"/>
+                <w:iCs w:val="false"/>
+                <w:caps/>
+                <w:color w:val="FFFFFF"/>
+                <w:spacing w:val="12"/>
+                <w:sz w:val="18"/>
+                <w:szCs w:val="18"/>
+              </w:rPr>
+              <w:t xml:space="preserve">Jul</w:t>
+            </w:r>
+          </w:p>
+        </w:tc>
+        <w:tc>
+          <w:tcPr>
+            <w:tcW w:type="dxa" w:w="626"/>
+            <w:shd w:fill="1B3A6B" w:color="auto" w:val="clear"/>
+            <w:tcMar>
+              <w:top w:type="dxa" w:w="78"/>
+              <w:left w:type="dxa" w:w="120"/>
+              <w:bottom w:type="dxa" w:w="78"/>
+              <w:right w:type="dxa" w:w="120"/>
+            </w:tcMar>
+          </w:tcPr>
+          <w:p>
+            <w:pPr>
+              <w:spacing w:after="0" w:line="230"/>
+            </w:pPr>
+            <w:r>
+              <w:rPr>
+                <w:rFonts w:ascii="Calibri" w:cs="Calibri" w:eastAsia="Calibri" w:hAnsi="Calibri"/>
+                <w:b/>
+                <w:bCs/>
+                <w:i w:val="false"/>
+                <w:iCs w:val="false"/>
+                <w:caps/>
+                <w:color w:val="FFFFFF"/>
+                <w:spacing w:val="12"/>
+                <w:sz w:val="18"/>
+                <w:szCs w:val="18"/>
+              </w:rPr>
+              <w:t xml:space="preserve">Ago</w:t>
+            </w:r>
+          </w:p>
+        </w:tc>
+        <w:tc>
+          <w:tcPr>
+            <w:tcW w:type="dxa" w:w="626"/>
+            <w:shd w:fill="1B3A6B" w:color="auto" w:val="clear"/>
+            <w:tcMar>
+              <w:top w:type="dxa" w:w="78"/>
+              <w:left w:type="dxa" w:w="120"/>
+              <w:bottom w:type="dxa" w:w="78"/>
+              <w:right w:type="dxa" w:w="120"/>
+            </w:tcMar>
+          </w:tcPr>
+          <w:p>
+            <w:pPr>
+              <w:spacing w:after="0" w:line="230"/>
+            </w:pPr>
+            <w:r>
+              <w:rPr>
+                <w:rFonts w:ascii="Calibri" w:cs="Calibri" w:eastAsia="Calibri" w:hAnsi="Calibri"/>
+                <w:b/>
+                <w:bCs/>
+                <w:i w:val="false"/>
+                <w:iCs w:val="false"/>
+                <w:caps/>
+                <w:color w:val="FFFFFF"/>
+                <w:spacing w:val="12"/>
+                <w:sz w:val="18"/>
+                <w:szCs w:val="18"/>
+              </w:rPr>
+              <w:t xml:space="preserve">Sep</w:t>
+            </w:r>
+          </w:p>
+        </w:tc>
+        <w:tc>
+          <w:tcPr>
+            <w:tcW w:type="dxa" w:w="626"/>
+            <w:shd w:fill="1B3A6B" w:color="auto" w:val="clear"/>
+            <w:tcMar>
+              <w:top w:type="dxa" w:w="78"/>
+              <w:left w:type="dxa" w:w="120"/>
+              <w:bottom w:type="dxa" w:w="78"/>
+              <w:right w:type="dxa" w:w="120"/>
+            </w:tcMar>
+          </w:tcPr>
+          <w:p>
+            <w:pPr>
+              <w:spacing w:after="0" w:line="230"/>
+            </w:pPr>
+            <w:r>
+              <w:rPr>
+                <w:rFonts w:ascii="Calibri" w:cs="Calibri" w:eastAsia="Calibri" w:hAnsi="Calibri"/>
+                <w:b/>
+                <w:bCs/>
+                <w:i w:val="false"/>
+                <w:iCs w:val="false"/>
+                <w:caps/>
+                <w:color w:val="FFFFFF"/>
+                <w:spacing w:val="12"/>
+                <w:sz w:val="18"/>
+                <w:szCs w:val="18"/>
+              </w:rPr>
+              <w:t xml:space="preserve">Oct</w:t>
+            </w:r>
+          </w:p>
+        </w:tc>
+        <w:tc>
+          <w:tcPr>
+            <w:tcW w:type="dxa" w:w="626"/>
+            <w:shd w:fill="1B3A6B" w:color="auto" w:val="clear"/>
+            <w:tcMar>
+              <w:top w:type="dxa" w:w="78"/>
+              <w:left w:type="dxa" w:w="120"/>
+              <w:bottom w:type="dxa" w:w="78"/>
+              <w:right w:type="dxa" w:w="120"/>
+            </w:tcMar>
+          </w:tcPr>
+          <w:p>
+            <w:pPr>
+              <w:spacing w:after="0" w:line="230"/>
+            </w:pPr>
+            <w:r>
+              <w:rPr>
+                <w:rFonts w:ascii="Calibri" w:cs="Calibri" w:eastAsia="Calibri" w:hAnsi="Calibri"/>
+                <w:b/>
+                <w:bCs/>
+                <w:i w:val="false"/>
+                <w:iCs w:val="false"/>
+                <w:caps/>
+                <w:color w:val="FFFFFF"/>
+                <w:spacing w:val="12"/>
+                <w:sz w:val="18"/>
+                <w:szCs w:val="18"/>
+              </w:rPr>
+              <w:t xml:space="preserve">Nov</w:t>
+            </w:r>
+          </w:p>
+        </w:tc>
+        <w:tc>
+          <w:tcPr>
+            <w:tcW w:type="dxa" w:w="626"/>
+            <w:shd w:fill="1B3A6B" w:color="auto" w:val="clear"/>
+            <w:tcMar>
+              <w:top w:type="dxa" w:w="78"/>
+              <w:left w:type="dxa" w:w="120"/>
+              <w:bottom w:type="dxa" w:w="78"/>
+              <w:right w:type="dxa" w:w="120"/>
+            </w:tcMar>
+          </w:tcPr>
+          <w:p>
+            <w:pPr>
+              <w:spacing w:after="0" w:line="230"/>
+            </w:pPr>
+            <w:r>
+              <w:rPr>
+                <w:rFonts w:ascii="Calibri" w:cs="Calibri" w:eastAsia="Calibri" w:hAnsi="Calibri"/>
+                <w:b/>
+                <w:bCs/>
+                <w:i w:val="false"/>
+                <w:iCs w:val="false"/>
+                <w:caps/>
+                <w:color w:val="FFFFFF"/>
+                <w:spacing w:val="12"/>
+                <w:sz w:val="18"/>
+                <w:szCs w:val="18"/>
+              </w:rPr>
+              <w:t xml:space="preserve">Dic</w:t>
+            </w:r>
+          </w:p>
+        </w:tc>
+      </w:tr>
+      <w:tr>
+        <w:tc>
+          <w:tcPr>
+            <w:tcW w:type="dxa" w:w="1560"/>
+            <w:tcMar>
+              <w:top w:type="dxa" w:w="72"/>
+              <w:left w:type="dxa" w:w="120"/>
+              <w:bottom w:type="dxa" w:w="72"/>
+              <w:right w:type="dxa" w:w="120"/>
+            </w:tcMar>
+          </w:tcPr>
+          <w:p>
+            <w:pPr>
+              <w:spacing w:after="0" w:line="238"/>
+            </w:pPr>
+            <w:r>
+              <w:rPr>
+                <w:rFonts w:ascii="Calibri" w:cs="Calibri" w:eastAsia="Calibri" w:hAnsi="Calibri"/>
+                <w:b/>
+                <w:bCs/>
+                <w:i w:val="false"/>
+                <w:iCs w:val="false"/>
+                <w:caps w:val="false"/>
+                <w:color w:val="1A2540"/>
+                <w:sz w:val="18"/>
+                <w:szCs w:val="18"/>
+              </w:rPr>
+              <w:t xml:space="preserve">Beatriz</w:t>
+            </w:r>
+          </w:p>
+        </w:tc>
+        <w:tc>
+          <w:tcPr>
+            <w:tcW w:type="dxa" w:w="626"/>
+            <w:tcMar>
+              <w:top w:type="dxa" w:w="72"/>
+              <w:left w:type="dxa" w:w="120"/>
+              <w:bottom w:type="dxa" w:w="72"/>
+              <w:right w:type="dxa" w:w="120"/>
+            </w:tcMar>
+          </w:tcPr>
+          <w:p>
+            <w:pPr>
+              <w:spacing w:after="0" w:line="238"/>
+            </w:pPr>
+            <w:r>
+              <w:rPr>
+                <w:rFonts w:ascii="Calibri" w:cs="Calibri" w:eastAsia="Calibri" w:hAnsi="Calibri"/>
+                <w:b w:val="false"/>
+                <w:bCs w:val="false"/>
+                <w:i w:val="false"/>
+                <w:iCs w:val="false"/>
+                <w:caps w:val="false"/>
+                <w:color w:val="374151"/>
+                <w:sz w:val="18"/>
+                <w:szCs w:val="18"/>
+              </w:rPr>
+              <w:t xml:space="preserve">1.6</w:t>
+            </w:r>
+          </w:p>
+        </w:tc>
+        <w:tc>
+          <w:tcPr>
+            <w:tcW w:type="dxa" w:w="626"/>
+            <w:tcMar>
+              <w:top w:type="dxa" w:w="72"/>
+              <w:left w:type="dxa" w:w="120"/>
+              <w:bottom w:type="dxa" w:w="72"/>
+              <w:right w:type="dxa" w:w="120"/>
+            </w:tcMar>
+          </w:tcPr>
+          <w:p>
+            <w:pPr>
+              <w:spacing w:after="0" w:line="238"/>
+            </w:pPr>
+            <w:r>
+              <w:rPr>
+                <w:rFonts w:ascii="Calibri" w:cs="Calibri" w:eastAsia="Calibri" w:hAnsi="Calibri"/>
+                <w:b w:val="false"/>
+                <w:bCs w:val="false"/>
+                <w:i w:val="false"/>
+                <w:iCs w:val="false"/>
+                <w:caps w:val="false"/>
+                <w:color w:val="374151"/>
+                <w:sz w:val="18"/>
+                <w:szCs w:val="18"/>
+              </w:rPr>
+              <w:t xml:space="preserve">1.6</w:t>
+            </w:r>
+          </w:p>
+        </w:tc>
+        <w:tc>
+          <w:tcPr>
+            <w:tcW w:type="dxa" w:w="626"/>
+            <w:tcMar>
+              <w:top w:type="dxa" w:w="72"/>
+              <w:left w:type="dxa" w:w="120"/>
+              <w:bottom w:type="dxa" w:w="72"/>
+              <w:right w:type="dxa" w:w="120"/>
+            </w:tcMar>
+          </w:tcPr>
+          <w:p>
+            <w:pPr>
+              <w:spacing w:after="0" w:line="238"/>
+            </w:pPr>
+            <w:r>
+              <w:rPr>
+                <w:rFonts w:ascii="Calibri" w:cs="Calibri" w:eastAsia="Calibri" w:hAnsi="Calibri"/>
+                <w:b w:val="false"/>
+                <w:bCs w:val="false"/>
+                <w:i w:val="false"/>
+                <w:iCs w:val="false"/>
+                <w:caps w:val="false"/>
+                <w:color w:val="374151"/>
+                <w:sz w:val="18"/>
+                <w:szCs w:val="18"/>
+              </w:rPr>
+              <w:t xml:space="preserve">1.6</w:t>
+            </w:r>
+          </w:p>
+        </w:tc>
+        <w:tc>
+          <w:tcPr>
+            <w:tcW w:type="dxa" w:w="626"/>
+            <w:tcMar>
+              <w:top w:type="dxa" w:w="72"/>
+              <w:left w:type="dxa" w:w="120"/>
+              <w:bottom w:type="dxa" w:w="72"/>
+              <w:right w:type="dxa" w:w="120"/>
+            </w:tcMar>
+          </w:tcPr>
+          <w:p>
+            <w:pPr>
+              <w:spacing w:after="0" w:line="238"/>
+            </w:pPr>
+            <w:r>
+              <w:rPr>
+                <w:rFonts w:ascii="Calibri" w:cs="Calibri" w:eastAsia="Calibri" w:hAnsi="Calibri"/>
+                <w:b w:val="false"/>
+                <w:bCs w:val="false"/>
+                <w:i w:val="false"/>
+                <w:iCs w:val="false"/>
+                <w:caps w:val="false"/>
+                <w:color w:val="374151"/>
+                <w:sz w:val="18"/>
+                <w:szCs w:val="18"/>
+              </w:rPr>
+              <w:t xml:space="preserve">1.5</w:t>
+            </w:r>
+          </w:p>
+        </w:tc>
+        <w:tc>
+          <w:tcPr>
+            <w:tcW w:type="dxa" w:w="626"/>
+            <w:tcMar>
+              <w:top w:type="dxa" w:w="72"/>
+              <w:left w:type="dxa" w:w="120"/>
+              <w:bottom w:type="dxa" w:w="72"/>
+              <w:right w:type="dxa" w:w="120"/>
+            </w:tcMar>
+          </w:tcPr>
+          <w:p>
+            <w:pPr>
+              <w:spacing w:after="0" w:line="238"/>
+            </w:pPr>
+            <w:r>
+              <w:rPr>
+                <w:rFonts w:ascii="Calibri" w:cs="Calibri" w:eastAsia="Calibri" w:hAnsi="Calibri"/>
+                <w:b w:val="false"/>
+                <w:bCs w:val="false"/>
+                <w:i w:val="false"/>
+                <w:iCs w:val="false"/>
+                <w:caps w:val="false"/>
+                <w:color w:val="374151"/>
+                <w:sz w:val="18"/>
+                <w:szCs w:val="18"/>
+              </w:rPr>
+              <w:t xml:space="preserve">1.6</w:t>
+            </w:r>
+          </w:p>
+        </w:tc>
+        <w:tc>
+          <w:tcPr>
+            <w:tcW w:type="dxa" w:w="626"/>
+            <w:tcMar>
+              <w:top w:type="dxa" w:w="72"/>
+              <w:left w:type="dxa" w:w="120"/>
+              <w:bottom w:type="dxa" w:w="72"/>
+              <w:right w:type="dxa" w:w="120"/>
+            </w:tcMar>
+          </w:tcPr>
+          <w:p>
+            <w:pPr>
+              <w:spacing w:after="0" w:line="238"/>
+            </w:pPr>
+            <w:r>
+              <w:rPr>
+                <w:rFonts w:ascii="Calibri" w:cs="Calibri" w:eastAsia="Calibri" w:hAnsi="Calibri"/>
+                <w:b w:val="false"/>
+                <w:bCs w:val="false"/>
+                <w:i w:val="false"/>
+                <w:iCs w:val="false"/>
+                <w:caps w:val="false"/>
+                <w:color w:val="374151"/>
+                <w:sz w:val="18"/>
+                <w:szCs w:val="18"/>
+              </w:rPr>
+              <w:t xml:space="preserve">1.5</w:t>
+            </w:r>
+          </w:p>
+        </w:tc>
+        <w:tc>
+          <w:tcPr>
+            <w:tcW w:type="dxa" w:w="626"/>
+            <w:tcMar>
+              <w:top w:type="dxa" w:w="72"/>
+              <w:left w:type="dxa" w:w="120"/>
+              <w:bottom w:type="dxa" w:w="72"/>
+              <w:right w:type="dxa" w:w="120"/>
+            </w:tcMar>
+          </w:tcPr>
+          <w:p>
+            <w:pPr>
+              <w:spacing w:after="0" w:line="238"/>
+            </w:pPr>
+            <w:r>
+              <w:rPr>
+                <w:rFonts w:ascii="Calibri" w:cs="Calibri" w:eastAsia="Calibri" w:hAnsi="Calibri"/>
+                <w:b w:val="false"/>
+                <w:bCs w:val="false"/>
+                <w:i w:val="false"/>
+                <w:iCs w:val="false"/>
+                <w:caps w:val="false"/>
+                <w:color w:val="374151"/>
+                <w:sz w:val="18"/>
+                <w:szCs w:val="18"/>
+              </w:rPr>
+              <w:t xml:space="preserve">1.5</w:t>
+            </w:r>
+          </w:p>
+        </w:tc>
+        <w:tc>
+          <w:tcPr>
+            <w:tcW w:type="dxa" w:w="626"/>
+            <w:tcMar>
+              <w:top w:type="dxa" w:w="72"/>
+              <w:left w:type="dxa" w:w="120"/>
+              <w:bottom w:type="dxa" w:w="72"/>
+              <w:right w:type="dxa" w:w="120"/>
+            </w:tcMar>
+          </w:tcPr>
+          <w:p>
+            <w:pPr>
+              <w:spacing w:after="0" w:line="238"/>
+            </w:pPr>
+            <w:r>
+              <w:rPr>
+                <w:rFonts w:ascii="Calibri" w:cs="Calibri" w:eastAsia="Calibri" w:hAnsi="Calibri"/>
+                <w:b w:val="false"/>
+                <w:bCs w:val="false"/>
+                <w:i w:val="false"/>
+                <w:iCs w:val="false"/>
+                <w:caps w:val="false"/>
+                <w:color w:val="374151"/>
+                <w:sz w:val="18"/>
+                <w:szCs w:val="18"/>
+              </w:rPr>
+              <w:t xml:space="preserve">1.6</w:t>
+            </w:r>
+          </w:p>
+        </w:tc>
+        <w:tc>
+          <w:tcPr>
+            <w:tcW w:type="dxa" w:w="626"/>
+            <w:tcMar>
+              <w:top w:type="dxa" w:w="72"/>
+              <w:left w:type="dxa" w:w="120"/>
+              <w:bottom w:type="dxa" w:w="72"/>
+              <w:right w:type="dxa" w:w="120"/>
+            </w:tcMar>
+          </w:tcPr>
+          <w:p>
+            <w:pPr>
+              <w:spacing w:after="0" w:line="238"/>
+            </w:pPr>
+            <w:r>
+              <w:rPr>
+                <w:rFonts w:ascii="Calibri" w:cs="Calibri" w:eastAsia="Calibri" w:hAnsi="Calibri"/>
+                <w:b w:val="false"/>
+                <w:bCs w:val="false"/>
+                <w:i w:val="false"/>
+                <w:iCs w:val="false"/>
+                <w:caps w:val="false"/>
+                <w:color w:val="374151"/>
+                <w:sz w:val="18"/>
+                <w:szCs w:val="18"/>
+              </w:rPr>
+              <w:t xml:space="preserve">1.5</w:t>
+            </w:r>
+          </w:p>
+        </w:tc>
+        <w:tc>
+          <w:tcPr>
+            <w:tcW w:type="dxa" w:w="626"/>
+            <w:tcMar>
+              <w:top w:type="dxa" w:w="72"/>
+              <w:left w:type="dxa" w:w="120"/>
+              <w:bottom w:type="dxa" w:w="72"/>
+              <w:right w:type="dxa" w:w="120"/>
+            </w:tcMar>
+          </w:tcPr>
+          <w:p>
+            <w:pPr>
+              <w:spacing w:after="0" w:line="238"/>
+            </w:pPr>
+            <w:r>
+              <w:rPr>
+                <w:rFonts w:ascii="Calibri" w:cs="Calibri" w:eastAsia="Calibri" w:hAnsi="Calibri"/>
+                <w:b w:val="false"/>
+                <w:bCs w:val="false"/>
+                <w:i w:val="false"/>
+                <w:iCs w:val="false"/>
+                <w:caps w:val="false"/>
+                <w:color w:val="374151"/>
+                <w:sz w:val="18"/>
+                <w:szCs w:val="18"/>
+              </w:rPr>
+              <w:t xml:space="preserve">1.6</w:t>
+            </w:r>
+          </w:p>
+        </w:tc>
+        <w:tc>
+          <w:tcPr>
+            <w:tcW w:type="dxa" w:w="626"/>
+            <w:tcMar>
+              <w:top w:type="dxa" w:w="72"/>
+              <w:left w:type="dxa" w:w="120"/>
+              <w:bottom w:type="dxa" w:w="72"/>
+              <w:right w:type="dxa" w:w="120"/>
+            </w:tcMar>
+          </w:tcPr>
+          <w:p>
+            <w:pPr>
+              <w:spacing w:after="0" w:line="238"/>
+            </w:pPr>
+            <w:r>
+              <w:rPr>
+                <w:rFonts w:ascii="Calibri" w:cs="Calibri" w:eastAsia="Calibri" w:hAnsi="Calibri"/>
+                <w:b w:val="false"/>
+                <w:bCs w:val="false"/>
+                <w:i w:val="false"/>
+                <w:iCs w:val="false"/>
+                <w:caps w:val="false"/>
+                <w:color w:val="374151"/>
+                <w:sz w:val="18"/>
+                <w:szCs w:val="18"/>
+              </w:rPr>
+              <w:t xml:space="preserve">1.6</w:t>
+            </w:r>
+          </w:p>
+        </w:tc>
+        <w:tc>
+          <w:tcPr>
+            <w:tcW w:type="dxa" w:w="626"/>
+            <w:tcMar>
+              <w:top w:type="dxa" w:w="72"/>
+              <w:left w:type="dxa" w:w="120"/>
+              <w:bottom w:type="dxa" w:w="72"/>
+              <w:right w:type="dxa" w:w="120"/>
+            </w:tcMar>
+          </w:tcPr>
+          <w:p>
+            <w:pPr>
+              <w:spacing w:after="0" w:line="238"/>
+            </w:pPr>
+            <w:r>
+              <w:rPr>
+                <w:rFonts w:ascii="Calibri" w:cs="Calibri" w:eastAsia="Calibri" w:hAnsi="Calibri"/>
+                <w:b w:val="false"/>
+                <w:bCs w:val="false"/>
+                <w:i w:val="false"/>
+                <w:iCs w:val="false"/>
+                <w:caps w:val="false"/>
+                <w:color w:val="374151"/>
+                <w:sz w:val="18"/>
+                <w:szCs w:val="18"/>
+              </w:rPr>
+              <w:t xml:space="preserve">1.5</w:t>
+            </w:r>
+          </w:p>
+        </w:tc>
+      </w:tr>
+      <w:tr>
+        <w:tc>
+          <w:tcPr>
+            <w:tcW w:type="dxa" w:w="1560"/>
+            <w:shd w:fill="F5F7FA" w:color="auto" w:val="clear"/>
+            <w:tcMar>
+              <w:top w:type="dxa" w:w="72"/>
+              <w:left w:type="dxa" w:w="120"/>
+              <w:bottom w:type="dxa" w:w="72"/>
+              <w:right w:type="dxa" w:w="120"/>
+            </w:tcMar>
+          </w:tcPr>
+          <w:p>
+            <w:pPr>
+              <w:spacing w:after="0" w:line="238"/>
+            </w:pPr>
+            <w:r>
+              <w:rPr>
+                <w:rFonts w:ascii="Calibri" w:cs="Calibri" w:eastAsia="Calibri" w:hAnsi="Calibri"/>
+                <w:b/>
+                <w:bCs/>
+                <w:i w:val="false"/>
+                <w:iCs w:val="false"/>
+                <w:caps w:val="false"/>
+                <w:color w:val="1A2540"/>
+                <w:sz w:val="18"/>
+                <w:szCs w:val="18"/>
+              </w:rPr>
+              <w:t xml:space="preserve">Edgar</w:t>
+            </w:r>
+          </w:p>
+        </w:tc>
+        <w:tc>
+          <w:tcPr>
+            <w:tcW w:type="dxa" w:w="626"/>
+            <w:shd w:fill="F5F7FA" w:color="auto" w:val="clear"/>
+            <w:tcMar>
+              <w:top w:type="dxa" w:w="72"/>
+              <w:left w:type="dxa" w:w="120"/>
+              <w:bottom w:type="dxa" w:w="72"/>
+              <w:right w:type="dxa" w:w="120"/>
+            </w:tcMar>
+          </w:tcPr>
+          <w:p>
+            <w:pPr>
+              <w:spacing w:after="0" w:line="238"/>
+            </w:pPr>
+            <w:r>
+              <w:rPr>
+                <w:rFonts w:ascii="Calibri" w:cs="Calibri" w:eastAsia="Calibri" w:hAnsi="Calibri"/>
+                <w:b w:val="false"/>
+                <w:bCs w:val="false"/>
+                <w:i w:val="false"/>
+                <w:iCs w:val="false"/>
+                <w:caps w:val="false"/>
+                <w:color w:val="374151"/>
+                <w:sz w:val="18"/>
+                <w:szCs w:val="18"/>
+              </w:rPr>
+              <w:t xml:space="preserve">1.1</w:t>
+            </w:r>
+          </w:p>
+        </w:tc>
+        <w:tc>
+          <w:tcPr>
+            <w:tcW w:type="dxa" w:w="626"/>
+            <w:shd w:fill="F5F7FA" w:color="auto" w:val="clear"/>
+            <w:tcMar>
+              <w:top w:type="dxa" w:w="72"/>
+              <w:left w:type="dxa" w:w="120"/>
+              <w:bottom w:type="dxa" w:w="72"/>
+              <w:right w:type="dxa" w:w="120"/>
+            </w:tcMar>
+          </w:tcPr>
+          <w:p>
+            <w:pPr>
+              <w:spacing w:after="0" w:line="238"/>
+            </w:pPr>
+            <w:r>
+              <w:rPr>
+                <w:rFonts w:ascii="Calibri" w:cs="Calibri" w:eastAsia="Calibri" w:hAnsi="Calibri"/>
+                <w:b w:val="false"/>
+                <w:bCs w:val="false"/>
+                <w:i w:val="false"/>
+                <w:iCs w:val="false"/>
+                <w:caps w:val="false"/>
+                <w:color w:val="374151"/>
+                <w:sz w:val="18"/>
+                <w:szCs w:val="18"/>
+              </w:rPr>
+              <w:t xml:space="preserve">1.0</w:t>
+            </w:r>
+          </w:p>
+        </w:tc>
+        <w:tc>
+          <w:tcPr>
+            <w:tcW w:type="dxa" w:w="626"/>
+            <w:shd w:fill="F5F7FA" w:color="auto" w:val="clear"/>
+            <w:tcMar>
+              <w:top w:type="dxa" w:w="72"/>
+              <w:left w:type="dxa" w:w="120"/>
+              <w:bottom w:type="dxa" w:w="72"/>
+              <w:right w:type="dxa" w:w="120"/>
+            </w:tcMar>
+          </w:tcPr>
+          <w:p>
+            <w:pPr>
+              <w:spacing w:after="0" w:line="238"/>
+            </w:pPr>
+            <w:r>
+              <w:rPr>
+                <w:rFonts w:ascii="Calibri" w:cs="Calibri" w:eastAsia="Calibri" w:hAnsi="Calibri"/>
+                <w:b w:val="false"/>
+                <w:bCs w:val="false"/>
+                <w:i w:val="false"/>
+                <w:iCs w:val="false"/>
+                <w:caps w:val="false"/>
+                <w:color w:val="374151"/>
+                <w:sz w:val="18"/>
+                <w:szCs w:val="18"/>
+              </w:rPr>
+              <w:t xml:space="preserve">1.1</w:t>
+            </w:r>
+          </w:p>
+        </w:tc>
+        <w:tc>
+          <w:tcPr>
+            <w:tcW w:type="dxa" w:w="626"/>
+            <w:shd w:fill="F5F7FA" w:color="auto" w:val="clear"/>
+            <w:tcMar>
+              <w:top w:type="dxa" w:w="72"/>
+              <w:left w:type="dxa" w:w="120"/>
+              <w:bottom w:type="dxa" w:w="72"/>
+              <w:right w:type="dxa" w:w="120"/>
+            </w:tcMar>
+          </w:tcPr>
+          <w:p>
+            <w:pPr>
+              <w:spacing w:after="0" w:line="238"/>
+            </w:pPr>
+            <w:r>
+              <w:rPr>
+                <w:rFonts w:ascii="Calibri" w:cs="Calibri" w:eastAsia="Calibri" w:hAnsi="Calibri"/>
+                <w:b w:val="false"/>
+                <w:bCs w:val="false"/>
+                <w:i w:val="false"/>
+                <w:iCs w:val="false"/>
+                <w:caps w:val="false"/>
+                <w:color w:val="374151"/>
+                <w:sz w:val="18"/>
+                <w:szCs w:val="18"/>
+              </w:rPr>
+              <w:t xml:space="preserve">1.0</w:t>
+            </w:r>
+          </w:p>
+        </w:tc>
+        <w:tc>
+          <w:tcPr>
+            <w:tcW w:type="dxa" w:w="626"/>
+            <w:shd w:fill="F5F7FA" w:color="auto" w:val="clear"/>
+            <w:tcMar>
+              <w:top w:type="dxa" w:w="72"/>
+              <w:left w:type="dxa" w:w="120"/>
+              <w:bottom w:type="dxa" w:w="72"/>
+              <w:right w:type="dxa" w:w="120"/>
+            </w:tcMar>
+          </w:tcPr>
+          <w:p>
+            <w:pPr>
+              <w:spacing w:after="0" w:line="238"/>
+            </w:pPr>
+            <w:r>
+              <w:rPr>
+                <w:rFonts w:ascii="Calibri" w:cs="Calibri" w:eastAsia="Calibri" w:hAnsi="Calibri"/>
+                <w:b w:val="false"/>
+                <w:bCs w:val="false"/>
+                <w:i w:val="false"/>
+                <w:iCs w:val="false"/>
+                <w:caps w:val="false"/>
+                <w:color w:val="374151"/>
+                <w:sz w:val="18"/>
+                <w:szCs w:val="18"/>
+              </w:rPr>
+              <w:t xml:space="preserve">1.1</w:t>
+            </w:r>
+          </w:p>
+        </w:tc>
+        <w:tc>
+          <w:tcPr>
+            <w:tcW w:type="dxa" w:w="626"/>
+            <w:shd w:fill="F5F7FA" w:color="auto" w:val="clear"/>
+            <w:tcMar>
+              <w:top w:type="dxa" w:w="72"/>
+              <w:left w:type="dxa" w:w="120"/>
+              <w:bottom w:type="dxa" w:w="72"/>
+              <w:right w:type="dxa" w:w="120"/>
+            </w:tcMar>
+          </w:tcPr>
+          <w:p>
+            <w:pPr>
+              <w:spacing w:after="0" w:line="238"/>
+            </w:pPr>
+            <w:r>
+              <w:rPr>
+                <w:rFonts w:ascii="Calibri" w:cs="Calibri" w:eastAsia="Calibri" w:hAnsi="Calibri"/>
+                <w:b w:val="false"/>
+                <w:bCs w:val="false"/>
+                <w:i w:val="false"/>
+                <w:iCs w:val="false"/>
+                <w:caps w:val="false"/>
+                <w:color w:val="374151"/>
+                <w:sz w:val="18"/>
+                <w:szCs w:val="18"/>
+              </w:rPr>
+              <w:t xml:space="preserve">1.0</w:t>
+            </w:r>
+          </w:p>
+        </w:tc>
+        <w:tc>
+          <w:tcPr>
+            <w:tcW w:type="dxa" w:w="626"/>
+            <w:shd w:fill="F5F7FA" w:color="auto" w:val="clear"/>
+            <w:tcMar>
+              <w:top w:type="dxa" w:w="72"/>
+              <w:left w:type="dxa" w:w="120"/>
+              <w:bottom w:type="dxa" w:w="72"/>
+              <w:right w:type="dxa" w:w="120"/>
+            </w:tcMar>
+          </w:tcPr>
+          <w:p>
+            <w:pPr>
+              <w:spacing w:after="0" w:line="238"/>
+            </w:pPr>
+            <w:r>
+              <w:rPr>
+                <w:rFonts w:ascii="Calibri" w:cs="Calibri" w:eastAsia="Calibri" w:hAnsi="Calibri"/>
+                <w:b w:val="false"/>
+                <w:bCs w:val="false"/>
+                <w:i w:val="false"/>
+                <w:iCs w:val="false"/>
+                <w:caps w:val="false"/>
+                <w:color w:val="374151"/>
+                <w:sz w:val="18"/>
+                <w:szCs w:val="18"/>
+              </w:rPr>
+              <w:t xml:space="preserve">1.0</w:t>
+            </w:r>
+          </w:p>
+        </w:tc>
+        <w:tc>
+          <w:tcPr>
+            <w:tcW w:type="dxa" w:w="626"/>
+            <w:shd w:fill="F5F7FA" w:color="auto" w:val="clear"/>
+            <w:tcMar>
+              <w:top w:type="dxa" w:w="72"/>
+              <w:left w:type="dxa" w:w="120"/>
+              <w:bottom w:type="dxa" w:w="72"/>
+              <w:right w:type="dxa" w:w="120"/>
+            </w:tcMar>
+          </w:tcPr>
+          <w:p>
+            <w:pPr>
+              <w:spacing w:after="0" w:line="238"/>
+            </w:pPr>
+            <w:r>
+              <w:rPr>
+                <w:rFonts w:ascii="Calibri" w:cs="Calibri" w:eastAsia="Calibri" w:hAnsi="Calibri"/>
+                <w:b w:val="false"/>
+                <w:bCs w:val="false"/>
+                <w:i w:val="false"/>
+                <w:iCs w:val="false"/>
+                <w:caps w:val="false"/>
+                <w:color w:val="374151"/>
+                <w:sz w:val="18"/>
+                <w:szCs w:val="18"/>
+              </w:rPr>
+              <w:t xml:space="preserve">1.1</w:t>
+            </w:r>
+          </w:p>
+        </w:tc>
+        <w:tc>
+          <w:tcPr>
+            <w:tcW w:type="dxa" w:w="626"/>
+            <w:shd w:fill="F5F7FA" w:color="auto" w:val="clear"/>
+            <w:tcMar>
+              <w:top w:type="dxa" w:w="72"/>
+              <w:left w:type="dxa" w:w="120"/>
+              <w:bottom w:type="dxa" w:w="72"/>
+              <w:right w:type="dxa" w:w="120"/>
+            </w:tcMar>
+          </w:tcPr>
+          <w:p>
+            <w:pPr>
+              <w:spacing w:after="0" w:line="238"/>
+            </w:pPr>
+            <w:r>
+              <w:rPr>
+                <w:rFonts w:ascii="Calibri" w:cs="Calibri" w:eastAsia="Calibri" w:hAnsi="Calibri"/>
+                <w:b w:val="false"/>
+                <w:bCs w:val="false"/>
+                <w:i w:val="false"/>
+                <w:iCs w:val="false"/>
+                <w:caps w:val="false"/>
+                <w:color w:val="374151"/>
+                <w:sz w:val="18"/>
+                <w:szCs w:val="18"/>
+              </w:rPr>
+              <w:t xml:space="preserve">1.0</w:t>
+            </w:r>
+          </w:p>
+        </w:tc>
+        <w:tc>
+          <w:tcPr>
+            <w:tcW w:type="dxa" w:w="626"/>
+            <w:shd w:fill="F5F7FA" w:color="auto" w:val="clear"/>
+            <w:tcMar>
+              <w:top w:type="dxa" w:w="72"/>
+              <w:left w:type="dxa" w:w="120"/>
+              <w:bottom w:type="dxa" w:w="72"/>
+              <w:right w:type="dxa" w:w="120"/>
+            </w:tcMar>
+          </w:tcPr>
+          <w:p>
+            <w:pPr>
+              <w:spacing w:after="0" w:line="238"/>
+            </w:pPr>
+            <w:r>
+              <w:rPr>
+                <w:rFonts w:ascii="Calibri" w:cs="Calibri" w:eastAsia="Calibri" w:hAnsi="Calibri"/>
+                <w:b w:val="false"/>
+                <w:bCs w:val="false"/>
+                <w:i w:val="false"/>
+                <w:iCs w:val="false"/>
+                <w:caps w:val="false"/>
+                <w:color w:val="374151"/>
+                <w:sz w:val="18"/>
+                <w:szCs w:val="18"/>
+              </w:rPr>
+              <w:t xml:space="preserve">1.1</w:t>
+            </w:r>
+          </w:p>
+        </w:tc>
+        <w:tc>
+          <w:tcPr>
+            <w:tcW w:type="dxa" w:w="626"/>
+            <w:shd w:fill="F5F7FA" w:color="auto" w:val="clear"/>
+            <w:tcMar>
+              <w:top w:type="dxa" w:w="72"/>
+              <w:left w:type="dxa" w:w="120"/>
+              <w:bottom w:type="dxa" w:w="72"/>
+              <w:right w:type="dxa" w:w="120"/>
+            </w:tcMar>
+          </w:tcPr>
+          <w:p>
+            <w:pPr>
+              <w:spacing w:after="0" w:line="238"/>
+            </w:pPr>
+            <w:r>
+              <w:rPr>
+                <w:rFonts w:ascii="Calibri" w:cs="Calibri" w:eastAsia="Calibri" w:hAnsi="Calibri"/>
+                <w:b w:val="false"/>
+                <w:bCs w:val="false"/>
+                <w:i w:val="false"/>
+                <w:iCs w:val="false"/>
+                <w:caps w:val="false"/>
+                <w:color w:val="374151"/>
+                <w:sz w:val="18"/>
+                <w:szCs w:val="18"/>
+              </w:rPr>
+              <w:t xml:space="preserve">1.1</w:t>
+            </w:r>
+          </w:p>
+        </w:tc>
+        <w:tc>
+          <w:tcPr>
+            <w:tcW w:type="dxa" w:w="626"/>
+            <w:shd w:fill="F5F7FA" w:color="auto" w:val="clear"/>
+            <w:tcMar>
+              <w:top w:type="dxa" w:w="72"/>
+              <w:left w:type="dxa" w:w="120"/>
+              <w:bottom w:type="dxa" w:w="72"/>
+              <w:right w:type="dxa" w:w="120"/>
+            </w:tcMar>
+          </w:tcPr>
+          <w:p>
+            <w:pPr>
+              <w:spacing w:after="0" w:line="238"/>
+            </w:pPr>
+            <w:r>
+              <w:rPr>
+                <w:rFonts w:ascii="Calibri" w:cs="Calibri" w:eastAsia="Calibri" w:hAnsi="Calibri"/>
+                <w:b w:val="false"/>
+                <w:bCs w:val="false"/>
+                <w:i w:val="false"/>
+                <w:iCs w:val="false"/>
+                <w:caps w:val="false"/>
+                <w:color w:val="374151"/>
+                <w:sz w:val="18"/>
+                <w:szCs w:val="18"/>
+              </w:rPr>
+              <w:t xml:space="preserve">1.0</w:t>
+            </w:r>
+          </w:p>
+        </w:tc>
+      </w:tr>
+      <w:tr>
+        <w:tc>
+          <w:tcPr>
+            <w:tcW w:type="dxa" w:w="1560"/>
+            <w:tcMar>
+              <w:top w:type="dxa" w:w="72"/>
+              <w:left w:type="dxa" w:w="120"/>
+              <w:bottom w:type="dxa" w:w="72"/>
+              <w:right w:type="dxa" w:w="120"/>
+            </w:tcMar>
+          </w:tcPr>
+          <w:p>
+            <w:pPr>
+              <w:spacing w:after="0" w:line="238"/>
+            </w:pPr>
+            <w:r>
+              <w:rPr>
+                <w:rFonts w:ascii="Calibri" w:cs="Calibri" w:eastAsia="Calibri" w:hAnsi="Calibri"/>
+                <w:b/>
+                <w:bCs/>
+                <w:i w:val="false"/>
+                <w:iCs w:val="false"/>
+                <w:caps w:val="false"/>
+                <w:color w:val="1A2540"/>
+                <w:sz w:val="18"/>
+                <w:szCs w:val="18"/>
+              </w:rPr>
+              <w:t xml:space="preserve">Isnardi</w:t>
+            </w:r>
+          </w:p>
+        </w:tc>
+        <w:tc>
+          <w:tcPr>
+            <w:tcW w:type="dxa" w:w="626"/>
+            <w:tcMar>
+              <w:top w:type="dxa" w:w="72"/>
+              <w:left w:type="dxa" w:w="120"/>
+              <w:bottom w:type="dxa" w:w="72"/>
+              <w:right w:type="dxa" w:w="120"/>
+            </w:tcMar>
+          </w:tcPr>
+          <w:p>
+            <w:pPr>
+              <w:spacing w:after="0" w:line="238"/>
+            </w:pPr>
+            <w:r>
+              <w:rPr>
+                <w:rFonts w:ascii="Calibri" w:cs="Calibri" w:eastAsia="Calibri" w:hAnsi="Calibri"/>
+                <w:b/>
+                <w:bCs/>
+                <w:i w:val="false"/>
+                <w:iCs w:val="false"/>
+                <w:caps w:val="false"/>
+                <w:color w:val="B91C1C"/>
+                <w:sz w:val="18"/>
+                <w:szCs w:val="18"/>
+              </w:rPr>
+              <w:t xml:space="preserve">4.6</w:t>
+            </w:r>
+          </w:p>
+        </w:tc>
+        <w:tc>
+          <w:tcPr>
+            <w:tcW w:type="dxa" w:w="626"/>
+            <w:tcMar>
+              <w:top w:type="dxa" w:w="72"/>
+              <w:left w:type="dxa" w:w="120"/>
+              <w:bottom w:type="dxa" w:w="72"/>
+              <w:right w:type="dxa" w:w="120"/>
+            </w:tcMar>
+          </w:tcPr>
+          <w:p>
+            <w:pPr>
+              <w:spacing w:after="0" w:line="238"/>
+            </w:pPr>
+            <w:r>
+              <w:rPr>
+                <w:rFonts w:ascii="Calibri" w:cs="Calibri" w:eastAsia="Calibri" w:hAnsi="Calibri"/>
+                <w:b/>
+                <w:bCs/>
+                <w:i w:val="false"/>
+                <w:iCs w:val="false"/>
+                <w:caps w:val="false"/>
+                <w:color w:val="B91C1C"/>
+                <w:sz w:val="18"/>
+                <w:szCs w:val="18"/>
+              </w:rPr>
+              <w:t xml:space="preserve">4.5</w:t>
+            </w:r>
+          </w:p>
+        </w:tc>
+        <w:tc>
+          <w:tcPr>
+            <w:tcW w:type="dxa" w:w="626"/>
+            <w:tcMar>
+              <w:top w:type="dxa" w:w="72"/>
+              <w:left w:type="dxa" w:w="120"/>
+              <w:bottom w:type="dxa" w:w="72"/>
+              <w:right w:type="dxa" w:w="120"/>
+            </w:tcMar>
+          </w:tcPr>
+          <w:p>
+            <w:pPr>
+              <w:spacing w:after="0" w:line="238"/>
+            </w:pPr>
+            <w:r>
+              <w:rPr>
+                <w:rFonts w:ascii="Calibri" w:cs="Calibri" w:eastAsia="Calibri" w:hAnsi="Calibri"/>
+                <w:b/>
+                <w:bCs/>
+                <w:i w:val="false"/>
+                <w:iCs w:val="false"/>
+                <w:caps w:val="false"/>
+                <w:color w:val="B91C1C"/>
+                <w:sz w:val="18"/>
+                <w:szCs w:val="18"/>
+              </w:rPr>
+              <w:t xml:space="preserve">4.6</w:t>
+            </w:r>
+          </w:p>
+        </w:tc>
+        <w:tc>
+          <w:tcPr>
+            <w:tcW w:type="dxa" w:w="626"/>
+            <w:tcMar>
+              <w:top w:type="dxa" w:w="72"/>
+              <w:left w:type="dxa" w:w="120"/>
+              <w:bottom w:type="dxa" w:w="72"/>
+              <w:right w:type="dxa" w:w="120"/>
+            </w:tcMar>
+          </w:tcPr>
+          <w:p>
+            <w:pPr>
+              <w:spacing w:after="0" w:line="238"/>
+            </w:pPr>
+            <w:r>
+              <w:rPr>
+                <w:rFonts w:ascii="Calibri" w:cs="Calibri" w:eastAsia="Calibri" w:hAnsi="Calibri"/>
+                <w:b/>
+                <w:bCs/>
+                <w:i w:val="false"/>
+                <w:iCs w:val="false"/>
+                <w:caps w:val="false"/>
+                <w:color w:val="B91C1C"/>
+                <w:sz w:val="18"/>
+                <w:szCs w:val="18"/>
+              </w:rPr>
+              <w:t xml:space="preserve">4.5</w:t>
+            </w:r>
+          </w:p>
+        </w:tc>
+        <w:tc>
+          <w:tcPr>
+            <w:tcW w:type="dxa" w:w="626"/>
+            <w:tcMar>
+              <w:top w:type="dxa" w:w="72"/>
+              <w:left w:type="dxa" w:w="120"/>
+              <w:bottom w:type="dxa" w:w="72"/>
+              <w:right w:type="dxa" w:w="120"/>
+            </w:tcMar>
+          </w:tcPr>
+          <w:p>
+            <w:pPr>
+              <w:spacing w:after="0" w:line="238"/>
+            </w:pPr>
+            <w:r>
+              <w:rPr>
+                <w:rFonts w:ascii="Calibri" w:cs="Calibri" w:eastAsia="Calibri" w:hAnsi="Calibri"/>
+                <w:b/>
+                <w:bCs/>
+                <w:i w:val="false"/>
+                <w:iCs w:val="false"/>
+                <w:caps w:val="false"/>
+                <w:color w:val="B91C1C"/>
+                <w:sz w:val="18"/>
+                <w:szCs w:val="18"/>
+              </w:rPr>
+              <w:t xml:space="preserve">4.9</w:t>
+            </w:r>
+          </w:p>
+        </w:tc>
+        <w:tc>
+          <w:tcPr>
+            <w:tcW w:type="dxa" w:w="626"/>
+            <w:tcMar>
+              <w:top w:type="dxa" w:w="72"/>
+              <w:left w:type="dxa" w:w="120"/>
+              <w:bottom w:type="dxa" w:w="72"/>
+              <w:right w:type="dxa" w:w="120"/>
+            </w:tcMar>
+          </w:tcPr>
+          <w:p>
+            <w:pPr>
+              <w:spacing w:after="0" w:line="238"/>
+            </w:pPr>
+            <w:r>
+              <w:rPr>
+                <w:rFonts w:ascii="Calibri" w:cs="Calibri" w:eastAsia="Calibri" w:hAnsi="Calibri"/>
+                <w:b/>
+                <w:bCs/>
+                <w:i w:val="false"/>
+                <w:iCs w:val="false"/>
+                <w:caps w:val="false"/>
+                <w:color w:val="B91C1C"/>
+                <w:sz w:val="18"/>
+                <w:szCs w:val="18"/>
+              </w:rPr>
+              <w:t xml:space="preserve">4.5</w:t>
+            </w:r>
+          </w:p>
+        </w:tc>
+        <w:tc>
+          <w:tcPr>
+            <w:tcW w:type="dxa" w:w="626"/>
+            <w:tcMar>
+              <w:top w:type="dxa" w:w="72"/>
+              <w:left w:type="dxa" w:w="120"/>
+              <w:bottom w:type="dxa" w:w="72"/>
+              <w:right w:type="dxa" w:w="120"/>
+            </w:tcMar>
+          </w:tcPr>
+          <w:p>
+            <w:pPr>
+              <w:spacing w:after="0" w:line="238"/>
+            </w:pPr>
+            <w:r>
+              <w:rPr>
+                <w:rFonts w:ascii="Calibri" w:cs="Calibri" w:eastAsia="Calibri" w:hAnsi="Calibri"/>
+                <w:b/>
+                <w:bCs/>
+                <w:i w:val="false"/>
+                <w:iCs w:val="false"/>
+                <w:caps w:val="false"/>
+                <w:color w:val="B91C1C"/>
+                <w:sz w:val="18"/>
+                <w:szCs w:val="18"/>
+              </w:rPr>
+              <w:t xml:space="preserve">4.4</w:t>
+            </w:r>
+          </w:p>
+        </w:tc>
+        <w:tc>
+          <w:tcPr>
+            <w:tcW w:type="dxa" w:w="626"/>
+            <w:tcMar>
+              <w:top w:type="dxa" w:w="72"/>
+              <w:left w:type="dxa" w:w="120"/>
+              <w:bottom w:type="dxa" w:w="72"/>
+              <w:right w:type="dxa" w:w="120"/>
+            </w:tcMar>
+          </w:tcPr>
+          <w:p>
+            <w:pPr>
+              <w:spacing w:after="0" w:line="238"/>
+            </w:pPr>
+            <w:r>
+              <w:rPr>
+                <w:rFonts w:ascii="Calibri" w:cs="Calibri" w:eastAsia="Calibri" w:hAnsi="Calibri"/>
+                <w:b/>
+                <w:bCs/>
+                <w:i w:val="false"/>
+                <w:iCs w:val="false"/>
+                <w:caps w:val="false"/>
+                <w:color w:val="B91C1C"/>
+                <w:sz w:val="18"/>
+                <w:szCs w:val="18"/>
+              </w:rPr>
+              <w:t xml:space="preserve">4.9</w:t>
+            </w:r>
+          </w:p>
+        </w:tc>
+        <w:tc>
+          <w:tcPr>
+            <w:tcW w:type="dxa" w:w="626"/>
+            <w:tcMar>
+              <w:top w:type="dxa" w:w="72"/>
+              <w:left w:type="dxa" w:w="120"/>
+              <w:bottom w:type="dxa" w:w="72"/>
+              <w:right w:type="dxa" w:w="120"/>
+            </w:tcMar>
+          </w:tcPr>
+          <w:p>
+            <w:pPr>
+              <w:spacing w:after="0" w:line="238"/>
+            </w:pPr>
+            <w:r>
+              <w:rPr>
+                <w:rFonts w:ascii="Calibri" w:cs="Calibri" w:eastAsia="Calibri" w:hAnsi="Calibri"/>
+                <w:b/>
+                <w:bCs/>
+                <w:i w:val="false"/>
+                <w:iCs w:val="false"/>
+                <w:caps w:val="false"/>
+                <w:color w:val="B91C1C"/>
+                <w:sz w:val="18"/>
+                <w:szCs w:val="18"/>
+              </w:rPr>
+              <w:t xml:space="preserve">4.5</w:t>
+            </w:r>
+          </w:p>
+        </w:tc>
+        <w:tc>
+          <w:tcPr>
+            <w:tcW w:type="dxa" w:w="626"/>
+            <w:tcMar>
+              <w:top w:type="dxa" w:w="72"/>
+              <w:left w:type="dxa" w:w="120"/>
+              <w:bottom w:type="dxa" w:w="72"/>
+              <w:right w:type="dxa" w:w="120"/>
+            </w:tcMar>
+          </w:tcPr>
+          <w:p>
+            <w:pPr>
+              <w:spacing w:after="0" w:line="238"/>
+            </w:pPr>
+            <w:r>
+              <w:rPr>
+                <w:rFonts w:ascii="Calibri" w:cs="Calibri" w:eastAsia="Calibri" w:hAnsi="Calibri"/>
+                <w:b/>
+                <w:bCs/>
+                <w:i w:val="false"/>
+                <w:iCs w:val="false"/>
+                <w:caps w:val="false"/>
+                <w:color w:val="B91C1C"/>
+                <w:sz w:val="18"/>
+                <w:szCs w:val="18"/>
+              </w:rPr>
+              <w:t xml:space="preserve">4.6</w:t>
+            </w:r>
+          </w:p>
+        </w:tc>
+        <w:tc>
+          <w:tcPr>
+            <w:tcW w:type="dxa" w:w="626"/>
+            <w:tcMar>
+              <w:top w:type="dxa" w:w="72"/>
+              <w:left w:type="dxa" w:w="120"/>
+              <w:bottom w:type="dxa" w:w="72"/>
+              <w:right w:type="dxa" w:w="120"/>
+            </w:tcMar>
+          </w:tcPr>
+          <w:p>
+            <w:pPr>
+              <w:spacing w:after="0" w:line="238"/>
+            </w:pPr>
+            <w:r>
+              <w:rPr>
+                <w:rFonts w:ascii="Calibri" w:cs="Calibri" w:eastAsia="Calibri" w:hAnsi="Calibri"/>
+                <w:b/>
+                <w:bCs/>
+                <w:i w:val="false"/>
+                <w:iCs w:val="false"/>
+                <w:caps w:val="false"/>
+                <w:color w:val="B91C1C"/>
+                <w:sz w:val="18"/>
+                <w:szCs w:val="18"/>
+              </w:rPr>
+              <w:t xml:space="preserve">4.7</w:t>
+            </w:r>
+          </w:p>
+        </w:tc>
+        <w:tc>
+          <w:tcPr>
+            <w:tcW w:type="dxa" w:w="626"/>
+            <w:tcMar>
+              <w:top w:type="dxa" w:w="72"/>
+              <w:left w:type="dxa" w:w="120"/>
+              <w:bottom w:type="dxa" w:w="72"/>
+              <w:right w:type="dxa" w:w="120"/>
+            </w:tcMar>
+          </w:tcPr>
+          <w:p>
+            <w:pPr>
+              <w:spacing w:after="0" w:line="238"/>
+            </w:pPr>
+            <w:r>
+              <w:rPr>
+                <w:rFonts w:ascii="Calibri" w:cs="Calibri" w:eastAsia="Calibri" w:hAnsi="Calibri"/>
+                <w:b/>
+                <w:bCs/>
+                <w:i w:val="false"/>
+                <w:iCs w:val="false"/>
+                <w:caps w:val="false"/>
+                <w:color w:val="B91C1C"/>
+                <w:sz w:val="18"/>
+                <w:szCs w:val="18"/>
+              </w:rPr>
+              <w:t xml:space="preserve">4.4</w:t>
+            </w:r>
+          </w:p>
+        </w:tc>
+      </w:tr>
+    </w:tbl>
+    <w:p>
+      <w:pPr>
+        <w:spacing w:after="90"/>
+      </w:pPr>
+    </w:p>
+    <w:p>
+      <w:pPr>
+        <w:spacing w:after="95" w:before="0" w:line="264"/>
+      </w:pPr>
+      <w:r>
+        <w:rPr>
+          <w:rFonts w:ascii="Calibri" w:cs="Calibri" w:eastAsia="Calibri" w:hAnsi="Calibri"/>
+          <w:b w:val="false"/>
+          <w:bCs w:val="false"/>
+          <w:i w:val="false"/>
+          <w:iCs w:val="false"/>
+          <w:caps w:val="false"/>
+          <w:color w:val="374151"/>
+          <w:sz w:val="19"/>
+          <w:szCs w:val="19"/>
+        </w:rPr>
+        <w:t xml:space="preserve">El equipo completo sostiene entre 13 y 15 frentes abiertos por día hábil durante los doce meses. La variación entre el mes más cargado y el más liviano no llega al 12%: no hay temporada baja.</w:t>
+      </w:r>
+    </w:p>
+    <w:p>
+      <w:pPr>
+        <w:spacing w:after="120"/>
+      </w:pPr>
+    </w:p>
+    <w:tbl>
+      <w:tblPr>
+        <w:tblW w:type="dxa" w:w="9072"/>
+        <w:tblBorders>
+          <w:top w:val="single" w:color="B45309" w:sz="2"/>
+          <w:left w:val="single" w:color="B45309" w:sz="18"/>
+          <w:bottom w:val="single" w:color="B45309" w:sz="2"/>
+          <w:right w:val="single" w:color="B45309" w:sz="2"/>
+          <w:insideH w:val="none" w:color="auto" w:sz="0"/>
+          <w:insideV w:val="none" w:color="auto" w:sz="0"/>
+        </w:tblBorders>
+      </w:tblPr>
+      <w:tblGrid>
+        <w:gridCol w:w="9072"/>
+      </w:tblGrid>
+      <w:tr>
+        <w:tc>
+          <w:tcPr>
+            <w:tcW w:type="dxa" w:w="9072"/>
+            <w:shd w:fill="FFFBEB" w:color="auto" w:val="clear"/>
+            <w:tcMar>
+              <w:top w:type="dxa" w:w="110"/>
+              <w:left w:type="dxa" w:w="210"/>
+              <w:bottom w:type="dxa" w:w="110"/>
+              <w:right w:type="dxa" w:w="210"/>
+            </w:tcMar>
+          </w:tcPr>
+          <w:p>
+            <w:pPr>
+              <w:spacing w:after="62" w:line="230"/>
+            </w:pPr>
+            <w:r>
+              <w:rPr>
+                <w:rFonts w:ascii="Calibri" w:cs="Calibri" w:eastAsia="Calibri" w:hAnsi="Calibri"/>
+                <w:b/>
+                <w:bCs/>
+                <w:i w:val="false"/>
+                <w:iCs w:val="false"/>
+                <w:caps/>
+                <w:color w:val="B45309"/>
+                <w:spacing w:val="16"/>
+                <w:sz w:val="19"/>
+                <w:szCs w:val="19"/>
+              </w:rPr>
+              <w:t xml:space="preserve">Qué mide y qué no mide esta cifra</w:t>
+            </w:r>
+          </w:p>
+          <w:p>
+            <w:pPr>
+              <w:spacing w:after="0" w:line="262"/>
+            </w:pPr>
+            <w:r>
+              <w:rPr>
+                <w:rFonts w:ascii="Calibri" w:cs="Calibri" w:eastAsia="Calibri" w:hAnsi="Calibri"/>
+                <w:b w:val="false"/>
+                <w:bCs w:val="false"/>
+                <w:i w:val="false"/>
+                <w:iCs w:val="false"/>
+                <w:caps w:val="false"/>
+                <w:color w:val="374151"/>
+                <w:sz w:val="20"/>
+                <w:szCs w:val="20"/>
+              </w:rPr>
+              <w:t xml:space="preserve">Mide simultaneidad: cuántos asuntos distintos permanecen abiertos al mismo tiempo, con el costo de atención y de cambio de contexto que eso implica. NO mide horas trabajadas. Para cuantificar horas se requiere registro de tiempos, que la aplicación ya permite capturar en las tareas adicionales. Se recomienda activarlo durante un trimestre para complementar esta evidencia.</w:t>
             </w:r>
           </w:p>
         </w:tc>

--- a/ies-procesos/Formalizacion-Proceso-Contable-RRHH.docx
+++ b/ies-procesos/Formalizacion-Proceso-Contable-RRHH.docx
@@ -1579,7 +1579,7 @@
                 <w:sz w:val="18"/>
                 <w:szCs w:val="18"/>
               </w:rPr>
-              <w:t xml:space="preserve">Facturación electrónica ante la DIAN</w:t>
+              <w:t xml:space="preserve">Entrega del insumo de facturación</w:t>
             </w:r>
           </w:p>
         </w:tc>
@@ -1609,7 +1609,7 @@
                 <w:sz w:val="18"/>
                 <w:szCs w:val="18"/>
               </w:rPr>
-              <w:t xml:space="preserve">Edgar Metaute</w:t>
+              <w:t xml:space="preserve">Beatriz</w:t>
             </w:r>
           </w:p>
         </w:tc>
@@ -1639,7 +1639,7 @@
                 <w:sz w:val="18"/>
                 <w:szCs w:val="18"/>
               </w:rPr>
-              <w:t xml:space="preserve">Días 1 a 5</w:t>
+              <w:t xml:space="preserve">Hacia el día 27 del mes anterior</w:t>
             </w:r>
           </w:p>
         </w:tc>
@@ -1672,7 +1672,7 @@
                 <w:sz w:val="18"/>
                 <w:szCs w:val="18"/>
               </w:rPr>
-              <w:t xml:space="preserve">Causación de seguridad social</w:t>
+              <w:t xml:space="preserve">Facturación electrónica ante la DIAN</w:t>
             </w:r>
           </w:p>
         </w:tc>
@@ -1703,7 +1703,7 @@
                 <w:sz w:val="18"/>
                 <w:szCs w:val="18"/>
               </w:rPr>
-              <w:t xml:space="preserve">Luis S. Amador</w:t>
+              <w:t xml:space="preserve">Edgar Metaute</w:t>
             </w:r>
           </w:p>
         </w:tc>
@@ -1734,7 +1734,7 @@
                 <w:sz w:val="18"/>
                 <w:szCs w:val="18"/>
               </w:rPr>
-              <w:t xml:space="preserve">Días 10 a 13</w:t>
+              <w:t xml:space="preserve">Días 1 a 5</w:t>
             </w:r>
           </w:p>
         </w:tc>
@@ -1766,7 +1766,7 @@
                 <w:sz w:val="18"/>
                 <w:szCs w:val="18"/>
               </w:rPr>
-              <w:t xml:space="preserve">Pago de seguridad social a las entidades</w:t>
+              <w:t xml:space="preserve">Causación de seguridad social</w:t>
             </w:r>
           </w:p>
         </w:tc>
@@ -1796,7 +1796,7 @@
                 <w:sz w:val="18"/>
                 <w:szCs w:val="18"/>
               </w:rPr>
-              <w:t xml:space="preserve">Isnardi Sanches</w:t>
+              <w:t xml:space="preserve">Luis S. Amador</w:t>
             </w:r>
           </w:p>
         </w:tc>
@@ -1826,7 +1826,7 @@
                 <w:sz w:val="18"/>
                 <w:szCs w:val="18"/>
               </w:rPr>
-              <w:t xml:space="preserve">Días 13 a 15</w:t>
+              <w:t xml:space="preserve">Días 10 a 13</w:t>
             </w:r>
           </w:p>
         </w:tc>
@@ -1859,7 +1859,7 @@
                 <w:sz w:val="18"/>
                 <w:szCs w:val="18"/>
               </w:rPr>
-              <w:t xml:space="preserve">Nómina primera quincena — causación</w:t>
+              <w:t xml:space="preserve">Pago de seguridad social a las entidades</w:t>
             </w:r>
           </w:p>
         </w:tc>
@@ -1890,7 +1890,7 @@
                 <w:sz w:val="18"/>
                 <w:szCs w:val="18"/>
               </w:rPr>
-              <w:t xml:space="preserve">Luis S. Amador</w:t>
+              <w:t xml:space="preserve">Isnardi Sanches</w:t>
             </w:r>
           </w:p>
         </w:tc>
@@ -1921,7 +1921,7 @@
                 <w:sz w:val="18"/>
                 <w:szCs w:val="18"/>
               </w:rPr>
-              <w:t xml:space="preserve">Días 10 a 14</w:t>
+              <w:t xml:space="preserve">Días 13 a 15</w:t>
             </w:r>
           </w:p>
         </w:tc>
@@ -1953,7 +1953,7 @@
                 <w:sz w:val="18"/>
                 <w:szCs w:val="18"/>
               </w:rPr>
-              <w:t xml:space="preserve">Nómina primera quincena — desembolso</w:t>
+              <w:t xml:space="preserve">Nómina primera quincena — causación</w:t>
             </w:r>
           </w:p>
         </w:tc>
@@ -1983,7 +1983,7 @@
                 <w:sz w:val="18"/>
                 <w:szCs w:val="18"/>
               </w:rPr>
-              <w:t xml:space="preserve">Isnardi Sanches</w:t>
+              <w:t xml:space="preserve">Luis S. Amador</w:t>
             </w:r>
           </w:p>
         </w:tc>
@@ -2013,7 +2013,7 @@
                 <w:sz w:val="18"/>
                 <w:szCs w:val="18"/>
               </w:rPr>
-              <w:t xml:space="preserve">Días 14 a 16</w:t>
+              <w:t xml:space="preserve">Días 10 a 14</w:t>
             </w:r>
           </w:p>
         </w:tc>
@@ -2046,7 +2046,7 @@
                 <w:sz w:val="18"/>
                 <w:szCs w:val="18"/>
               </w:rPr>
-              <w:t xml:space="preserve">Retención en la fuente</w:t>
+              <w:t xml:space="preserve">Nómina primera quincena — desembolso</w:t>
             </w:r>
           </w:p>
         </w:tc>
@@ -2077,7 +2077,7 @@
                 <w:sz w:val="18"/>
                 <w:szCs w:val="18"/>
               </w:rPr>
-              <w:t xml:space="preserve">Cristian Bernal</w:t>
+              <w:t xml:space="preserve">Isnardi Sanches</w:t>
             </w:r>
           </w:p>
         </w:tc>
@@ -2108,7 +2108,7 @@
                 <w:sz w:val="18"/>
                 <w:szCs w:val="18"/>
               </w:rPr>
-              <w:t xml:space="preserve">Días 10 a 14, vence 15 a 21</w:t>
+              <w:t xml:space="preserve">Días 14 a 16</w:t>
             </w:r>
           </w:p>
         </w:tc>
@@ -2140,7 +2140,7 @@
                 <w:sz w:val="18"/>
                 <w:szCs w:val="18"/>
               </w:rPr>
-              <w:t xml:space="preserve">Declaración de IVA bimestral</w:t>
+              <w:t xml:space="preserve">Retención en la fuente</w:t>
             </w:r>
           </w:p>
         </w:tc>
@@ -2200,7 +2200,7 @@
                 <w:sz w:val="18"/>
                 <w:szCs w:val="18"/>
               </w:rPr>
-              <w:t xml:space="preserve">Días 15 a 21, seis veces al año</w:t>
+              <w:t xml:space="preserve">Días 10 a 14, vence 15 a 21</w:t>
             </w:r>
           </w:p>
         </w:tc>
@@ -2233,7 +2233,7 @@
                 <w:sz w:val="18"/>
                 <w:szCs w:val="18"/>
               </w:rPr>
-              <w:t xml:space="preserve">Nómina segunda quincena — causación</w:t>
+              <w:t xml:space="preserve">Declaración de IVA bimestral</w:t>
             </w:r>
           </w:p>
         </w:tc>
@@ -2264,7 +2264,7 @@
                 <w:sz w:val="18"/>
                 <w:szCs w:val="18"/>
               </w:rPr>
-              <w:t xml:space="preserve">Luis S. Amador</w:t>
+              <w:t xml:space="preserve">Cristian Bernal</w:t>
             </w:r>
           </w:p>
         </w:tc>
@@ -2295,7 +2295,7 @@
                 <w:sz w:val="18"/>
                 <w:szCs w:val="18"/>
               </w:rPr>
-              <w:t xml:space="preserve">Días 25 a 29</w:t>
+              <w:t xml:space="preserve">Días 15 a 21, seis veces al año</w:t>
             </w:r>
           </w:p>
         </w:tc>
@@ -2327,6 +2327,99 @@
                 <w:sz w:val="18"/>
                 <w:szCs w:val="18"/>
               </w:rPr>
+              <w:t xml:space="preserve">Nómina segunda quincena — causación</w:t>
+            </w:r>
+          </w:p>
+        </w:tc>
+        <w:tc>
+          <w:tcPr>
+            <w:tcW w:type="dxa" w:w="2400"/>
+            <w:tcMar>
+              <w:top w:type="dxa" w:w="72"/>
+              <w:left w:type="dxa" w:w="120"/>
+              <w:bottom w:type="dxa" w:w="72"/>
+              <w:right w:type="dxa" w:w="120"/>
+            </w:tcMar>
+          </w:tcPr>
+          <w:p>
+            <w:pPr>
+              <w:spacing w:after="0" w:line="238"/>
+            </w:pPr>
+            <w:r>
+              <w:rPr>
+                <w:rFonts w:ascii="Calibri" w:cs="Calibri" w:eastAsia="Calibri" w:hAnsi="Calibri"/>
+                <w:b w:val="false"/>
+                <w:bCs w:val="false"/>
+                <w:i w:val="false"/>
+                <w:iCs w:val="false"/>
+                <w:caps w:val="false"/>
+                <w:color w:val="374151"/>
+                <w:sz w:val="18"/>
+                <w:szCs w:val="18"/>
+              </w:rPr>
+              <w:t xml:space="preserve">Luis S. Amador</w:t>
+            </w:r>
+          </w:p>
+        </w:tc>
+        <w:tc>
+          <w:tcPr>
+            <w:tcW w:type="dxa" w:w="4072"/>
+            <w:tcMar>
+              <w:top w:type="dxa" w:w="72"/>
+              <w:left w:type="dxa" w:w="120"/>
+              <w:bottom w:type="dxa" w:w="72"/>
+              <w:right w:type="dxa" w:w="120"/>
+            </w:tcMar>
+          </w:tcPr>
+          <w:p>
+            <w:pPr>
+              <w:spacing w:after="0" w:line="238"/>
+            </w:pPr>
+            <w:r>
+              <w:rPr>
+                <w:rFonts w:ascii="Calibri" w:cs="Calibri" w:eastAsia="Calibri" w:hAnsi="Calibri"/>
+                <w:b w:val="false"/>
+                <w:bCs w:val="false"/>
+                <w:i w:val="false"/>
+                <w:iCs w:val="false"/>
+                <w:caps w:val="false"/>
+                <w:color w:val="374151"/>
+                <w:sz w:val="18"/>
+                <w:szCs w:val="18"/>
+              </w:rPr>
+              <w:t xml:space="preserve">Días 25 a 29</w:t>
+            </w:r>
+          </w:p>
+        </w:tc>
+      </w:tr>
+      <w:tr>
+        <w:tc>
+          <w:tcPr>
+            <w:tcW w:type="dxa" w:w="2600"/>
+            <w:shd w:fill="F5F7FA" w:color="auto" w:val="clear"/>
+            <w:tcMar>
+              <w:top w:type="dxa" w:w="72"/>
+              <w:left w:type="dxa" w:w="120"/>
+              <w:bottom w:type="dxa" w:w="72"/>
+              <w:right w:type="dxa" w:w="120"/>
+            </w:tcMar>
+          </w:tcPr>
+          <w:p>
+            <w:pPr>
+              <w:spacing w:after="0" w:line="238"/>
+            </w:pPr>
+            <w:r>
+              <w:rPr>
+                <w:rFonts w:ascii="Calibri" w:cs="Calibri" w:eastAsia="Calibri" w:hAnsi="Calibri"/>
+                <w:b/>
+                <w:bCs/>
+                <w:i w:val="false"/>
+                <w:iCs w:val="false"/>
+                <w:caps w:val="false"/>
+                <w:color w:val="1A2540"/>
+                <w:sz w:val="18"/>
+                <w:szCs w:val="18"/>
+              </w:rPr>
               <w:t xml:space="preserve">Nómina segunda quincena — desembolso</w:t>
             </w:r>
           </w:p>
@@ -2334,6 +2427,7 @@
         <w:tc>
           <w:tcPr>
             <w:tcW w:type="dxa" w:w="2400"/>
+            <w:shd w:fill="F5F7FA" w:color="auto" w:val="clear"/>
             <w:tcMar>
               <w:top w:type="dxa" w:w="72"/>
               <w:left w:type="dxa" w:w="120"/>
@@ -2364,6 +2458,7 @@
         <w:tc>
           <w:tcPr>
             <w:tcW w:type="dxa" w:w="4072"/>
+            <w:shd w:fill="F5F7FA" w:color="auto" w:val="clear"/>
             <w:tcMar>
               <w:top w:type="dxa" w:w="72"/>
               <w:left w:type="dxa" w:w="120"/>
@@ -2770,7 +2865,7 @@
                 <w:sz w:val="18"/>
                 <w:szCs w:val="18"/>
               </w:rPr>
-              <w:t xml:space="preserve">Entrega cantidades, valores y tipos del período. Es el punto de arranque del ciclo.</w:t>
+              <w:t xml:space="preserve">Entrega el insumo del período hacia el día 27. Es el punto de arranque de la facturación del mes siguiente.</w:t>
             </w:r>
           </w:p>
         </w:tc>
@@ -5829,6 +5924,128 @@
           </w:p>
         </w:tc>
       </w:tr>
+      <w:tr>
+        <w:tc>
+          <w:tcPr>
+            <w:tcW w:type="dxa" w:w="2200"/>
+            <w:tcMar>
+              <w:top w:type="dxa" w:w="72"/>
+              <w:left w:type="dxa" w:w="120"/>
+              <w:bottom w:type="dxa" w:w="72"/>
+              <w:right w:type="dxa" w:w="120"/>
+            </w:tcMar>
+          </w:tcPr>
+          <w:p>
+            <w:pPr>
+              <w:spacing w:after="0" w:line="238"/>
+            </w:pPr>
+            <w:r>
+              <w:rPr>
+                <w:rFonts w:ascii="Calibri" w:cs="Calibri" w:eastAsia="Calibri" w:hAnsi="Calibri"/>
+                <w:b/>
+                <w:bCs/>
+                <w:i w:val="false"/>
+                <w:iCs w:val="false"/>
+                <w:caps w:val="false"/>
+                <w:color w:val="1A2540"/>
+                <w:sz w:val="18"/>
+                <w:szCs w:val="18"/>
+              </w:rPr>
+              <w:t xml:space="preserve">Variación de ingresos</w:t>
+            </w:r>
+          </w:p>
+        </w:tc>
+        <w:tc>
+          <w:tcPr>
+            <w:tcW w:type="dxa" w:w="2290"/>
+            <w:tcMar>
+              <w:top w:type="dxa" w:w="72"/>
+              <w:left w:type="dxa" w:w="120"/>
+              <w:bottom w:type="dxa" w:w="72"/>
+              <w:right w:type="dxa" w:w="120"/>
+            </w:tcMar>
+          </w:tcPr>
+          <w:p>
+            <w:pPr>
+              <w:spacing w:after="0" w:line="238"/>
+            </w:pPr>
+            <w:r>
+              <w:rPr>
+                <w:rFonts w:ascii="Calibri" w:cs="Calibri" w:eastAsia="Calibri" w:hAnsi="Calibri"/>
+                <w:b w:val="false"/>
+                <w:bCs w:val="false"/>
+                <w:i w:val="false"/>
+                <w:iCs w:val="false"/>
+                <w:caps w:val="false"/>
+                <w:color w:val="374151"/>
+                <w:sz w:val="18"/>
+                <w:szCs w:val="18"/>
+              </w:rPr>
+              <w:t xml:space="preserve">—</w:t>
+            </w:r>
+          </w:p>
+        </w:tc>
+        <w:tc>
+          <w:tcPr>
+            <w:tcW w:type="dxa" w:w="2291"/>
+            <w:tcMar>
+              <w:top w:type="dxa" w:w="72"/>
+              <w:left w:type="dxa" w:w="120"/>
+              <w:bottom w:type="dxa" w:w="72"/>
+              <w:right w:type="dxa" w:w="120"/>
+            </w:tcMar>
+          </w:tcPr>
+          <w:p>
+            <w:pPr>
+              <w:spacing w:after="0" w:line="238"/>
+            </w:pPr>
+            <w:r>
+              <w:rPr>
+                <w:rFonts w:ascii="Calibri" w:cs="Calibri" w:eastAsia="Calibri" w:hAnsi="Calibri"/>
+                <w:b w:val="false"/>
+                <w:bCs w:val="false"/>
+                <w:i w:val="false"/>
+                <w:iCs w:val="false"/>
+                <w:caps w:val="false"/>
+                <w:color w:val="374151"/>
+                <w:sz w:val="18"/>
+                <w:szCs w:val="18"/>
+              </w:rPr>
+              <w:t xml:space="preserve">—</w:t>
+            </w:r>
+          </w:p>
+        </w:tc>
+        <w:tc>
+          <w:tcPr>
+            <w:tcW w:type="dxa" w:w="2291"/>
+            <w:tcMar>
+              <w:top w:type="dxa" w:w="72"/>
+              <w:left w:type="dxa" w:w="120"/>
+              <w:bottom w:type="dxa" w:w="72"/>
+              <w:right w:type="dxa" w:w="120"/>
+            </w:tcMar>
+          </w:tcPr>
+          <w:p>
+            <w:pPr>
+              <w:spacing w:after="0" w:line="238"/>
+            </w:pPr>
+            <w:r>
+              <w:rPr>
+                <w:rFonts w:ascii="Calibri" w:cs="Calibri" w:eastAsia="Calibri" w:hAnsi="Calibri"/>
+                <w:b w:val="false"/>
+                <w:bCs w:val="false"/>
+                <w:i w:val="false"/>
+                <w:iCs w:val="false"/>
+                <w:caps w:val="false"/>
+                <w:color w:val="374151"/>
+                <w:sz w:val="18"/>
+                <w:szCs w:val="18"/>
+              </w:rPr>
+              <w:t xml:space="preserve">Analiza con Beatriz y documenta las causas, días 9 a 12</w:t>
+            </w:r>
+          </w:p>
+        </w:tc>
+      </w:tr>
     </w:tbl>
     <w:p>
       <w:pPr>
@@ -6014,7 +6231,7 @@
           <w:sz w:val="21"/>
           <w:szCs w:val="21"/>
         </w:rPr>
-        <w:t xml:space="preserve">Garantizar que el insumo comercial requerido para facturar esté disponible y sea correcto, y aportar la lectura de negocio que explica las cifras del período.</w:t>
+        <w:t xml:space="preserve">Entregar a tiempo el insumo comercial que habilita la facturación del mes siguiente, y explicar la variación de los ingresos que se reporta a socios.</w:t>
       </w:r>
     </w:p>
     <w:p>
@@ -6058,7 +6275,7 @@
           <w:sz w:val="20"/>
           <w:szCs w:val="20"/>
         </w:rPr>
-        <w:t xml:space="preserve">Preparar y entregar los insumos de facturación del período: cantidades, valores y tipos.</w:t>
+        <w:t xml:space="preserve">Consolidar el insumo de facturación del período: cantidades, valores y tipos.</w:t>
       </w:r>
     </w:p>
     <w:p>
@@ -6082,7 +6299,7 @@
           <w:sz w:val="20"/>
           <w:szCs w:val="20"/>
         </w:rPr>
-        <w:t xml:space="preserve">Entregar el insumo a medida que se cierran las operaciones, sin acumular hasta fin de mes.</w:t>
+        <w:t xml:space="preserve">Entregar ese insumo hacia el día 27, para que Luis y Edgar armen el archivo plano y la facturación salga el día 1 del mes siguiente.</w:t>
       </w:r>
     </w:p>
     <w:p>
@@ -6106,7 +6323,7 @@
           <w:sz w:val="20"/>
           <w:szCs w:val="20"/>
         </w:rPr>
-        <w:t xml:space="preserve">Participar en la sesión mensual con Contaduría entre los días 10 y 12.</w:t>
+        <w:t xml:space="preserve">Participar en la sesión de análisis con Contaduría entre los días 9 y 12.</w:t>
       </w:r>
     </w:p>
     <w:p>
@@ -6130,7 +6347,31 @@
           <w:sz w:val="20"/>
           <w:szCs w:val="20"/>
         </w:rPr>
-        <w:t xml:space="preserve">Aportar el contexto comercial del informe: comportamiento de ventas, situación de clientes y recaudo.</w:t>
+        <w:t xml:space="preserve">Explicar qué variaciones hubo en la facturación frente al mes anterior y por qué: clientes nuevos o perdidos, cambios de volumen y operaciones atípicas.</w:t>
+      </w:r>
+    </w:p>
+    <w:p>
+      <w:pPr>
+        <w:pStyle w:val="ListParagraph"/>
+        <w:numPr>
+          <w:ilvl w:val="0"/>
+          <w:numId w:val="2"/>
+        </w:numPr>
+        <w:spacing w:after="45" w:line="248"/>
+      </w:pPr>
+      <w:r>
+        <w:rPr>
+          <w:rFonts w:ascii="Calibri" w:cs="Calibri" w:eastAsia="Calibri" w:hAnsi="Calibri"/>
+          <w:b w:val="false"/>
+          <w:bCs w:val="false"/>
+          <w:i w:val="false"/>
+          <w:iCs w:val="false"/>
+          <w:caps w:val="false"/>
+          <w:color w:val="374151"/>
+          <w:sz w:val="20"/>
+          <w:szCs w:val="20"/>
+        </w:rPr>
+        <w:t xml:space="preserve">Aportar la proyección comercial del mes en curso.</w:t>
       </w:r>
     </w:p>
     <w:p>
@@ -6198,7 +6439,7 @@
           <w:sz w:val="20"/>
           <w:szCs w:val="20"/>
         </w:rPr>
-        <w:t xml:space="preserve">Orden en el registro y la entrega de información.</w:t>
+        <w:t xml:space="preserve">Disciplina de cierre: consolidar el insumo con corte al día 27, sin excepciones.</w:t>
       </w:r>
     </w:p>
     <w:p>
@@ -6222,7 +6463,7 @@
           <w:sz w:val="20"/>
           <w:szCs w:val="20"/>
         </w:rPr>
-        <w:t xml:space="preserve">Capacidad de explicar variaciones de venta en términos de negocio.</w:t>
+        <w:t xml:space="preserve">Capacidad de explicar variaciones de facturación mes contra mes en términos de negocio.</w:t>
       </w:r>
     </w:p>
     <w:p>
@@ -6266,7 +6507,7 @@
           <w:sz w:val="20"/>
           <w:szCs w:val="20"/>
         </w:rPr>
-        <w:t xml:space="preserve">Insumo de facturación del período.</w:t>
+        <w:t xml:space="preserve">Insumo de facturación entregado hacia el día 27.</w:t>
       </w:r>
     </w:p>
     <w:p>
@@ -6290,7 +6531,7 @@
           <w:sz w:val="20"/>
           <w:szCs w:val="20"/>
         </w:rPr>
-        <w:t xml:space="preserve">Comentarios comerciales incorporados al informe mensual.</w:t>
+        <w:t xml:space="preserve">Análisis de variación de ingresos incorporado al informe de socios.</w:t>
       </w:r>
     </w:p>
     <w:p>
@@ -6521,7 +6762,7 @@
                 <w:sz w:val="18"/>
                 <w:szCs w:val="18"/>
               </w:rPr>
-              <w:t xml:space="preserve">401</w:t>
+              <w:t xml:space="preserve">84</w:t>
             </w:r>
           </w:p>
         </w:tc>
@@ -6551,7 +6792,7 @@
                 <w:sz w:val="18"/>
                 <w:szCs w:val="18"/>
               </w:rPr>
-              <w:t xml:space="preserve">100%</w:t>
+              <w:t xml:space="preserve">23%</w:t>
             </w:r>
           </w:p>
         </w:tc>
@@ -6581,7 +6822,7 @@
                 <w:sz w:val="18"/>
                 <w:szCs w:val="18"/>
               </w:rPr>
-              <w:t xml:space="preserve">2 tareas</w:t>
+              <w:t xml:space="preserve">1 tareas</w:t>
             </w:r>
           </w:p>
         </w:tc>
@@ -9661,7 +9902,7 @@
                 <w:sz w:val="18"/>
                 <w:szCs w:val="18"/>
               </w:rPr>
-              <w:t xml:space="preserve">719</w:t>
+              <w:t xml:space="preserve">731</w:t>
             </w:r>
           </w:p>
         </w:tc>
@@ -10131,7 +10372,7 @@
                 <w:sz w:val="18"/>
                 <w:szCs w:val="18"/>
               </w:rPr>
-              <w:t xml:space="preserve">401</w:t>
+              <w:t xml:space="preserve">84</w:t>
             </w:r>
           </w:p>
         </w:tc>
@@ -10161,7 +10402,7 @@
                 <w:sz w:val="18"/>
                 <w:szCs w:val="18"/>
               </w:rPr>
-              <w:t xml:space="preserve">100%</w:t>
+              <w:t xml:space="preserve">23%</w:t>
             </w:r>
           </w:p>
         </w:tc>
@@ -10191,7 +10432,7 @@
                 <w:sz w:val="18"/>
                 <w:szCs w:val="18"/>
               </w:rPr>
-              <w:t xml:space="preserve">1.10</w:t>
+              <w:t xml:space="preserve">0.23</w:t>
             </w:r>
           </w:p>
         </w:tc>
@@ -10221,7 +10462,7 @@
                 <w:sz w:val="18"/>
                 <w:szCs w:val="18"/>
               </w:rPr>
-              <w:t xml:space="preserve">2</w:t>
+              <w:t xml:space="preserve">1</w:t>
             </w:r>
           </w:p>
         </w:tc>
@@ -10871,7 +11112,7 @@
                 <w:sz w:val="18"/>
                 <w:szCs w:val="18"/>
               </w:rPr>
-              <w:t xml:space="preserve">719</w:t>
+              <w:t xml:space="preserve">731</w:t>
             </w:r>
           </w:p>
         </w:tc>
@@ -10931,7 +11172,7 @@
                 <w:sz w:val="18"/>
                 <w:szCs w:val="18"/>
               </w:rPr>
-              <w:t xml:space="preserve">1.97</w:t>
+              <w:t xml:space="preserve">2.00</w:t>
             </w:r>
           </w:p>
         </w:tc>
@@ -11258,7 +11499,7 @@
                 <w:sz w:val="18"/>
                 <w:szCs w:val="18"/>
               </w:rPr>
-              <w:t xml:space="preserve">1.54</w:t>
+              <w:t xml:space="preserve">0.32</w:t>
             </w:r>
           </w:p>
         </w:tc>
@@ -11348,7 +11589,7 @@
                 <w:sz w:val="18"/>
                 <w:szCs w:val="18"/>
               </w:rPr>
-              <w:t xml:space="preserve">104</w:t>
+              <w:t xml:space="preserve">24</w:t>
             </w:r>
           </w:p>
         </w:tc>
@@ -11876,7 +12117,7 @@
                 <w:sz w:val="18"/>
                 <w:szCs w:val="18"/>
               </w:rPr>
-              <w:t xml:space="preserve">2.75</w:t>
+              <w:t xml:space="preserve">2.80</w:t>
             </w:r>
           </w:p>
         </w:tc>
@@ -11906,7 +12147,7 @@
                 <w:sz w:val="18"/>
                 <w:szCs w:val="18"/>
               </w:rPr>
-              <w:t xml:space="preserve">72</w:t>
+              <w:t xml:space="preserve">84</w:t>
             </w:r>
           </w:p>
         </w:tc>
@@ -12597,7 +12838,7 @@
                 <w:sz w:val="18"/>
                 <w:szCs w:val="18"/>
               </w:rPr>
-              <w:t xml:space="preserve">1.6</w:t>
+              <w:t xml:space="preserve">0.3</w:t>
             </w:r>
           </w:p>
         </w:tc>
@@ -12627,7 +12868,7 @@
                 <w:sz w:val="18"/>
                 <w:szCs w:val="18"/>
               </w:rPr>
-              <w:t xml:space="preserve">1.6</w:t>
+              <w:t xml:space="preserve">0.3</w:t>
             </w:r>
           </w:p>
         </w:tc>
@@ -12657,7 +12898,7 @@
                 <w:sz w:val="18"/>
                 <w:szCs w:val="18"/>
               </w:rPr>
-              <w:t xml:space="preserve">1.6</w:t>
+              <w:t xml:space="preserve">0.3</w:t>
             </w:r>
           </w:p>
         </w:tc>
@@ -12687,7 +12928,7 @@
                 <w:sz w:val="18"/>
                 <w:szCs w:val="18"/>
               </w:rPr>
-              <w:t xml:space="preserve">1.5</w:t>
+              <w:t xml:space="preserve">0.3</w:t>
             </w:r>
           </w:p>
         </w:tc>
@@ -12717,7 +12958,7 @@
                 <w:sz w:val="18"/>
                 <w:szCs w:val="18"/>
               </w:rPr>
-              <w:t xml:space="preserve">1.6</w:t>
+              <w:t xml:space="preserve">0.3</w:t>
             </w:r>
           </w:p>
         </w:tc>
@@ -12747,7 +12988,7 @@
                 <w:sz w:val="18"/>
                 <w:szCs w:val="18"/>
               </w:rPr>
-              <w:t xml:space="preserve">1.5</w:t>
+              <w:t xml:space="preserve">0.3</w:t>
             </w:r>
           </w:p>
         </w:tc>
@@ -12777,7 +13018,7 @@
                 <w:sz w:val="18"/>
                 <w:szCs w:val="18"/>
               </w:rPr>
-              <w:t xml:space="preserve">1.5</w:t>
+              <w:t xml:space="preserve">0.3</w:t>
             </w:r>
           </w:p>
         </w:tc>
@@ -12807,7 +13048,7 @@
                 <w:sz w:val="18"/>
                 <w:szCs w:val="18"/>
               </w:rPr>
-              <w:t xml:space="preserve">1.6</w:t>
+              <w:t xml:space="preserve">0.3</w:t>
             </w:r>
           </w:p>
         </w:tc>
@@ -12837,7 +13078,7 @@
                 <w:sz w:val="18"/>
                 <w:szCs w:val="18"/>
               </w:rPr>
-              <w:t xml:space="preserve">1.5</w:t>
+              <w:t xml:space="preserve">0.3</w:t>
             </w:r>
           </w:p>
         </w:tc>
@@ -12867,7 +13108,7 @@
                 <w:sz w:val="18"/>
                 <w:szCs w:val="18"/>
               </w:rPr>
-              <w:t xml:space="preserve">1.6</w:t>
+              <w:t xml:space="preserve">0.3</w:t>
             </w:r>
           </w:p>
         </w:tc>
@@ -12897,7 +13138,7 @@
                 <w:sz w:val="18"/>
                 <w:szCs w:val="18"/>
               </w:rPr>
-              <w:t xml:space="preserve">1.6</w:t>
+              <w:t xml:space="preserve">0.3</w:t>
             </w:r>
           </w:p>
         </w:tc>
@@ -12927,7 +13168,7 @@
                 <w:sz w:val="18"/>
                 <w:szCs w:val="18"/>
               </w:rPr>
-              <w:t xml:space="preserve">1.5</w:t>
+              <w:t xml:space="preserve">0.3</w:t>
             </w:r>
           </w:p>
         </w:tc>
@@ -13943,7 +14184,7 @@
           <w:sz w:val="20"/>
           <w:szCs w:val="20"/>
         </w:rPr>
-        <w:t xml:space="preserve">El área comercial acumula 401 días-tarea con solo dos tareas: son procesos permanentes que corren todo el mes.</w:t>
+        <w:t xml:space="preserve">El área comercial es la posición de menor ocupación, 23%, porque interviene en dos momentos puntuales y no de forma continua. Eso no la hace prescindible: la entrega del día 27 condiciona toda la facturación del mes siguiente.</w:t>
       </w:r>
     </w:p>
     <w:p>

--- a/ies-procesos/Formalizacion-Proceso-Contable-RRHH.docx
+++ b/ies-procesos/Formalizacion-Proceso-Contable-RRHH.docx
@@ -1734,7 +1734,7 @@
                 <w:sz w:val="18"/>
                 <w:szCs w:val="18"/>
               </w:rPr>
-              <w:t xml:space="preserve">Días 1 a 5</w:t>
+              <w:t xml:space="preserve">Días 1 a 3</w:t>
             </w:r>
           </w:p>
         </w:tc>
@@ -2960,7 +2960,7 @@
                 <w:sz w:val="18"/>
                 <w:szCs w:val="18"/>
               </w:rPr>
-              <w:t xml:space="preserve">Convierte los insumos en facturas electrónicas emitidas a la DIAN.</w:t>
+              <w:t xml:space="preserve">Monta el archivo plano los días 29 y 30 y emite las facturas electrónicas los días 1 al 3.</w:t>
             </w:r>
           </w:p>
         </w:tc>
@@ -5207,7 +5207,7 @@
                 <w:sz w:val="18"/>
                 <w:szCs w:val="18"/>
               </w:rPr>
-              <w:t xml:space="preserve">Conciliación bancaria</w:t>
+              <w:t xml:space="preserve">Cierre del mes anterior</w:t>
             </w:r>
           </w:p>
         </w:tc>
@@ -5237,7 +5237,7 @@
                 <w:sz w:val="18"/>
                 <w:szCs w:val="18"/>
               </w:rPr>
-              <w:t xml:space="preserve">Aporta los RC y RP registrados en el mes</w:t>
+              <w:t xml:space="preserve">Valida con Luis bancos y caja, días 1 a 5</w:t>
             </w:r>
           </w:p>
         </w:tc>
@@ -5267,7 +5267,7 @@
                 <w:sz w:val="18"/>
                 <w:szCs w:val="18"/>
               </w:rPr>
-              <w:t xml:space="preserve">Concilia extracto contra libro y genera el documento</w:t>
+              <w:t xml:space="preserve">Valida con Isnardi antes de conciliar</w:t>
             </w:r>
           </w:p>
         </w:tc>
@@ -5297,7 +5297,7 @@
                 <w:sz w:val="18"/>
                 <w:szCs w:val="18"/>
               </w:rPr>
-              <w:t xml:space="preserve">Valida los saldos finales, días 7 a 9</w:t>
+              <w:t xml:space="preserve">—</w:t>
             </w:r>
           </w:p>
         </w:tc>
@@ -5330,7 +5330,7 @@
                 <w:sz w:val="18"/>
                 <w:szCs w:val="18"/>
               </w:rPr>
-              <w:t xml:space="preserve">Conciliación de tarjeta</w:t>
+              <w:t xml:space="preserve">Conciliación bancaria</w:t>
             </w:r>
           </w:p>
         </w:tc>
@@ -5361,7 +5361,7 @@
                 <w:sz w:val="18"/>
                 <w:szCs w:val="18"/>
               </w:rPr>
-              <w:t xml:space="preserve">—</w:t>
+              <w:t xml:space="preserve">Aporta los RC y RP registrados en el mes</w:t>
             </w:r>
           </w:p>
         </w:tc>
@@ -5392,7 +5392,7 @@
                 <w:sz w:val="18"/>
                 <w:szCs w:val="18"/>
               </w:rPr>
-              <w:t xml:space="preserve">Clasifica y escala los gastos no regulares</w:t>
+              <w:t xml:space="preserve">Concilia extracto contra libro y genera el documento</w:t>
             </w:r>
           </w:p>
         </w:tc>
@@ -5423,7 +5423,7 @@
                 <w:sz w:val="18"/>
                 <w:szCs w:val="18"/>
               </w:rPr>
-              <w:t xml:space="preserve">—</w:t>
+              <w:t xml:space="preserve">Valida los saldos finales, días 7 a 9</w:t>
             </w:r>
           </w:p>
         </w:tc>
@@ -5455,7 +5455,7 @@
                 <w:sz w:val="18"/>
                 <w:szCs w:val="18"/>
               </w:rPr>
-              <w:t xml:space="preserve">Cartera y recaudo</w:t>
+              <w:t xml:space="preserve">Conciliación de tarjeta</w:t>
             </w:r>
           </w:p>
         </w:tc>
@@ -5485,7 +5485,7 @@
                 <w:sz w:val="18"/>
                 <w:szCs w:val="18"/>
               </w:rPr>
-              <w:t xml:space="preserve">Aplica los cobros a las facturas</w:t>
+              <w:t xml:space="preserve">—</w:t>
             </w:r>
           </w:p>
         </w:tc>
@@ -5515,37 +5515,37 @@
                 <w:sz w:val="18"/>
                 <w:szCs w:val="18"/>
               </w:rPr>
+              <w:t xml:space="preserve">Clasifica y escala los gastos no regulares</w:t>
+            </w:r>
+          </w:p>
+        </w:tc>
+        <w:tc>
+          <w:tcPr>
+            <w:tcW w:type="dxa" w:w="2291"/>
+            <w:tcMar>
+              <w:top w:type="dxa" w:w="72"/>
+              <w:left w:type="dxa" w:w="120"/>
+              <w:bottom w:type="dxa" w:w="72"/>
+              <w:right w:type="dxa" w:w="120"/>
+            </w:tcMar>
+          </w:tcPr>
+          <w:p>
+            <w:pPr>
+              <w:spacing w:after="0" w:line="238"/>
+            </w:pPr>
+            <w:r>
+              <w:rPr>
+                <w:rFonts w:ascii="Calibri" w:cs="Calibri" w:eastAsia="Calibri" w:hAnsi="Calibri"/>
+                <w:b w:val="false"/>
+                <w:bCs w:val="false"/>
+                <w:i w:val="false"/>
+                <w:iCs w:val="false"/>
+                <w:caps w:val="false"/>
+                <w:color w:val="374151"/>
+                <w:sz w:val="18"/>
+                <w:szCs w:val="18"/>
+              </w:rPr>
               <w:t xml:space="preserve">—</w:t>
-            </w:r>
-          </w:p>
-        </w:tc>
-        <w:tc>
-          <w:tcPr>
-            <w:tcW w:type="dxa" w:w="2291"/>
-            <w:tcMar>
-              <w:top w:type="dxa" w:w="72"/>
-              <w:left w:type="dxa" w:w="120"/>
-              <w:bottom w:type="dxa" w:w="72"/>
-              <w:right w:type="dxa" w:w="120"/>
-            </w:tcMar>
-          </w:tcPr>
-          <w:p>
-            <w:pPr>
-              <w:spacing w:after="0" w:line="238"/>
-            </w:pPr>
-            <w:r>
-              <w:rPr>
-                <w:rFonts w:ascii="Calibri" w:cs="Calibri" w:eastAsia="Calibri" w:hAnsi="Calibri"/>
-                <w:b w:val="false"/>
-                <w:bCs w:val="false"/>
-                <w:i w:val="false"/>
-                <w:iCs w:val="false"/>
-                <w:caps w:val="false"/>
-                <w:color w:val="374151"/>
-                <w:sz w:val="18"/>
-                <w:szCs w:val="18"/>
-              </w:rPr>
-              <w:t xml:space="preserve">Construye el informe de vigencias y el análisis</w:t>
             </w:r>
           </w:p>
         </w:tc>
@@ -5578,7 +5578,7 @@
                 <w:sz w:val="18"/>
                 <w:szCs w:val="18"/>
               </w:rPr>
-              <w:t xml:space="preserve">Cierre contable</w:t>
+              <w:t xml:space="preserve">Cartera y recaudo</w:t>
             </w:r>
           </w:p>
         </w:tc>
@@ -5609,7 +5609,7 @@
                 <w:sz w:val="18"/>
                 <w:szCs w:val="18"/>
               </w:rPr>
-              <w:t xml:space="preserve">—</w:t>
+              <w:t xml:space="preserve">Aplica los cobros a las facturas</w:t>
             </w:r>
           </w:p>
         </w:tc>
@@ -5640,7 +5640,7 @@
                 <w:sz w:val="18"/>
                 <w:szCs w:val="18"/>
               </w:rPr>
-              <w:t xml:space="preserve">Entrega las causaciones del período</w:t>
+              <w:t xml:space="preserve">—</w:t>
             </w:r>
           </w:p>
         </w:tc>
@@ -5671,7 +5671,7 @@
                 <w:sz w:val="18"/>
                 <w:szCs w:val="18"/>
               </w:rPr>
-              <w:t xml:space="preserve">Ejecuta el cierre y liquida la retención</w:t>
+              <w:t xml:space="preserve">Construye el informe de vigencias y el análisis</w:t>
             </w:r>
           </w:p>
         </w:tc>
@@ -5703,7 +5703,7 @@
                 <w:sz w:val="18"/>
                 <w:szCs w:val="18"/>
               </w:rPr>
-              <w:t xml:space="preserve">Estados financieros</w:t>
+              <w:t xml:space="preserve">Cierre contable</w:t>
             </w:r>
           </w:p>
         </w:tc>
@@ -5763,7 +5763,7 @@
                 <w:sz w:val="18"/>
                 <w:szCs w:val="18"/>
               </w:rPr>
-              <w:t xml:space="preserve">—</w:t>
+              <w:t xml:space="preserve">Entrega las causaciones del período</w:t>
             </w:r>
           </w:p>
         </w:tc>
@@ -5793,7 +5793,7 @@
                 <w:sz w:val="18"/>
                 <w:szCs w:val="18"/>
               </w:rPr>
-              <w:t xml:space="preserve">Desarrolla, valida contra Siigo y presenta</w:t>
+              <w:t xml:space="preserve">Ejecuta el cierre y liquida la retención</w:t>
             </w:r>
           </w:p>
         </w:tc>
@@ -5826,7 +5826,7 @@
                 <w:sz w:val="18"/>
                 <w:szCs w:val="18"/>
               </w:rPr>
-              <w:t xml:space="preserve">Obligaciones DIAN</w:t>
+              <w:t xml:space="preserve">Estados financieros</w:t>
             </w:r>
           </w:p>
         </w:tc>
@@ -5888,7 +5888,7 @@
                 <w:sz w:val="18"/>
                 <w:szCs w:val="18"/>
               </w:rPr>
-              <w:t xml:space="preserve">Valida el RADIAN</w:t>
+              <w:t xml:space="preserve">—</w:t>
             </w:r>
           </w:p>
         </w:tc>
@@ -5919,7 +5919,7 @@
                 <w:sz w:val="18"/>
                 <w:szCs w:val="18"/>
               </w:rPr>
-              <w:t xml:space="preserve">Presenta IVA y retención en la fuente</w:t>
+              <w:t xml:space="preserve">Desarrolla, valida contra Siigo y presenta</w:t>
             </w:r>
           </w:p>
         </w:tc>
@@ -5951,6 +5951,129 @@
                 <w:sz w:val="18"/>
                 <w:szCs w:val="18"/>
               </w:rPr>
+              <w:t xml:space="preserve">Obligaciones DIAN</w:t>
+            </w:r>
+          </w:p>
+        </w:tc>
+        <w:tc>
+          <w:tcPr>
+            <w:tcW w:type="dxa" w:w="2290"/>
+            <w:tcMar>
+              <w:top w:type="dxa" w:w="72"/>
+              <w:left w:type="dxa" w:w="120"/>
+              <w:bottom w:type="dxa" w:w="72"/>
+              <w:right w:type="dxa" w:w="120"/>
+            </w:tcMar>
+          </w:tcPr>
+          <w:p>
+            <w:pPr>
+              <w:spacing w:after="0" w:line="238"/>
+            </w:pPr>
+            <w:r>
+              <w:rPr>
+                <w:rFonts w:ascii="Calibri" w:cs="Calibri" w:eastAsia="Calibri" w:hAnsi="Calibri"/>
+                <w:b w:val="false"/>
+                <w:bCs w:val="false"/>
+                <w:i w:val="false"/>
+                <w:iCs w:val="false"/>
+                <w:caps w:val="false"/>
+                <w:color w:val="374151"/>
+                <w:sz w:val="18"/>
+                <w:szCs w:val="18"/>
+              </w:rPr>
+              <w:t xml:space="preserve">—</w:t>
+            </w:r>
+          </w:p>
+        </w:tc>
+        <w:tc>
+          <w:tcPr>
+            <w:tcW w:type="dxa" w:w="2291"/>
+            <w:tcMar>
+              <w:top w:type="dxa" w:w="72"/>
+              <w:left w:type="dxa" w:w="120"/>
+              <w:bottom w:type="dxa" w:w="72"/>
+              <w:right w:type="dxa" w:w="120"/>
+            </w:tcMar>
+          </w:tcPr>
+          <w:p>
+            <w:pPr>
+              <w:spacing w:after="0" w:line="238"/>
+            </w:pPr>
+            <w:r>
+              <w:rPr>
+                <w:rFonts w:ascii="Calibri" w:cs="Calibri" w:eastAsia="Calibri" w:hAnsi="Calibri"/>
+                <w:b w:val="false"/>
+                <w:bCs w:val="false"/>
+                <w:i w:val="false"/>
+                <w:iCs w:val="false"/>
+                <w:caps w:val="false"/>
+                <w:color w:val="374151"/>
+                <w:sz w:val="18"/>
+                <w:szCs w:val="18"/>
+              </w:rPr>
+              <w:t xml:space="preserve">Valida el RADIAN</w:t>
+            </w:r>
+          </w:p>
+        </w:tc>
+        <w:tc>
+          <w:tcPr>
+            <w:tcW w:type="dxa" w:w="2291"/>
+            <w:tcMar>
+              <w:top w:type="dxa" w:w="72"/>
+              <w:left w:type="dxa" w:w="120"/>
+              <w:bottom w:type="dxa" w:w="72"/>
+              <w:right w:type="dxa" w:w="120"/>
+            </w:tcMar>
+          </w:tcPr>
+          <w:p>
+            <w:pPr>
+              <w:spacing w:after="0" w:line="238"/>
+            </w:pPr>
+            <w:r>
+              <w:rPr>
+                <w:rFonts w:ascii="Calibri" w:cs="Calibri" w:eastAsia="Calibri" w:hAnsi="Calibri"/>
+                <w:b w:val="false"/>
+                <w:bCs w:val="false"/>
+                <w:i w:val="false"/>
+                <w:iCs w:val="false"/>
+                <w:caps w:val="false"/>
+                <w:color w:val="374151"/>
+                <w:sz w:val="18"/>
+                <w:szCs w:val="18"/>
+              </w:rPr>
+              <w:t xml:space="preserve">Presenta IVA y retención en la fuente</w:t>
+            </w:r>
+          </w:p>
+        </w:tc>
+      </w:tr>
+      <w:tr>
+        <w:tc>
+          <w:tcPr>
+            <w:tcW w:type="dxa" w:w="2200"/>
+            <w:shd w:fill="F5F7FA" w:color="auto" w:val="clear"/>
+            <w:tcMar>
+              <w:top w:type="dxa" w:w="72"/>
+              <w:left w:type="dxa" w:w="120"/>
+              <w:bottom w:type="dxa" w:w="72"/>
+              <w:right w:type="dxa" w:w="120"/>
+            </w:tcMar>
+          </w:tcPr>
+          <w:p>
+            <w:pPr>
+              <w:spacing w:after="0" w:line="238"/>
+            </w:pPr>
+            <w:r>
+              <w:rPr>
+                <w:rFonts w:ascii="Calibri" w:cs="Calibri" w:eastAsia="Calibri" w:hAnsi="Calibri"/>
+                <w:b/>
+                <w:bCs/>
+                <w:i w:val="false"/>
+                <w:iCs w:val="false"/>
+                <w:caps w:val="false"/>
+                <w:color w:val="1A2540"/>
+                <w:sz w:val="18"/>
+                <w:szCs w:val="18"/>
+              </w:rPr>
               <w:t xml:space="preserve">Variación de ingresos</w:t>
             </w:r>
           </w:p>
@@ -5958,6 +6081,7 @@
         <w:tc>
           <w:tcPr>
             <w:tcW w:type="dxa" w:w="2290"/>
+            <w:shd w:fill="F5F7FA" w:color="auto" w:val="clear"/>
             <w:tcMar>
               <w:top w:type="dxa" w:w="72"/>
               <w:left w:type="dxa" w:w="120"/>
@@ -5988,6 +6112,7 @@
         <w:tc>
           <w:tcPr>
             <w:tcW w:type="dxa" w:w="2291"/>
+            <w:shd w:fill="F5F7FA" w:color="auto" w:val="clear"/>
             <w:tcMar>
               <w:top w:type="dxa" w:w="72"/>
               <w:left w:type="dxa" w:w="120"/>
@@ -6018,6 +6143,7 @@
         <w:tc>
           <w:tcPr>
             <w:tcW w:type="dxa" w:w="2291"/>
+            <w:shd w:fill="F5F7FA" w:color="auto" w:val="clear"/>
             <w:tcMar>
               <w:top w:type="dxa" w:w="72"/>
               <w:left w:type="dxa" w:w="120"/>
@@ -6938,7 +7064,7 @@
           <w:sz w:val="21"/>
           <w:szCs w:val="21"/>
         </w:rPr>
-        <w:t xml:space="preserve">Operar la facturación electrónica en Siigo y ejercer las decisiones de Gerencia que el equipo contable no puede tomar por su cuenta.</w:t>
+        <w:t xml:space="preserve">Operar la facturación electrónica en Siigo —una intervención concentrada en el cierre y el arranque del mes— y ejercer las decisiones de Gerencia que el equipo contable no puede tomar por su cuenta.</w:t>
       </w:r>
     </w:p>
     <w:p>
@@ -6982,7 +7108,7 @@
           <w:sz w:val="20"/>
           <w:szCs w:val="20"/>
         </w:rPr>
-        <w:t xml:space="preserve">Organizar el archivo plano en Siigo a partir del insumo comercial.</w:t>
+        <w:t xml:space="preserve">Días 29 y 30: recibir de Luis el archivo plano y montarlo en Siigo.</w:t>
       </w:r>
     </w:p>
     <w:p>
@@ -7006,7 +7132,7 @@
           <w:sz w:val="20"/>
           <w:szCs w:val="20"/>
         </w:rPr>
-        <w:t xml:space="preserve">Emitir las facturas electrónicas hacia DIAN y RADIAN entre los días 1 y 5.</w:t>
+        <w:t xml:space="preserve">Días 1 al 3 del mes siguiente: organizar y emitir las facturas electrónicas hacia DIAN y RADIAN.</w:t>
       </w:r>
     </w:p>
     <w:p>
@@ -7078,7 +7204,7 @@
           <w:sz w:val="20"/>
           <w:szCs w:val="20"/>
         </w:rPr>
-        <w:t xml:space="preserve">Procesar el archivo plano del cierre para que la facturación del día 1 salga a tiempo.</w:t>
+        <w:t xml:space="preserve">Revisar el informe que va a socios y dejar constancia de su visto bueno.</w:t>
       </w:r>
     </w:p>
     <w:p>
@@ -7214,7 +7340,31 @@
           <w:sz w:val="20"/>
           <w:szCs w:val="20"/>
         </w:rPr>
-        <w:t xml:space="preserve">Facturas electrónicas emitidas y aceptadas.</w:t>
+        <w:t xml:space="preserve">Archivo plano montado en Siigo, días 29 y 30.</w:t>
+      </w:r>
+    </w:p>
+    <w:p>
+      <w:pPr>
+        <w:pStyle w:val="ListParagraph"/>
+        <w:numPr>
+          <w:ilvl w:val="0"/>
+          <w:numId w:val="2"/>
+        </w:numPr>
+        <w:spacing w:after="45" w:line="248"/>
+      </w:pPr>
+      <w:r>
+        <w:rPr>
+          <w:rFonts w:ascii="Calibri" w:cs="Calibri" w:eastAsia="Calibri" w:hAnsi="Calibri"/>
+          <w:b w:val="false"/>
+          <w:bCs w:val="false"/>
+          <w:i w:val="false"/>
+          <w:iCs w:val="false"/>
+          <w:caps w:val="false"/>
+          <w:color w:val="374151"/>
+          <w:sz w:val="20"/>
+          <w:szCs w:val="20"/>
+        </w:rPr>
+        <w:t xml:space="preserve">Facturas electrónicas emitidas y aceptadas, días 1 al 3.</w:t>
       </w:r>
     </w:p>
     <w:p>
@@ -7262,7 +7412,7 @@
           <w:sz w:val="20"/>
           <w:szCs w:val="20"/>
         </w:rPr>
-        <w:t xml:space="preserve">Feedback documentado sobre el informe.</w:t>
+        <w:t xml:space="preserve">Feedback documentado sobre el informe de socios.</w:t>
       </w:r>
     </w:p>
     <w:p>
@@ -7493,7 +7643,7 @@
                 <w:sz w:val="18"/>
                 <w:szCs w:val="18"/>
               </w:rPr>
-              <w:t xml:space="preserve">269</w:t>
+              <w:t xml:space="preserve">178</w:t>
             </w:r>
           </w:p>
         </w:tc>
@@ -7523,7 +7673,7 @@
                 <w:sz w:val="18"/>
                 <w:szCs w:val="18"/>
               </w:rPr>
-              <w:t xml:space="preserve">57%</w:t>
+              <w:t xml:space="preserve">39%</w:t>
             </w:r>
           </w:p>
         </w:tc>
@@ -7669,7 +7819,7 @@
           <w:sz w:val="21"/>
           <w:szCs w:val="21"/>
         </w:rPr>
-        <w:t xml:space="preserve">Responder por el movimiento real del dinero: registrar lo que entra, ejecutar lo que sale y garantizar que cada salida tenga soporte y clasificación correcta.</w:t>
+        <w:t xml:space="preserve">Responder por el movimiento real del dinero: cerrar y validar el mes anterior en los primeros días, y desde el día 6 registrar lo que entra, ejecutar lo que sale y garantizar que cada salida tenga soporte y clasificación correcta.</w:t>
       </w:r>
     </w:p>
     <w:p>
@@ -7713,7 +7863,31 @@
           <w:sz w:val="20"/>
           <w:szCs w:val="20"/>
         </w:rPr>
-        <w:t xml:space="preserve">Registrar cada cobro de cliente como Recibo de Caja el mismo día en que ingresa, aplicándolo a las facturas que cubre.</w:t>
+        <w:t xml:space="preserve">Validar con el Auxiliar Contable, en los días 1 a 5, los movimientos de bancos y caja del mes anterior antes de abrir el mes en curso.</w:t>
+      </w:r>
+    </w:p>
+    <w:p>
+      <w:pPr>
+        <w:pStyle w:val="ListParagraph"/>
+        <w:numPr>
+          <w:ilvl w:val="0"/>
+          <w:numId w:val="2"/>
+        </w:numPr>
+        <w:spacing w:after="45" w:line="248"/>
+      </w:pPr>
+      <w:r>
+        <w:rPr>
+          <w:rFonts w:ascii="Calibri" w:cs="Calibri" w:eastAsia="Calibri" w:hAnsi="Calibri"/>
+          <w:b w:val="false"/>
+          <w:bCs w:val="false"/>
+          <w:i w:val="false"/>
+          <w:iCs w:val="false"/>
+          <w:caps w:val="false"/>
+          <w:color w:val="374151"/>
+          <w:sz w:val="20"/>
+          <w:szCs w:val="20"/>
+        </w:rPr>
+        <w:t xml:space="preserve">A partir del día 6, registrar cada cobro de cliente como Recibo de Caja el mismo día en que ingresa, aplicándolo a las facturas que cubre.</w:t>
       </w:r>
     </w:p>
     <w:p>
@@ -7969,7 +8143,31 @@
           <w:sz w:val="20"/>
           <w:szCs w:val="20"/>
         </w:rPr>
-        <w:t xml:space="preserve">Recibos de caja y de pago registrados en Siigo.</w:t>
+        <w:t xml:space="preserve">Validación de bancos y caja del mes anterior, días 1 a 5.</w:t>
+      </w:r>
+    </w:p>
+    <w:p>
+      <w:pPr>
+        <w:pStyle w:val="ListParagraph"/>
+        <w:numPr>
+          <w:ilvl w:val="0"/>
+          <w:numId w:val="2"/>
+        </w:numPr>
+        <w:spacing w:after="45" w:line="248"/>
+      </w:pPr>
+      <w:r>
+        <w:rPr>
+          <w:rFonts w:ascii="Calibri" w:cs="Calibri" w:eastAsia="Calibri" w:hAnsi="Calibri"/>
+          <w:b w:val="false"/>
+          <w:bCs w:val="false"/>
+          <w:i w:val="false"/>
+          <w:iCs w:val="false"/>
+          <w:caps w:val="false"/>
+          <w:color w:val="374151"/>
+          <w:sz w:val="20"/>
+          <w:szCs w:val="20"/>
+        </w:rPr>
+        <w:t xml:space="preserve">Recibos de caja y de pago registrados en Siigo desde el día 6.</w:t>
       </w:r>
     </w:p>
     <w:p>
@@ -8218,7 +8416,7 @@
                 <w:sz w:val="18"/>
                 <w:szCs w:val="18"/>
               </w:rPr>
-              <w:t xml:space="preserve">72</w:t>
+              <w:t xml:space="preserve">84</w:t>
             </w:r>
           </w:p>
         </w:tc>
@@ -8248,7 +8446,7 @@
                 <w:sz w:val="18"/>
                 <w:szCs w:val="18"/>
               </w:rPr>
-              <w:t xml:space="preserve">1196</w:t>
+              <w:t xml:space="preserve">1076</w:t>
             </w:r>
           </w:p>
         </w:tc>
@@ -9021,7 +9219,7 @@
                 <w:sz w:val="18"/>
                 <w:szCs w:val="18"/>
               </w:rPr>
-              <w:t xml:space="preserve">120</w:t>
+              <w:t xml:space="preserve">132</w:t>
             </w:r>
           </w:p>
         </w:tc>
@@ -9051,7 +9249,7 @@
                 <w:sz w:val="18"/>
                 <w:szCs w:val="18"/>
               </w:rPr>
-              <w:t xml:space="preserve">1003</w:t>
+              <w:t xml:space="preserve">1063</w:t>
             </w:r>
           </w:p>
         </w:tc>
@@ -10557,7 +10755,7 @@
                 <w:sz w:val="18"/>
                 <w:szCs w:val="18"/>
               </w:rPr>
-              <w:t xml:space="preserve">269</w:t>
+              <w:t xml:space="preserve">178</w:t>
             </w:r>
           </w:p>
         </w:tc>
@@ -10588,7 +10786,7 @@
                 <w:sz w:val="18"/>
                 <w:szCs w:val="18"/>
               </w:rPr>
-              <w:t xml:space="preserve">57%</w:t>
+              <w:t xml:space="preserve">39%</w:t>
             </w:r>
           </w:p>
         </w:tc>
@@ -10619,7 +10817,7 @@
                 <w:sz w:val="18"/>
                 <w:szCs w:val="18"/>
               </w:rPr>
-              <w:t xml:space="preserve">0.74</w:t>
+              <w:t xml:space="preserve">0.49</w:t>
             </w:r>
           </w:p>
         </w:tc>
@@ -10712,7 +10910,7 @@
                 <w:sz w:val="18"/>
                 <w:szCs w:val="18"/>
               </w:rPr>
-              <w:t xml:space="preserve">72</w:t>
+              <w:t xml:space="preserve">84</w:t>
             </w:r>
           </w:p>
         </w:tc>
@@ -10742,7 +10940,7 @@
                 <w:sz w:val="18"/>
                 <w:szCs w:val="18"/>
               </w:rPr>
-              <w:t xml:space="preserve">1196</w:t>
+              <w:t xml:space="preserve">1076</w:t>
             </w:r>
           </w:p>
         </w:tc>
@@ -10802,7 +11000,7 @@
                 <w:sz w:val="18"/>
                 <w:szCs w:val="18"/>
               </w:rPr>
-              <w:t xml:space="preserve">3.28</w:t>
+              <w:t xml:space="preserve">2.95</w:t>
             </w:r>
           </w:p>
         </w:tc>
@@ -10896,7 +11094,7 @@
                 <w:sz w:val="18"/>
                 <w:szCs w:val="18"/>
               </w:rPr>
-              <w:t xml:space="preserve">120</w:t>
+              <w:t xml:space="preserve">132</w:t>
             </w:r>
           </w:p>
         </w:tc>
@@ -10927,7 +11125,7 @@
                 <w:sz w:val="18"/>
                 <w:szCs w:val="18"/>
               </w:rPr>
-              <w:t xml:space="preserve">1003</w:t>
+              <w:t xml:space="preserve">1063</w:t>
             </w:r>
           </w:p>
         </w:tc>
@@ -10989,7 +11187,7 @@
                 <w:sz w:val="18"/>
                 <w:szCs w:val="18"/>
               </w:rPr>
-              <w:t xml:space="preserve">2.75</w:t>
+              <w:t xml:space="preserve">2.91</w:t>
             </w:r>
           </w:p>
         </w:tc>
@@ -11653,7 +11851,7 @@
                 <w:sz w:val="18"/>
                 <w:szCs w:val="18"/>
               </w:rPr>
-              <w:t xml:space="preserve">1.03</w:t>
+              <w:t xml:space="preserve">0.68</w:t>
             </w:r>
           </w:p>
         </w:tc>
@@ -11746,7 +11944,7 @@
                 <w:sz w:val="18"/>
                 <w:szCs w:val="18"/>
               </w:rPr>
-              <w:t xml:space="preserve">59</w:t>
+              <w:t xml:space="preserve">37</w:t>
             </w:r>
           </w:p>
         </w:tc>
@@ -11808,7 +12006,7 @@
                 <w:sz w:val="18"/>
                 <w:szCs w:val="18"/>
               </w:rPr>
-              <w:t xml:space="preserve">4.58</w:t>
+              <w:t xml:space="preserve">4.12</w:t>
             </w:r>
           </w:p>
         </w:tc>
@@ -11838,7 +12036,7 @@
                 <w:sz w:val="18"/>
                 <w:szCs w:val="18"/>
               </w:rPr>
-              <w:t xml:space="preserve">365</w:t>
+              <w:t xml:space="preserve">305</w:t>
             </w:r>
           </w:p>
         </w:tc>
@@ -11962,7 +12160,7 @@
                 <w:sz w:val="18"/>
                 <w:szCs w:val="18"/>
               </w:rPr>
-              <w:t xml:space="preserve">3.84</w:t>
+              <w:t xml:space="preserve">4.07</w:t>
             </w:r>
           </w:p>
         </w:tc>
@@ -11993,7 +12191,7 @@
                 <w:sz w:val="18"/>
                 <w:szCs w:val="18"/>
               </w:rPr>
-              <w:t xml:space="preserve">202</w:t>
+              <w:t xml:space="preserve">262</w:t>
             </w:r>
           </w:p>
         </w:tc>
@@ -12213,11 +12411,6 @@
         </w:tc>
       </w:tr>
     </w:tbl>
-    <w:p>
-      <w:pPr>
-        <w:spacing w:after="120"/>
-      </w:pPr>
-    </w:p>
     <w:tbl>
       <w:tblPr>
         <w:tblW w:type="dxa" w:w="9072"/>
@@ -12281,7 +12474,7 @@
                 <w:sz w:val="20"/>
                 <w:szCs w:val="20"/>
               </w:rPr>
-              <w:t xml:space="preserve">Isnardi Sanches tiene tres o más tareas abiertas simultáneamente LOS 365 DÍAS DEL AÑO, incluidos los 104 días de fin de semana. No existe un solo día del calendario en que Tesorería opere con menos de tres frentes abiertos. Luis Amador se encuentra en esa condición 202 días al año, y Contaduría 72 días, de los cuales 48 con cuatro o más frentes.</w:t>
+              <w:t xml:space="preserve">Tesorería opera con tres o más frentes abiertos simultáneamente 305 de los 365 días del año, es decir el 84% del calendario. El Auxiliar Contable se encuentra en esa condición 262 días (72%) y Contaduría 84 días, de los cuales 48 con cuatro o más frentes. Las dos primeras posiciones superan los cuatro frentes por día hábil en promedio anual.</w:t>
             </w:r>
           </w:p>
         </w:tc>
@@ -13232,7 +13425,7 @@
                 <w:sz w:val="18"/>
                 <w:szCs w:val="18"/>
               </w:rPr>
-              <w:t xml:space="preserve">1.1</w:t>
+              <w:t xml:space="preserve">0.7</w:t>
             </w:r>
           </w:p>
         </w:tc>
@@ -13263,7 +13456,7 @@
                 <w:sz w:val="18"/>
                 <w:szCs w:val="18"/>
               </w:rPr>
-              <w:t xml:space="preserve">1.0</w:t>
+              <w:t xml:space="preserve">0.7</w:t>
             </w:r>
           </w:p>
         </w:tc>
@@ -13294,7 +13487,7 @@
                 <w:sz w:val="18"/>
                 <w:szCs w:val="18"/>
               </w:rPr>
-              <w:t xml:space="preserve">1.1</w:t>
+              <w:t xml:space="preserve">0.7</w:t>
             </w:r>
           </w:p>
         </w:tc>
@@ -13325,7 +13518,7 @@
                 <w:sz w:val="18"/>
                 <w:szCs w:val="18"/>
               </w:rPr>
-              <w:t xml:space="preserve">1.0</w:t>
+              <w:t xml:space="preserve">0.7</w:t>
             </w:r>
           </w:p>
         </w:tc>
@@ -13356,7 +13549,7 @@
                 <w:sz w:val="18"/>
                 <w:szCs w:val="18"/>
               </w:rPr>
-              <w:t xml:space="preserve">1.1</w:t>
+              <w:t xml:space="preserve">0.7</w:t>
             </w:r>
           </w:p>
         </w:tc>
@@ -13387,7 +13580,7 @@
                 <w:sz w:val="18"/>
                 <w:szCs w:val="18"/>
               </w:rPr>
-              <w:t xml:space="preserve">1.0</w:t>
+              <w:t xml:space="preserve">0.7</w:t>
             </w:r>
           </w:p>
         </w:tc>
@@ -13418,7 +13611,7 @@
                 <w:sz w:val="18"/>
                 <w:szCs w:val="18"/>
               </w:rPr>
-              <w:t xml:space="preserve">1.0</w:t>
+              <w:t xml:space="preserve">0.7</w:t>
             </w:r>
           </w:p>
         </w:tc>
@@ -13449,7 +13642,7 @@
                 <w:sz w:val="18"/>
                 <w:szCs w:val="18"/>
               </w:rPr>
-              <w:t xml:space="preserve">1.1</w:t>
+              <w:t xml:space="preserve">0.7</w:t>
             </w:r>
           </w:p>
         </w:tc>
@@ -13480,7 +13673,7 @@
                 <w:sz w:val="18"/>
                 <w:szCs w:val="18"/>
               </w:rPr>
-              <w:t xml:space="preserve">1.0</w:t>
+              <w:t xml:space="preserve">0.7</w:t>
             </w:r>
           </w:p>
         </w:tc>
@@ -13511,7 +13704,7 @@
                 <w:sz w:val="18"/>
                 <w:szCs w:val="18"/>
               </w:rPr>
-              <w:t xml:space="preserve">1.1</w:t>
+              <w:t xml:space="preserve">0.7</w:t>
             </w:r>
           </w:p>
         </w:tc>
@@ -13542,7 +13735,7 @@
                 <w:sz w:val="18"/>
                 <w:szCs w:val="18"/>
               </w:rPr>
-              <w:t xml:space="preserve">1.1</w:t>
+              <w:t xml:space="preserve">0.7</w:t>
             </w:r>
           </w:p>
         </w:tc>
@@ -13573,7 +13766,7 @@
                 <w:sz w:val="18"/>
                 <w:szCs w:val="18"/>
               </w:rPr>
-              <w:t xml:space="preserve">1.0</w:t>
+              <w:t xml:space="preserve">0.7</w:t>
             </w:r>
           </w:p>
         </w:tc>
@@ -13635,7 +13828,7 @@
                 <w:sz w:val="18"/>
                 <w:szCs w:val="18"/>
               </w:rPr>
-              <w:t xml:space="preserve">4.6</w:t>
+              <w:t xml:space="preserve">4.2</w:t>
             </w:r>
           </w:p>
         </w:tc>
@@ -13665,7 +13858,7 @@
                 <w:sz w:val="18"/>
                 <w:szCs w:val="18"/>
               </w:rPr>
-              <w:t xml:space="preserve">4.5</w:t>
+              <w:t xml:space="preserve">4.0</w:t>
             </w:r>
           </w:p>
         </w:tc>
@@ -13695,7 +13888,7 @@
                 <w:sz w:val="18"/>
                 <w:szCs w:val="18"/>
               </w:rPr>
-              <w:t xml:space="preserve">4.6</w:t>
+              <w:t xml:space="preserve">4.2</w:t>
             </w:r>
           </w:p>
         </w:tc>
@@ -13725,7 +13918,7 @@
                 <w:sz w:val="18"/>
                 <w:szCs w:val="18"/>
               </w:rPr>
-              <w:t xml:space="preserve">4.5</w:t>
+              <w:t xml:space="preserve">4.0</w:t>
             </w:r>
           </w:p>
         </w:tc>
@@ -13755,7 +13948,7 @@
                 <w:sz w:val="18"/>
                 <w:szCs w:val="18"/>
               </w:rPr>
-              <w:t xml:space="preserve">4.9</w:t>
+              <w:t xml:space="preserve">4.4</w:t>
             </w:r>
           </w:p>
         </w:tc>
@@ -13785,7 +13978,7 @@
                 <w:sz w:val="18"/>
                 <w:szCs w:val="18"/>
               </w:rPr>
-              <w:t xml:space="preserve">4.5</w:t>
+              <w:t xml:space="preserve">4.0</w:t>
             </w:r>
           </w:p>
         </w:tc>
@@ -13815,6 +14008,36 @@
                 <w:sz w:val="18"/>
                 <w:szCs w:val="18"/>
               </w:rPr>
+              <w:t xml:space="preserve">4.0</w:t>
+            </w:r>
+          </w:p>
+        </w:tc>
+        <w:tc>
+          <w:tcPr>
+            <w:tcW w:type="dxa" w:w="626"/>
+            <w:tcMar>
+              <w:top w:type="dxa" w:w="72"/>
+              <w:left w:type="dxa" w:w="120"/>
+              <w:bottom w:type="dxa" w:w="72"/>
+              <w:right w:type="dxa" w:w="120"/>
+            </w:tcMar>
+          </w:tcPr>
+          <w:p>
+            <w:pPr>
+              <w:spacing w:after="0" w:line="238"/>
+            </w:pPr>
+            <w:r>
+              <w:rPr>
+                <w:rFonts w:ascii="Calibri" w:cs="Calibri" w:eastAsia="Calibri" w:hAnsi="Calibri"/>
+                <w:b/>
+                <w:bCs/>
+                <w:i w:val="false"/>
+                <w:iCs w:val="false"/>
+                <w:caps w:val="false"/>
+                <w:color w:val="B91C1C"/>
+                <w:sz w:val="18"/>
+                <w:szCs w:val="18"/>
+              </w:rPr>
               <w:t xml:space="preserve">4.4</w:t>
             </w:r>
           </w:p>
@@ -13845,7 +14068,7 @@
                 <w:sz w:val="18"/>
                 <w:szCs w:val="18"/>
               </w:rPr>
-              <w:t xml:space="preserve">4.9</w:t>
+              <w:t xml:space="preserve">4.0</w:t>
             </w:r>
           </w:p>
         </w:tc>
@@ -13875,7 +14098,7 @@
                 <w:sz w:val="18"/>
                 <w:szCs w:val="18"/>
               </w:rPr>
-              <w:t xml:space="preserve">4.5</w:t>
+              <w:t xml:space="preserve">4.2</w:t>
             </w:r>
           </w:p>
         </w:tc>
@@ -13905,7 +14128,7 @@
                 <w:sz w:val="18"/>
                 <w:szCs w:val="18"/>
               </w:rPr>
-              <w:t xml:space="preserve">4.6</w:t>
+              <w:t xml:space="preserve">4.2</w:t>
             </w:r>
           </w:p>
         </w:tc>
@@ -13935,37 +14158,7 @@
                 <w:sz w:val="18"/>
                 <w:szCs w:val="18"/>
               </w:rPr>
-              <w:t xml:space="preserve">4.7</w:t>
-            </w:r>
-          </w:p>
-        </w:tc>
-        <w:tc>
-          <w:tcPr>
-            <w:tcW w:type="dxa" w:w="626"/>
-            <w:tcMar>
-              <w:top w:type="dxa" w:w="72"/>
-              <w:left w:type="dxa" w:w="120"/>
-              <w:bottom w:type="dxa" w:w="72"/>
-              <w:right w:type="dxa" w:w="120"/>
-            </w:tcMar>
-          </w:tcPr>
-          <w:p>
-            <w:pPr>
-              <w:spacing w:after="0" w:line="238"/>
-            </w:pPr>
-            <w:r>
-              <w:rPr>
-                <w:rFonts w:ascii="Calibri" w:cs="Calibri" w:eastAsia="Calibri" w:hAnsi="Calibri"/>
-                <w:b/>
-                <w:bCs/>
-                <w:i w:val="false"/>
-                <w:iCs w:val="false"/>
-                <w:caps w:val="false"/>
-                <w:color w:val="B91C1C"/>
-                <w:sz w:val="18"/>
-                <w:szCs w:val="18"/>
-              </w:rPr>
-              <w:t xml:space="preserve">4.4</w:t>
+              <w:t xml:space="preserve">4.0</w:t>
             </w:r>
           </w:p>
         </w:tc>
@@ -14112,7 +14305,31 @@
           <w:sz w:val="20"/>
           <w:szCs w:val="20"/>
         </w:rPr>
-        <w:t xml:space="preserve">Tesorería y Auxiliar Contable sostienen la mayor carga continua: tienen tareas abiertas todos los días del año por el registro diario de cobros, pagos y documentos soporte.</w:t>
+        <w:t xml:space="preserve">Tesorería y Auxiliar Contable sostienen la mayor carga continua y prácticamente empatan: poco más de cuatro frentes por día hábil cada una.</w:t>
+      </w:r>
+    </w:p>
+    <w:p>
+      <w:pPr>
+        <w:pStyle w:val="ListParagraph"/>
+        <w:numPr>
+          <w:ilvl w:val="0"/>
+          <w:numId w:val="2"/>
+        </w:numPr>
+        <w:spacing w:after="45" w:line="248"/>
+      </w:pPr>
+      <w:r>
+        <w:rPr>
+          <w:rFonts w:ascii="Calibri" w:cs="Calibri" w:eastAsia="Calibri" w:hAnsi="Calibri"/>
+          <w:b w:val="false"/>
+          <w:bCs w:val="false"/>
+          <w:i w:val="false"/>
+          <w:iCs w:val="false"/>
+          <w:caps w:val="false"/>
+          <w:color w:val="374151"/>
+          <w:sz w:val="20"/>
+          <w:szCs w:val="20"/>
+        </w:rPr>
+        <w:t xml:space="preserve">Los primeros cinco días del mes ambas trabajan en conjunto validando el cierre del mes anterior. El registro corriente de cobros y pagos solo arranca el día 6.</w:t>
       </w:r>
     </w:p>
     <w:p>
@@ -14160,7 +14377,7 @@
           <w:sz w:val="20"/>
           <w:szCs w:val="20"/>
         </w:rPr>
-        <w:t xml:space="preserve">Gerencia registra la ocupación más baja porque sus tareas son puntuales, no continuas. Aun así, dos de ellas bloquean el avance de otras personas.</w:t>
+        <w:t xml:space="preserve">Automatización registra una ocupación del 39%: su intervención en facturación se concentra en cinco días —29 y 30 del mes, y 1 al 3 del siguiente—. Aun así, dos de sus tareas bloquean el avance de otras personas.</w:t>
       </w:r>
     </w:p>
     <w:p>
@@ -15692,7 +15909,7 @@
                 <w:sz w:val="18"/>
                 <w:szCs w:val="18"/>
               </w:rPr>
-              <w:t xml:space="preserve">Cuota de crédito mal clasificada</w:t>
+              <w:t xml:space="preserve">Mes anterior sin validar antes del día 6</w:t>
             </w:r>
           </w:p>
         </w:tc>
@@ -15722,7 +15939,7 @@
                 <w:sz w:val="18"/>
                 <w:szCs w:val="18"/>
               </w:rPr>
-              <w:t xml:space="preserve">Distorsión del saldo de la deuda y del gasto financiero</w:t>
+              <w:t xml:space="preserve">El Auxiliar Contable concilia sobre cifras no confirmadas y el arranque del mes se corre</w:t>
             </w:r>
           </w:p>
         </w:tc>
@@ -15752,7 +15969,7 @@
                 <w:sz w:val="18"/>
                 <w:szCs w:val="18"/>
               </w:rPr>
-              <w:t xml:space="preserve">Descomposición obligatoria en capital, intereses y gastos bancarios, cuadrando contra la salida de dinero.</w:t>
+              <w:t xml:space="preserve">Validación conjunta de bancos y caja entre Tesorería y Auxiliar Contable en los días 1 a 5, previa al registro corriente.</w:t>
             </w:r>
           </w:p>
         </w:tc>
@@ -15785,7 +16002,7 @@
                 <w:sz w:val="18"/>
                 <w:szCs w:val="18"/>
               </w:rPr>
-              <w:t xml:space="preserve">Informe a socios sin revisión previa</w:t>
+              <w:t xml:space="preserve">Cuota de crédito mal clasificada</w:t>
             </w:r>
           </w:p>
         </w:tc>
@@ -15816,7 +16033,7 @@
                 <w:sz w:val="18"/>
                 <w:szCs w:val="18"/>
               </w:rPr>
-              <w:t xml:space="preserve">Cifras presentadas sin contexto comercial ni aval de Gerencia</w:t>
+              <w:t xml:space="preserve">Distorsión del saldo de la deuda y del gasto financiero</w:t>
             </w:r>
           </w:p>
         </w:tc>
@@ -15847,7 +16064,99 @@
                 <w:sz w:val="18"/>
                 <w:szCs w:val="18"/>
               </w:rPr>
-              <w:t xml:space="preserve">Dos sesiones obligatorias antes de la entrega: comercial en los días 10 a 12 y Gerencia en los días 13 a 14.</w:t>
+              <w:t xml:space="preserve">Descomposición obligatoria en capital, intereses y gastos bancarios, cuadrando contra la salida de dinero.</w:t>
+            </w:r>
+          </w:p>
+        </w:tc>
+      </w:tr>
+      <w:tr>
+        <w:tc>
+          <w:tcPr>
+            <w:tcW w:type="dxa" w:w="2600"/>
+            <w:tcMar>
+              <w:top w:type="dxa" w:w="72"/>
+              <w:left w:type="dxa" w:w="120"/>
+              <w:bottom w:type="dxa" w:w="72"/>
+              <w:right w:type="dxa" w:w="120"/>
+            </w:tcMar>
+          </w:tcPr>
+          <w:p>
+            <w:pPr>
+              <w:spacing w:after="0" w:line="238"/>
+            </w:pPr>
+            <w:r>
+              <w:rPr>
+                <w:rFonts w:ascii="Calibri" w:cs="Calibri" w:eastAsia="Calibri" w:hAnsi="Calibri"/>
+                <w:b/>
+                <w:bCs/>
+                <w:i w:val="false"/>
+                <w:iCs w:val="false"/>
+                <w:caps w:val="false"/>
+                <w:color w:val="1A2540"/>
+                <w:sz w:val="18"/>
+                <w:szCs w:val="18"/>
+              </w:rPr>
+              <w:t xml:space="preserve">Informe a socios sin revisión previa</w:t>
+            </w:r>
+          </w:p>
+        </w:tc>
+        <w:tc>
+          <w:tcPr>
+            <w:tcW w:type="dxa" w:w="3200"/>
+            <w:tcMar>
+              <w:top w:type="dxa" w:w="72"/>
+              <w:left w:type="dxa" w:w="120"/>
+              <w:bottom w:type="dxa" w:w="72"/>
+              <w:right w:type="dxa" w:w="120"/>
+            </w:tcMar>
+          </w:tcPr>
+          <w:p>
+            <w:pPr>
+              <w:spacing w:after="0" w:line="238"/>
+            </w:pPr>
+            <w:r>
+              <w:rPr>
+                <w:rFonts w:ascii="Calibri" w:cs="Calibri" w:eastAsia="Calibri" w:hAnsi="Calibri"/>
+                <w:b w:val="false"/>
+                <w:bCs w:val="false"/>
+                <w:i w:val="false"/>
+                <w:iCs w:val="false"/>
+                <w:caps w:val="false"/>
+                <w:color w:val="374151"/>
+                <w:sz w:val="18"/>
+                <w:szCs w:val="18"/>
+              </w:rPr>
+              <w:t xml:space="preserve">Cifras presentadas sin contexto comercial ni aval de Gerencia</w:t>
+            </w:r>
+          </w:p>
+        </w:tc>
+        <w:tc>
+          <w:tcPr>
+            <w:tcW w:type="dxa" w:w="3272"/>
+            <w:tcMar>
+              <w:top w:type="dxa" w:w="72"/>
+              <w:left w:type="dxa" w:w="120"/>
+              <w:bottom w:type="dxa" w:w="72"/>
+              <w:right w:type="dxa" w:w="120"/>
+            </w:tcMar>
+          </w:tcPr>
+          <w:p>
+            <w:pPr>
+              <w:spacing w:after="0" w:line="238"/>
+            </w:pPr>
+            <w:r>
+              <w:rPr>
+                <w:rFonts w:ascii="Calibri" w:cs="Calibri" w:eastAsia="Calibri" w:hAnsi="Calibri"/>
+                <w:b w:val="false"/>
+                <w:bCs w:val="false"/>
+                <w:i w:val="false"/>
+                <w:iCs w:val="false"/>
+                <w:caps w:val="false"/>
+                <w:color w:val="374151"/>
+                <w:sz w:val="18"/>
+                <w:szCs w:val="18"/>
+              </w:rPr>
+              <w:t xml:space="preserve">Dos sesiones obligatorias antes de la entrega: variación de ingresos con el área comercial en los días 9 a 12, y Gerencia en los días 13 a 14.</w:t>
             </w:r>
           </w:p>
         </w:tc>
@@ -16137,7 +16446,7 @@
                 <w:sz w:val="18"/>
                 <w:szCs w:val="18"/>
               </w:rPr>
-              <w:t xml:space="preserve">Tesorería opera con ocupación del 100% todo el año</w:t>
+              <w:t xml:space="preserve">Tesorería y Auxiliar Contable superan los cuatro frentes por día hábil</w:t>
             </w:r>
           </w:p>
         </w:tc>
@@ -16168,7 +16477,7 @@
                 <w:sz w:val="18"/>
                 <w:szCs w:val="18"/>
               </w:rPr>
-              <w:t xml:space="preserve">Sin holgura para ausencias imprevistas en la ventana de desembolsos</w:t>
+              <w:t xml:space="preserve">Sin holgura para ausencias imprevistas; ambas posiciones al mismo nivel de exposición</w:t>
             </w:r>
           </w:p>
         </w:tc>
@@ -16199,7 +16508,7 @@
                 <w:sz w:val="18"/>
                 <w:szCs w:val="18"/>
               </w:rPr>
-              <w:t xml:space="preserve">Definir un respaldo formal para los días 13 a 16 y 29 al cierre</w:t>
+              <w:t xml:space="preserve">Definir respaldo formal para las ventanas de desembolso, días 13 a 16 y 29 al cierre</w:t>
             </w:r>
           </w:p>
         </w:tc>
@@ -16387,6 +16696,98 @@
                 <w:szCs w:val="18"/>
               </w:rPr>
               <w:t xml:space="preserve">Seguimiento diario en la aplicación durante esa franja</w:t>
+            </w:r>
+          </w:p>
+        </w:tc>
+      </w:tr>
+      <w:tr>
+        <w:tc>
+          <w:tcPr>
+            <w:tcW w:type="dxa" w:w="2600"/>
+            <w:tcMar>
+              <w:top w:type="dxa" w:w="72"/>
+              <w:left w:type="dxa" w:w="120"/>
+              <w:bottom w:type="dxa" w:w="72"/>
+              <w:right w:type="dxa" w:w="120"/>
+            </w:tcMar>
+          </w:tcPr>
+          <w:p>
+            <w:pPr>
+              <w:spacing w:after="0" w:line="238"/>
+            </w:pPr>
+            <w:r>
+              <w:rPr>
+                <w:rFonts w:ascii="Calibri" w:cs="Calibri" w:eastAsia="Calibri" w:hAnsi="Calibri"/>
+                <w:b/>
+                <w:bCs/>
+                <w:i w:val="false"/>
+                <w:iCs w:val="false"/>
+                <w:caps w:val="false"/>
+                <w:color w:val="1A2540"/>
+                <w:sz w:val="18"/>
+                <w:szCs w:val="18"/>
+              </w:rPr>
+              <w:t xml:space="preserve">Facturación concentrada en cinco días: 29 y 30, más 1 al 3</w:t>
+            </w:r>
+          </w:p>
+        </w:tc>
+        <w:tc>
+          <w:tcPr>
+            <w:tcW w:type="dxa" w:w="3200"/>
+            <w:tcMar>
+              <w:top w:type="dxa" w:w="72"/>
+              <w:left w:type="dxa" w:w="120"/>
+              <w:bottom w:type="dxa" w:w="72"/>
+              <w:right w:type="dxa" w:w="120"/>
+            </w:tcMar>
+          </w:tcPr>
+          <w:p>
+            <w:pPr>
+              <w:spacing w:after="0" w:line="238"/>
+            </w:pPr>
+            <w:r>
+              <w:rPr>
+                <w:rFonts w:ascii="Calibri" w:cs="Calibri" w:eastAsia="Calibri" w:hAnsi="Calibri"/>
+                <w:b w:val="false"/>
+                <w:bCs w:val="false"/>
+                <w:i w:val="false"/>
+                <w:iCs w:val="false"/>
+                <w:caps w:val="false"/>
+                <w:color w:val="374151"/>
+                <w:sz w:val="18"/>
+                <w:szCs w:val="18"/>
+              </w:rPr>
+              <w:t xml:space="preserve">Una ausencia de Automatización en esa ventana detiene la facturación del mes</w:t>
+            </w:r>
+          </w:p>
+        </w:tc>
+        <w:tc>
+          <w:tcPr>
+            <w:tcW w:type="dxa" w:w="3272"/>
+            <w:tcMar>
+              <w:top w:type="dxa" w:w="72"/>
+              <w:left w:type="dxa" w:w="120"/>
+              <w:bottom w:type="dxa" w:w="72"/>
+              <w:right w:type="dxa" w:w="120"/>
+            </w:tcMar>
+          </w:tcPr>
+          <w:p>
+            <w:pPr>
+              <w:spacing w:after="0" w:line="238"/>
+            </w:pPr>
+            <w:r>
+              <w:rPr>
+                <w:rFonts w:ascii="Calibri" w:cs="Calibri" w:eastAsia="Calibri" w:hAnsi="Calibri"/>
+                <w:b w:val="false"/>
+                <w:bCs w:val="false"/>
+                <w:i w:val="false"/>
+                <w:iCs w:val="false"/>
+                <w:caps w:val="false"/>
+                <w:color w:val="374151"/>
+                <w:sz w:val="18"/>
+                <w:szCs w:val="18"/>
+              </w:rPr>
+              <w:t xml:space="preserve">Documentar el procedimiento de montaje y emisión para que sea ejecutable por un tercero</w:t>
             </w:r>
           </w:p>
         </w:tc>
